--- a/fuentes/CFA2_62330164_DU.docx
+++ b/fuentes/CFA2_62330164_DU.docx
@@ -92,7 +92,7 @@
               </wp:anchor>
             </w:drawing>
           </mc:Choice>
-          <mc:Fallback xmlns:oel="http://schemas.microsoft.com/office/2019/extlst" xmlns:w16du="http://schemas.microsoft.com/office/word/2023/wordml/word16du" xmlns:w16sdtfl="http://schemas.microsoft.com/office/word/2024/wordml/sdtformatlock">
+          <mc:Fallback xmlns:w16sdtfl="http://schemas.microsoft.com/office/word/2024/wordml/sdtformatlock" xmlns:w16du="http://schemas.microsoft.com/office/word/2023/wordml/word16du" xmlns:oel="http://schemas.microsoft.com/office/2019/extlst">
             <w:pict>
               <v:rect w14:anchorId="4E7873B1" id="Rectángulo 3" o:spid="_x0000_s1026" alt="&quot;&quot;" style="position:absolute;margin-left:-54pt;margin-top:31.65pt;width:613.85pt;height:204pt;z-index:-251655168;visibility:visible;mso-wrap-style:square;mso-height-percent:0;mso-wrap-distance-left:9pt;mso-wrap-distance-top:0;mso-wrap-distance-right:9pt;mso-wrap-distance-bottom:0;mso-position-horizontal:absolute;mso-position-horizontal-relative:text;mso-position-vertical:absolute;mso-position-vertical-relative:text;mso-height-percent:0;mso-height-relative:margin;v-text-anchor:middle" o:gfxdata="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" fillcolor="#00314d" stroked="f" strokeweight="1pt"/>
             </w:pict>
@@ -523,7 +523,7 @@
           <w:r>
             <w:fldChar w:fldCharType="separate"/>
           </w:r>
-          <w:hyperlink w:anchor="_Toc212105308" w:history="1">
+          <w:hyperlink w:anchor="_Toc212563394" w:history="1">
             <w:r>
               <w:rPr>
                 <w:rStyle w:val="Hipervnculo"/>
@@ -550,7 +550,7 @@
                 <w:noProof/>
                 <w:webHidden/>
               </w:rPr>
-              <w:instrText xml:space="preserve"> PAGEREF _Toc212105308 \h </w:instrText>
+              <w:instrText xml:space="preserve"> PAGEREF _Toc212563394 \h </w:instrText>
             </w:r>
             <w:r>
               <w:rPr>
@@ -597,7 +597,7 @@
               <w14:ligatures w14:val="none"/>
             </w:rPr>
           </w:pPr>
-          <w:hyperlink w:anchor="_Toc212105309" w:history="1">
+          <w:hyperlink w:anchor="_Toc212563395" w:history="1">
             <w:r>
               <w:rPr>
                 <w:rStyle w:val="Hipervnculo"/>
@@ -642,7 +642,7 @@
                 <w:noProof/>
                 <w:webHidden/>
               </w:rPr>
-              <w:instrText xml:space="preserve"> PAGEREF _Toc212105309 \h </w:instrText>
+              <w:instrText xml:space="preserve"> PAGEREF _Toc212563395 \h </w:instrText>
             </w:r>
             <w:r>
               <w:rPr>
@@ -685,7 +685,7 @@
               <w14:ligatures w14:val="none"/>
             </w:rPr>
           </w:pPr>
-          <w:hyperlink w:anchor="_Toc212105310" w:history="1">
+          <w:hyperlink w:anchor="_Toc212563396" w:history="1">
             <w:r>
               <w:rPr>
                 <w:rStyle w:val="Hipervnculo"/>
@@ -730,7 +730,7 @@
                 <w:noProof/>
                 <w:webHidden/>
               </w:rPr>
-              <w:instrText xml:space="preserve"> PAGEREF _Toc212105310 \h </w:instrText>
+              <w:instrText xml:space="preserve"> PAGEREF _Toc212563396 \h </w:instrText>
             </w:r>
             <w:r>
               <w:rPr>
@@ -773,7 +773,7 @@
               <w14:ligatures w14:val="none"/>
             </w:rPr>
           </w:pPr>
-          <w:hyperlink w:anchor="_Toc212105311" w:history="1">
+          <w:hyperlink w:anchor="_Toc212563397" w:history="1">
             <w:r>
               <w:rPr>
                 <w:rStyle w:val="Hipervnculo"/>
@@ -818,7 +818,7 @@
                 <w:noProof/>
                 <w:webHidden/>
               </w:rPr>
-              <w:instrText xml:space="preserve"> PAGEREF _Toc212105311 \h </w:instrText>
+              <w:instrText xml:space="preserve"> PAGEREF _Toc212563397 \h </w:instrText>
             </w:r>
             <w:r>
               <w:rPr>
@@ -861,7 +861,7 @@
               <w14:ligatures w14:val="none"/>
             </w:rPr>
           </w:pPr>
-          <w:hyperlink w:anchor="_Toc212105312" w:history="1">
+          <w:hyperlink w:anchor="_Toc212563398" w:history="1">
             <w:r>
               <w:rPr>
                 <w:rStyle w:val="Hipervnculo"/>
@@ -906,7 +906,7 @@
                 <w:noProof/>
                 <w:webHidden/>
               </w:rPr>
-              <w:instrText xml:space="preserve"> PAGEREF _Toc212105312 \h </w:instrText>
+              <w:instrText xml:space="preserve"> PAGEREF _Toc212563398 \h </w:instrText>
             </w:r>
             <w:r>
               <w:rPr>
@@ -949,7 +949,7 @@
               <w14:ligatures w14:val="none"/>
             </w:rPr>
           </w:pPr>
-          <w:hyperlink w:anchor="_Toc212105313" w:history="1">
+          <w:hyperlink w:anchor="_Toc212563399" w:history="1">
             <w:r>
               <w:rPr>
                 <w:rStyle w:val="Hipervnculo"/>
@@ -994,7 +994,7 @@
                 <w:noProof/>
                 <w:webHidden/>
               </w:rPr>
-              <w:instrText xml:space="preserve"> PAGEREF _Toc212105313 \h </w:instrText>
+              <w:instrText xml:space="preserve"> PAGEREF _Toc212563399 \h </w:instrText>
             </w:r>
             <w:r>
               <w:rPr>
@@ -1041,7 +1041,7 @@
               <w14:ligatures w14:val="none"/>
             </w:rPr>
           </w:pPr>
-          <w:hyperlink w:anchor="_Toc212105314" w:history="1">
+          <w:hyperlink w:anchor="_Toc212563400" w:history="1">
             <w:r>
               <w:rPr>
                 <w:rStyle w:val="Hipervnculo"/>
@@ -1086,7 +1086,7 @@
                 <w:noProof/>
                 <w:webHidden/>
               </w:rPr>
-              <w:instrText xml:space="preserve"> PAGEREF _Toc212105314 \h </w:instrText>
+              <w:instrText xml:space="preserve"> PAGEREF _Toc212563400 \h </w:instrText>
             </w:r>
             <w:r>
               <w:rPr>
@@ -1129,7 +1129,7 @@
               <w14:ligatures w14:val="none"/>
             </w:rPr>
           </w:pPr>
-          <w:hyperlink w:anchor="_Toc212105315" w:history="1">
+          <w:hyperlink w:anchor="_Toc212563401" w:history="1">
             <w:r>
               <w:rPr>
                 <w:rStyle w:val="Hipervnculo"/>
@@ -1174,7 +1174,7 @@
                 <w:noProof/>
                 <w:webHidden/>
               </w:rPr>
-              <w:instrText xml:space="preserve"> PAGEREF _Toc212105315 \h </w:instrText>
+              <w:instrText xml:space="preserve"> PAGEREF _Toc212563401 \h </w:instrText>
             </w:r>
             <w:r>
               <w:rPr>
@@ -1217,7 +1217,7 @@
               <w14:ligatures w14:val="none"/>
             </w:rPr>
           </w:pPr>
-          <w:hyperlink w:anchor="_Toc212105316" w:history="1">
+          <w:hyperlink w:anchor="_Toc212563402" w:history="1">
             <w:r>
               <w:rPr>
                 <w:rStyle w:val="Hipervnculo"/>
@@ -1262,7 +1262,7 @@
                 <w:noProof/>
                 <w:webHidden/>
               </w:rPr>
-              <w:instrText xml:space="preserve"> PAGEREF _Toc212105316 \h </w:instrText>
+              <w:instrText xml:space="preserve"> PAGEREF _Toc212563402 \h </w:instrText>
             </w:r>
             <w:r>
               <w:rPr>
@@ -1305,7 +1305,7 @@
               <w14:ligatures w14:val="none"/>
             </w:rPr>
           </w:pPr>
-          <w:hyperlink w:anchor="_Toc212105317" w:history="1">
+          <w:hyperlink w:anchor="_Toc212563403" w:history="1">
             <w:r>
               <w:rPr>
                 <w:rStyle w:val="Hipervnculo"/>
@@ -1350,7 +1350,7 @@
                 <w:noProof/>
                 <w:webHidden/>
               </w:rPr>
-              <w:instrText xml:space="preserve"> PAGEREF _Toc212105317 \h </w:instrText>
+              <w:instrText xml:space="preserve"> PAGEREF _Toc212563403 \h </w:instrText>
             </w:r>
             <w:r>
               <w:rPr>
@@ -1393,7 +1393,7 @@
               <w14:ligatures w14:val="none"/>
             </w:rPr>
           </w:pPr>
-          <w:hyperlink w:anchor="_Toc212105318" w:history="1">
+          <w:hyperlink w:anchor="_Toc212563404" w:history="1">
             <w:r>
               <w:rPr>
                 <w:rStyle w:val="Hipervnculo"/>
@@ -1421,10 +1421,7 @@
             </w:r>
             <w:r>
               <w:rPr>
-                <w:rStyle w:val="Hipervnculo"/>
-                <w:noProof/>
-                <w:spacing w:val="20"/>
-                <w:lang w:val="en-US"/>
+                <w:rStyle w:val="Extranjerismo"/>
               </w:rPr>
               <w:t>scripts</w:t>
             </w:r>
@@ -1447,7 +1444,7 @@
                 <w:noProof/>
                 <w:webHidden/>
               </w:rPr>
-              <w:instrText xml:space="preserve"> PAGEREF _Toc212105318 \h </w:instrText>
+              <w:instrText xml:space="preserve"> PAGEREF _Toc212563404 \h </w:instrText>
             </w:r>
             <w:r>
               <w:rPr>
@@ -1494,7 +1491,7 @@
               <w14:ligatures w14:val="none"/>
             </w:rPr>
           </w:pPr>
-          <w:hyperlink w:anchor="_Toc212105319" w:history="1">
+          <w:hyperlink w:anchor="_Toc212563405" w:history="1">
             <w:r>
               <w:rPr>
                 <w:rStyle w:val="Hipervnculo"/>
@@ -1539,7 +1536,7 @@
                 <w:noProof/>
                 <w:webHidden/>
               </w:rPr>
-              <w:instrText xml:space="preserve"> PAGEREF _Toc212105319 \h </w:instrText>
+              <w:instrText xml:space="preserve"> PAGEREF _Toc212563405 \h </w:instrText>
             </w:r>
             <w:r>
               <w:rPr>
@@ -1582,7 +1579,7 @@
               <w14:ligatures w14:val="none"/>
             </w:rPr>
           </w:pPr>
-          <w:hyperlink w:anchor="_Toc212105320" w:history="1">
+          <w:hyperlink w:anchor="_Toc212563406" w:history="1">
             <w:r>
               <w:rPr>
                 <w:rStyle w:val="Hipervnculo"/>
@@ -1627,7 +1624,7 @@
                 <w:noProof/>
                 <w:webHidden/>
               </w:rPr>
-              <w:instrText xml:space="preserve"> PAGEREF _Toc212105320 \h </w:instrText>
+              <w:instrText xml:space="preserve"> PAGEREF _Toc212563406 \h </w:instrText>
             </w:r>
             <w:r>
               <w:rPr>
@@ -1670,7 +1667,7 @@
               <w14:ligatures w14:val="none"/>
             </w:rPr>
           </w:pPr>
-          <w:hyperlink w:anchor="_Toc212105321" w:history="1">
+          <w:hyperlink w:anchor="_Toc212563407" w:history="1">
             <w:r>
               <w:rPr>
                 <w:rStyle w:val="Hipervnculo"/>
@@ -1715,7 +1712,7 @@
                 <w:noProof/>
                 <w:webHidden/>
               </w:rPr>
-              <w:instrText xml:space="preserve"> PAGEREF _Toc212105321 \h </w:instrText>
+              <w:instrText xml:space="preserve"> PAGEREF _Toc212563407 \h </w:instrText>
             </w:r>
             <w:r>
               <w:rPr>
@@ -1758,7 +1755,7 @@
               <w14:ligatures w14:val="none"/>
             </w:rPr>
           </w:pPr>
-          <w:hyperlink w:anchor="_Toc212105322" w:history="1">
+          <w:hyperlink w:anchor="_Toc212563408" w:history="1">
             <w:r>
               <w:rPr>
                 <w:rStyle w:val="Hipervnculo"/>
@@ -1803,7 +1800,7 @@
                 <w:noProof/>
                 <w:webHidden/>
               </w:rPr>
-              <w:instrText xml:space="preserve"> PAGEREF _Toc212105322 \h </w:instrText>
+              <w:instrText xml:space="preserve"> PAGEREF _Toc212563408 \h </w:instrText>
             </w:r>
             <w:r>
               <w:rPr>
@@ -1846,7 +1843,7 @@
               <w14:ligatures w14:val="none"/>
             </w:rPr>
           </w:pPr>
-          <w:hyperlink w:anchor="_Toc212105323" w:history="1">
+          <w:hyperlink w:anchor="_Toc212563409" w:history="1">
             <w:r>
               <w:rPr>
                 <w:rStyle w:val="Hipervnculo"/>
@@ -1891,7 +1888,7 @@
                 <w:noProof/>
                 <w:webHidden/>
               </w:rPr>
-              <w:instrText xml:space="preserve"> PAGEREF _Toc212105323 \h </w:instrText>
+              <w:instrText xml:space="preserve"> PAGEREF _Toc212563409 \h </w:instrText>
             </w:r>
             <w:r>
               <w:rPr>
@@ -1938,7 +1935,7 @@
               <w14:ligatures w14:val="none"/>
             </w:rPr>
           </w:pPr>
-          <w:hyperlink w:anchor="_Toc212105324" w:history="1">
+          <w:hyperlink w:anchor="_Toc212563410" w:history="1">
             <w:r>
               <w:rPr>
                 <w:rStyle w:val="Hipervnculo"/>
@@ -1983,7 +1980,7 @@
                 <w:noProof/>
                 <w:webHidden/>
               </w:rPr>
-              <w:instrText xml:space="preserve"> PAGEREF _Toc212105324 \h </w:instrText>
+              <w:instrText xml:space="preserve"> PAGEREF _Toc212563410 \h </w:instrText>
             </w:r>
             <w:r>
               <w:rPr>
@@ -2026,7 +2023,7 @@
               <w14:ligatures w14:val="none"/>
             </w:rPr>
           </w:pPr>
-          <w:hyperlink w:anchor="_Toc212105325" w:history="1">
+          <w:hyperlink w:anchor="_Toc212563411" w:history="1">
             <w:r>
               <w:rPr>
                 <w:rStyle w:val="Hipervnculo"/>
@@ -2071,7 +2068,7 @@
                 <w:noProof/>
                 <w:webHidden/>
               </w:rPr>
-              <w:instrText xml:space="preserve"> PAGEREF _Toc212105325 \h </w:instrText>
+              <w:instrText xml:space="preserve"> PAGEREF _Toc212563411 \h </w:instrText>
             </w:r>
             <w:r>
               <w:rPr>
@@ -2114,7 +2111,7 @@
               <w14:ligatures w14:val="none"/>
             </w:rPr>
           </w:pPr>
-          <w:hyperlink w:anchor="_Toc212105326" w:history="1">
+          <w:hyperlink w:anchor="_Toc212563412" w:history="1">
             <w:r>
               <w:rPr>
                 <w:rStyle w:val="Hipervnculo"/>
@@ -2159,7 +2156,7 @@
                 <w:noProof/>
                 <w:webHidden/>
               </w:rPr>
-              <w:instrText xml:space="preserve"> PAGEREF _Toc212105326 \h </w:instrText>
+              <w:instrText xml:space="preserve"> PAGEREF _Toc212563412 \h </w:instrText>
             </w:r>
             <w:r>
               <w:rPr>
@@ -2202,7 +2199,7 @@
               <w14:ligatures w14:val="none"/>
             </w:rPr>
           </w:pPr>
-          <w:hyperlink w:anchor="_Toc212105327" w:history="1">
+          <w:hyperlink w:anchor="_Toc212563413" w:history="1">
             <w:r>
               <w:rPr>
                 <w:rStyle w:val="Hipervnculo"/>
@@ -2247,7 +2244,7 @@
                 <w:noProof/>
                 <w:webHidden/>
               </w:rPr>
-              <w:instrText xml:space="preserve"> PAGEREF _Toc212105327 \h </w:instrText>
+              <w:instrText xml:space="preserve"> PAGEREF _Toc212563413 \h </w:instrText>
             </w:r>
             <w:r>
               <w:rPr>
@@ -2290,7 +2287,7 @@
               <w14:ligatures w14:val="none"/>
             </w:rPr>
           </w:pPr>
-          <w:hyperlink w:anchor="_Toc212105328" w:history="1">
+          <w:hyperlink w:anchor="_Toc212563414" w:history="1">
             <w:r>
               <w:rPr>
                 <w:rStyle w:val="Hipervnculo"/>
@@ -2335,7 +2332,7 @@
                 <w:noProof/>
                 <w:webHidden/>
               </w:rPr>
-              <w:instrText xml:space="preserve"> PAGEREF _Toc212105328 \h </w:instrText>
+              <w:instrText xml:space="preserve"> PAGEREF _Toc212563414 \h </w:instrText>
             </w:r>
             <w:r>
               <w:rPr>
@@ -2378,7 +2375,7 @@
               <w14:ligatures w14:val="none"/>
             </w:rPr>
           </w:pPr>
-          <w:hyperlink w:anchor="_Toc212105329" w:history="1">
+          <w:hyperlink w:anchor="_Toc212563415" w:history="1">
             <w:r>
               <w:rPr>
                 <w:rStyle w:val="Hipervnculo"/>
@@ -2423,7 +2420,7 @@
                 <w:noProof/>
                 <w:webHidden/>
               </w:rPr>
-              <w:instrText xml:space="preserve"> PAGEREF _Toc212105329 \h </w:instrText>
+              <w:instrText xml:space="preserve"> PAGEREF _Toc212563415 \h </w:instrText>
             </w:r>
             <w:r>
               <w:rPr>
@@ -2469,7 +2466,7 @@
               <w14:ligatures w14:val="none"/>
             </w:rPr>
           </w:pPr>
-          <w:hyperlink w:anchor="_Toc212105330" w:history="1">
+          <w:hyperlink w:anchor="_Toc212563416" w:history="1">
             <w:r>
               <w:rPr>
                 <w:rStyle w:val="Hipervnculo"/>
@@ -2496,7 +2493,7 @@
                 <w:noProof/>
                 <w:webHidden/>
               </w:rPr>
-              <w:instrText xml:space="preserve"> PAGEREF _Toc212105330 \h </w:instrText>
+              <w:instrText xml:space="preserve"> PAGEREF _Toc212563416 \h </w:instrText>
             </w:r>
             <w:r>
               <w:rPr>
@@ -2542,7 +2539,7 @@
               <w14:ligatures w14:val="none"/>
             </w:rPr>
           </w:pPr>
-          <w:hyperlink w:anchor="_Toc212105331" w:history="1">
+          <w:hyperlink w:anchor="_Toc212563417" w:history="1">
             <w:r>
               <w:rPr>
                 <w:rStyle w:val="Hipervnculo"/>
@@ -2569,7 +2566,7 @@
                 <w:noProof/>
                 <w:webHidden/>
               </w:rPr>
-              <w:instrText xml:space="preserve"> PAGEREF _Toc212105331 \h </w:instrText>
+              <w:instrText xml:space="preserve"> PAGEREF _Toc212563417 \h </w:instrText>
             </w:r>
             <w:r>
               <w:rPr>
@@ -2615,7 +2612,7 @@
               <w14:ligatures w14:val="none"/>
             </w:rPr>
           </w:pPr>
-          <w:hyperlink w:anchor="_Toc212105332" w:history="1">
+          <w:hyperlink w:anchor="_Toc212563418" w:history="1">
             <w:r>
               <w:rPr>
                 <w:rStyle w:val="Hipervnculo"/>
@@ -2642,7 +2639,7 @@
                 <w:noProof/>
                 <w:webHidden/>
               </w:rPr>
-              <w:instrText xml:space="preserve"> PAGEREF _Toc212105332 \h </w:instrText>
+              <w:instrText xml:space="preserve"> PAGEREF _Toc212563418 \h </w:instrText>
             </w:r>
             <w:r>
               <w:rPr>
@@ -2688,7 +2685,7 @@
               <w14:ligatures w14:val="none"/>
             </w:rPr>
           </w:pPr>
-          <w:hyperlink w:anchor="_Toc212105333" w:history="1">
+          <w:hyperlink w:anchor="_Toc212563419" w:history="1">
             <w:r>
               <w:rPr>
                 <w:rStyle w:val="Hipervnculo"/>
@@ -2715,7 +2712,7 @@
                 <w:noProof/>
                 <w:webHidden/>
               </w:rPr>
-              <w:instrText xml:space="preserve"> PAGEREF _Toc212105333 \h </w:instrText>
+              <w:instrText xml:space="preserve"> PAGEREF _Toc212563419 \h </w:instrText>
             </w:r>
             <w:r>
               <w:rPr>
@@ -2761,7 +2758,7 @@
               <w14:ligatures w14:val="none"/>
             </w:rPr>
           </w:pPr>
-          <w:hyperlink w:anchor="_Toc212105334" w:history="1">
+          <w:hyperlink w:anchor="_Toc212563420" w:history="1">
             <w:r>
               <w:rPr>
                 <w:rStyle w:val="Hipervnculo"/>
@@ -2788,7 +2785,7 @@
                 <w:noProof/>
                 <w:webHidden/>
               </w:rPr>
-              <w:instrText xml:space="preserve"> PAGEREF _Toc212105334 \h </w:instrText>
+              <w:instrText xml:space="preserve"> PAGEREF _Toc212563420 \h </w:instrText>
             </w:r>
             <w:r>
               <w:rPr>
@@ -2853,7 +2850,7 @@
       <w:pPr>
         <w:pStyle w:val="Titulosgenerales"/>
       </w:pPr>
-      <w:bookmarkStart w:id="0" w:name="_Toc212105308"/>
+      <w:bookmarkStart w:id="0" w:name="_Toc212563394"/>
       <w:r>
         <w:lastRenderedPageBreak/>
         <w:t>Introducción</w:t>
@@ -2865,10 +2862,13 @@
         <w:t>E</w:t>
       </w:r>
       <w:r>
-        <w:t xml:space="preserve">l </w:t>
-      </w:r>
-      <w:r>
-        <w:t>componente formativo “Negociación de propuestas comerciales” tiene como propósito fortalecer las competencias del aprendiz en la estructuración, presentación y seguimiento de propuestas comerciales en entornos digitales. A partir del desarrollo de habilidades comunicativas, técnicas de negociación, estrategias de fidelización y uso de herramientas digitales, se busca que el aprendiz pueda diseñar ofertas comerciales persuasivas, éticas y adaptadas a las necesidades del cliente.</w:t>
+        <w:t xml:space="preserve">l componente formativo </w:t>
+      </w:r>
+      <w:r>
+        <w:t>n</w:t>
+      </w:r>
+      <w:r>
+        <w:t>egociación de propuestas comerciales tiene como propósito fortalecer las competencias del aprendiz en la estructuración, presentación y seguimiento de propuestas comerciales en entornos digitales. A partir del desarrollo de habilidades comunicativas, técnicas de negociación, estrategias de fidelización y uso de herramientas digitales, se busca que el aprendiz pueda diseñar ofertas comerciales persuasivas, éticas y adaptadas a las necesidades del cliente.</w:t>
       </w:r>
     </w:p>
     <w:p>
@@ -3089,7 +3089,13 @@
               <w:t>Estimado aprendiz,</w:t>
             </w:r>
             <w:r>
-              <w:t xml:space="preserve"> bienvenido al componente formativo “Negociación de propuestas comerciales”.</w:t>
+              <w:t xml:space="preserve"> bienvenido al componente formativo </w:t>
+            </w:r>
+            <w:r>
+              <w:t>n</w:t>
+            </w:r>
+            <w:r>
+              <w:t>egociación de propuestas comerciales.</w:t>
             </w:r>
           </w:p>
           <w:p>
@@ -3148,7 +3154,7 @@
       <w:pPr>
         <w:pStyle w:val="Ttulo1"/>
       </w:pPr>
-      <w:bookmarkStart w:id="1" w:name="_Toc212105309"/>
+      <w:bookmarkStart w:id="1" w:name="_Toc212563395"/>
       <w:r>
         <w:lastRenderedPageBreak/>
         <w:t>Comunicación comercial</w:t>
@@ -3193,7 +3199,7 @@
       <w:pPr>
         <w:pStyle w:val="Ttulo2"/>
       </w:pPr>
-      <w:bookmarkStart w:id="2" w:name="_Toc212105310"/>
+      <w:bookmarkStart w:id="2" w:name="_Toc212563396"/>
       <w:r>
         <w:t>Concepto</w:t>
       </w:r>
@@ -3225,7 +3231,7 @@
       <w:pPr>
         <w:pStyle w:val="Ttulo2"/>
       </w:pPr>
-      <w:bookmarkStart w:id="3" w:name="_Toc212105311"/>
+      <w:bookmarkStart w:id="3" w:name="_Toc212563397"/>
       <w:r>
         <w:t>Elementos</w:t>
       </w:r>
@@ -3486,7 +3492,7 @@
       <w:pPr>
         <w:pStyle w:val="Ttulo2"/>
       </w:pPr>
-      <w:bookmarkStart w:id="4" w:name="_Toc212105312"/>
+      <w:bookmarkStart w:id="4" w:name="_Toc212563398"/>
       <w:r>
         <w:lastRenderedPageBreak/>
         <w:t>Interferencias</w:t>
@@ -3599,7 +3605,7 @@
       <w:pPr>
         <w:pStyle w:val="Ttulo2"/>
       </w:pPr>
-      <w:bookmarkStart w:id="5" w:name="_Toc212105313"/>
+      <w:bookmarkStart w:id="5" w:name="_Toc212563399"/>
       <w:r>
         <w:t>Herramientas digitales</w:t>
       </w:r>
@@ -3758,6 +3764,8 @@
       <w:r>
         <w:rPr>
           <w:noProof/>
+          <w:sz w:val="24"/>
+          <w:szCs w:val="24"/>
           <w:lang w:val="es-419" w:eastAsia="es-CO"/>
         </w:rPr>
         <w:t>:</w:t>
@@ -3785,7 +3793,7 @@
       <w:pPr>
         <w:pStyle w:val="Ttulo1"/>
       </w:pPr>
-      <w:bookmarkStart w:id="6" w:name="_Toc212105314"/>
+      <w:bookmarkStart w:id="6" w:name="_Toc212563400"/>
       <w:r>
         <w:lastRenderedPageBreak/>
         <w:t>Negociación</w:t>
@@ -3818,12 +3826,24 @@
         <w:rPr>
           <w:bCs/>
         </w:rPr>
-        <w:t>A través de ejemplos empresariales y herramientas prácticas, esta unidad busca que el aprendiz desarrolle habilidades para negociar propuestas comerciales de forma ética, efectiva y adaptada a distintos contextos. Desde el uso de técnicas de anclaje hasta la construcción de scripts persuasivos, cada contenido está orientado a fortalecer la capacidad de influir positivamente en la toma de decisiones del cliente</w:t>
+        <w:t xml:space="preserve">A través de ejemplos empresariales y herramientas prácticas, esta unidad busca que el aprendiz desarrolle habilidades para negociar propuestas comerciales de forma ética, efectiva y adaptada a distintos contextos. Desde el uso de técnicas de anclaje hasta la construcción de </w:t>
+      </w:r>
+      <w:r>
+        <w:rPr>
+          <w:rStyle w:val="Extranjerismo"/>
+        </w:rPr>
+        <w:t>scripts</w:t>
       </w:r>
       <w:r>
         <w:rPr>
           <w:bCs/>
         </w:rPr>
+        <w:t xml:space="preserve"> persuasivos, cada contenido está orientado a fortalecer la capacidad de influir positivamente en la toma de decisiones del cliente</w:t>
+      </w:r>
+      <w:r>
+        <w:rPr>
+          <w:bCs/>
+        </w:rPr>
         <w:t>.</w:t>
       </w:r>
     </w:p>
@@ -3831,7 +3851,7 @@
       <w:pPr>
         <w:pStyle w:val="Ttulo2"/>
       </w:pPr>
-      <w:bookmarkStart w:id="7" w:name="_Toc212105315"/>
+      <w:bookmarkStart w:id="7" w:name="_Toc212563401"/>
       <w:r>
         <w:t>Concepto</w:t>
       </w:r>
@@ -3863,7 +3883,7 @@
       <w:pPr>
         <w:pStyle w:val="Ttulo2"/>
       </w:pPr>
-      <w:bookmarkStart w:id="8" w:name="_Toc212105316"/>
+      <w:bookmarkStart w:id="8" w:name="_Toc212563402"/>
       <w:r>
         <w:t>Modelos</w:t>
       </w:r>
@@ -4491,7 +4511,7 @@
       <w:pPr>
         <w:pStyle w:val="Ttulo2"/>
       </w:pPr>
-      <w:bookmarkStart w:id="9" w:name="_Toc212105317"/>
+      <w:bookmarkStart w:id="9" w:name="_Toc212563403"/>
       <w:r>
         <w:lastRenderedPageBreak/>
         <w:t>Técnicas de anclaje</w:t>
@@ -4564,13 +4584,7 @@
         <w:rPr>
           <w:lang w:val="es-419" w:eastAsia="es-CO"/>
         </w:rPr>
-        <w:t>: p</w:t>
-      </w:r>
-      <w:r>
-        <w:rPr>
-          <w:lang w:val="es-419" w:eastAsia="es-CO"/>
-        </w:rPr>
-        <w:t>rimera cifra como referencia, condiciona percepción.</w:t>
+        <w:t>: primera cifra como referencia, condiciona percepción.</w:t>
       </w:r>
     </w:p>
     <w:p>
@@ -4618,13 +4632,7 @@
         <w:rPr>
           <w:lang w:val="es-419" w:eastAsia="es-CO"/>
         </w:rPr>
-        <w:t>: o</w:t>
-      </w:r>
-      <w:r>
-        <w:rPr>
-          <w:lang w:val="es-419" w:eastAsia="es-CO"/>
-        </w:rPr>
-        <w:t>frecer algo para generar respuesta positiva.</w:t>
+        <w:t>: ofrecer algo para generar respuesta positiva.</w:t>
       </w:r>
     </w:p>
     <w:p>
@@ -4672,13 +4680,7 @@
         <w:rPr>
           <w:lang w:val="es-419" w:eastAsia="es-CO"/>
         </w:rPr>
-        <w:t>: l</w:t>
-      </w:r>
-      <w:r>
-        <w:rPr>
-          <w:lang w:val="es-419" w:eastAsia="es-CO"/>
-        </w:rPr>
-        <w:t>imitación de tiempo o unidades disponibles.</w:t>
+        <w:t>: limitación de tiempo o unidades disponibles.</w:t>
       </w:r>
     </w:p>
     <w:p>
@@ -4700,7 +4702,19 @@
         <w:rPr>
           <w:lang w:val="es-419" w:eastAsia="es-CO"/>
         </w:rPr>
-        <w:t>: “solo por hoy: 10 kits disponibles”.</w:t>
+        <w:t xml:space="preserve">: “solo por hoy: 10 </w:t>
+      </w:r>
+      <w:r>
+        <w:rPr>
+          <w:rStyle w:val="Extranjerismo"/>
+        </w:rPr>
+        <w:t>kits</w:t>
+      </w:r>
+      <w:r>
+        <w:rPr>
+          <w:lang w:val="es-419" w:eastAsia="es-CO"/>
+        </w:rPr>
+        <w:t xml:space="preserve"> disponibles”.</w:t>
       </w:r>
     </w:p>
     <w:p>
@@ -4726,13 +4740,19 @@
         <w:rPr>
           <w:lang w:val="es-419" w:eastAsia="es-CO"/>
         </w:rPr>
-        <w:t>: u</w:t>
-      </w:r>
-      <w:r>
-        <w:rPr>
-          <w:lang w:val="es-419" w:eastAsia="es-CO"/>
-        </w:rPr>
-        <w:t>so de expertos, testimonios, certificaciones.</w:t>
+        <w:t xml:space="preserve">: </w:t>
+      </w:r>
+      <w:r>
+        <w:rPr>
+          <w:lang w:val="es-419" w:eastAsia="es-CO"/>
+        </w:rPr>
+        <w:t>uso</w:t>
+      </w:r>
+      <w:r>
+        <w:rPr>
+          <w:lang w:val="es-419" w:eastAsia="es-CO"/>
+        </w:rPr>
+        <w:t xml:space="preserve"> de expertos, testimonios, certificaciones.</w:t>
       </w:r>
     </w:p>
     <w:p>
@@ -4781,13 +4801,7 @@
         <w:rPr>
           <w:lang w:val="es-419" w:eastAsia="es-CO"/>
         </w:rPr>
-        <w:t>: m</w:t>
-      </w:r>
-      <w:r>
-        <w:rPr>
-          <w:lang w:val="es-419" w:eastAsia="es-CO"/>
-        </w:rPr>
-        <w:t>ensaje alineado con valores del cliente.</w:t>
+        <w:t>: mensaje alineado con valores del cliente.</w:t>
       </w:r>
     </w:p>
     <w:p>
@@ -4816,7 +4830,7 @@
       <w:pPr>
         <w:pStyle w:val="Ttulo2"/>
       </w:pPr>
-      <w:bookmarkStart w:id="10" w:name="_Toc212105318"/>
+      <w:bookmarkStart w:id="10" w:name="_Toc212563404"/>
       <w:r>
         <w:t xml:space="preserve">Desarrollo de </w:t>
       </w:r>
@@ -5271,7 +5285,21 @@
                 <w:szCs w:val="24"/>
                 <w:lang w:val="es-CO"/>
               </w:rPr>
-              <w:t>“Nuestros kits incluyen barras, discos y accesorios…”.</w:t>
+              <w:t xml:space="preserve">“Nuestros </w:t>
+            </w:r>
+            <w:r>
+              <w:rPr>
+                <w:rStyle w:val="Extranjerismo"/>
+              </w:rPr>
+              <w:t>kits</w:t>
+            </w:r>
+            <w:r>
+              <w:rPr>
+                <w:rFonts w:asciiTheme="minorHAnsi" w:hAnsiTheme="minorHAnsi" w:cstheme="minorHAnsi"/>
+                <w:szCs w:val="24"/>
+                <w:lang w:val="es-CO"/>
+              </w:rPr>
+              <w:t xml:space="preserve"> incluyen barras, discos y accesorios…”.</w:t>
             </w:r>
           </w:p>
         </w:tc>
@@ -5534,7 +5562,7 @@
       <w:pPr>
         <w:pStyle w:val="Ttulo1"/>
       </w:pPr>
-      <w:bookmarkStart w:id="11" w:name="_Toc212105319"/>
+      <w:bookmarkStart w:id="11" w:name="_Toc212563405"/>
       <w:r>
         <w:lastRenderedPageBreak/>
         <w:t>Seguimiento</w:t>
@@ -5571,7 +5599,7 @@
       <w:pPr>
         <w:pStyle w:val="Ttulo2"/>
       </w:pPr>
-      <w:bookmarkStart w:id="12" w:name="_Toc212105320"/>
+      <w:bookmarkStart w:id="12" w:name="_Toc212563406"/>
       <w:r>
         <w:t>Técnicas de seguimiento</w:t>
       </w:r>
@@ -5673,6 +5701,7 @@
       </w:pPr>
       <w:r>
         <w:rPr>
+          <w:noProof/>
           <w:lang w:val="es-419" w:eastAsia="es-CO"/>
         </w:rPr>
         <w:drawing>
@@ -5716,6 +5745,8 @@
       <w:pPr>
         <w:ind w:firstLine="708"/>
         <w:rPr>
+          <w:sz w:val="24"/>
+          <w:szCs w:val="24"/>
           <w:lang w:val="es-419" w:eastAsia="es-CO"/>
         </w:rPr>
       </w:pPr>
@@ -5735,20 +5766,14 @@
           <w:szCs w:val="24"/>
           <w:lang w:val="es-419" w:eastAsia="es-CO"/>
         </w:rPr>
-        <w:t xml:space="preserve"> Adaptado de Jobber &amp; Lancaster, 2019</w:t>
-      </w:r>
-      <w:r>
-        <w:rPr>
-          <w:lang w:val="es-419" w:eastAsia="es-CO"/>
-        </w:rPr>
-        <w:t>.</w:t>
+        <w:t xml:space="preserve"> Adaptado de Jobber &amp; Lancaster, 2019.</w:t>
       </w:r>
     </w:p>
     <w:p>
       <w:pPr>
         <w:pStyle w:val="Ttulo2"/>
       </w:pPr>
-      <w:bookmarkStart w:id="13" w:name="_Toc212105321"/>
+      <w:bookmarkStart w:id="13" w:name="_Toc212563407"/>
       <w:r>
         <w:t>Herramientas de seguimiento</w:t>
       </w:r>
@@ -6549,7 +6574,7 @@
       <w:pPr>
         <w:pStyle w:val="Ttulo2"/>
       </w:pPr>
-      <w:bookmarkStart w:id="14" w:name="_Toc212105322"/>
+      <w:bookmarkStart w:id="14" w:name="_Toc212563408"/>
       <w:r>
         <w:t>Protocolos</w:t>
       </w:r>
@@ -6749,8 +6774,13 @@
         <w:rPr>
           <w:lang w:val="es-419" w:eastAsia="es-CO"/>
         </w:rPr>
-        <w:tab/>
-        <w:t xml:space="preserve"> (WhatsApp para clientes activos, correo para nuevos).</w:t>
+        <w:t xml:space="preserve"> </w:t>
+      </w:r>
+      <w:r>
+        <w:rPr>
+          <w:lang w:val="es-419" w:eastAsia="es-CO"/>
+        </w:rPr>
+        <w:t>(WhatsApp para clientes activos, correo para nuevos).</w:t>
       </w:r>
       <w:r>
         <w:rPr>
@@ -6765,7 +6795,7 @@
       <w:pPr>
         <w:pStyle w:val="Ttulo2"/>
       </w:pPr>
-      <w:bookmarkStart w:id="15" w:name="_Toc212105323"/>
+      <w:bookmarkStart w:id="15" w:name="_Toc212563409"/>
       <w:r>
         <w:t>Informes</w:t>
       </w:r>
@@ -7368,7 +7398,7 @@
       <w:pPr>
         <w:pStyle w:val="Ttulo1"/>
       </w:pPr>
-      <w:bookmarkStart w:id="16" w:name="_Toc212105324"/>
+      <w:bookmarkStart w:id="16" w:name="_Toc212563410"/>
       <w:r>
         <w:lastRenderedPageBreak/>
         <w:t>P</w:t>
@@ -7430,7 +7460,7 @@
       <w:pPr>
         <w:pStyle w:val="Ttulo2"/>
       </w:pPr>
-      <w:bookmarkStart w:id="17" w:name="_Toc212105325"/>
+      <w:bookmarkStart w:id="17" w:name="_Toc212563411"/>
       <w:r>
         <w:t>Concepto</w:t>
       </w:r>
@@ -7459,7 +7489,7 @@
       <w:pPr>
         <w:pStyle w:val="Ttulo2"/>
       </w:pPr>
-      <w:bookmarkStart w:id="18" w:name="_Toc212105326"/>
+      <w:bookmarkStart w:id="18" w:name="_Toc212563412"/>
       <w:r>
         <w:t>Objetivos</w:t>
       </w:r>
@@ -7499,15 +7529,7 @@
           <w:bCs/>
           <w:lang w:val="es-419" w:eastAsia="es-CO"/>
         </w:rPr>
-        <w:t>En el contexto comercial, los objetivos específicos de un programa de fidelización incluyen</w:t>
-      </w:r>
-      <w:r>
-        <w:rPr>
-          <w:b/>
-          <w:bCs/>
-          <w:lang w:val="es-419" w:eastAsia="es-CO"/>
-        </w:rPr>
-        <w:t>:</w:t>
+        <w:t>En el contexto comercial, los objetivos específicos de un programa de fidelización incluyen:</w:t>
       </w:r>
     </w:p>
     <w:p>
@@ -7533,13 +7555,7 @@
         <w:rPr>
           <w:lang w:val="es-419" w:eastAsia="es-CO"/>
         </w:rPr>
-        <w:t>: i</w:t>
-      </w:r>
-      <w:r>
-        <w:rPr>
-          <w:lang w:val="es-419" w:eastAsia="es-CO"/>
-        </w:rPr>
-        <w:t>ncentivar compras repetidas.</w:t>
+        <w:t>: incentivar compras repetidas.</w:t>
       </w:r>
     </w:p>
     <w:p>
@@ -7587,13 +7603,7 @@
         <w:rPr>
           <w:lang w:val="es-419" w:eastAsia="es-CO"/>
         </w:rPr>
-        <w:t>: g</w:t>
-      </w:r>
-      <w:r>
-        <w:rPr>
-          <w:lang w:val="es-419" w:eastAsia="es-CO"/>
-        </w:rPr>
-        <w:t>enerar experiencias positivas.</w:t>
+        <w:t>: generar experiencias positivas.</w:t>
       </w:r>
     </w:p>
     <w:p>
@@ -7641,13 +7651,7 @@
         <w:rPr>
           <w:lang w:val="es-419" w:eastAsia="es-CO"/>
         </w:rPr>
-        <w:t>: o</w:t>
-      </w:r>
-      <w:r>
-        <w:rPr>
-          <w:lang w:val="es-419" w:eastAsia="es-CO"/>
-        </w:rPr>
-        <w:t xml:space="preserve">frecer beneficios únicos. </w:t>
+        <w:t xml:space="preserve">: ofrecer beneficios únicos. </w:t>
       </w:r>
     </w:p>
     <w:p>
@@ -7659,9 +7663,17 @@
       </w:pPr>
       <w:r>
         <w:rPr>
-          <w:lang w:val="es-419" w:eastAsia="es-CO"/>
-        </w:rPr>
-        <w:t>Ejemplo: acceso exclusivo a productos nuevos</w:t>
+          <w:b/>
+          <w:bCs/>
+          <w:lang w:val="es-419" w:eastAsia="es-CO"/>
+        </w:rPr>
+        <w:t>Ejemplo</w:t>
+      </w:r>
+      <w:r>
+        <w:rPr>
+          <w:lang w:val="es-419" w:eastAsia="es-CO"/>
+        </w:rPr>
+        <w:t>: acceso exclusivo a productos nuevos</w:t>
       </w:r>
       <w:r>
         <w:rPr>
@@ -7693,13 +7705,7 @@
         <w:rPr>
           <w:lang w:val="es-419" w:eastAsia="es-CO"/>
         </w:rPr>
-        <w:t>: c</w:t>
-      </w:r>
-      <w:r>
-        <w:rPr>
-          <w:lang w:val="es-419" w:eastAsia="es-CO"/>
-        </w:rPr>
-        <w:t>rear vínculos emocionales con la marca.</w:t>
+        <w:t>: crear vínculos emocionales con la marca.</w:t>
       </w:r>
     </w:p>
     <w:p>
@@ -7728,7 +7734,7 @@
       <w:pPr>
         <w:pStyle w:val="Ttulo2"/>
       </w:pPr>
-      <w:bookmarkStart w:id="19" w:name="_Toc212105327"/>
+      <w:bookmarkStart w:id="19" w:name="_Toc212563413"/>
       <w:r>
         <w:t>Ben</w:t>
       </w:r>
@@ -8320,7 +8326,7 @@
       <w:pPr>
         <w:pStyle w:val="Ttulo2"/>
       </w:pPr>
-      <w:bookmarkStart w:id="20" w:name="_Toc212105328"/>
+      <w:bookmarkStart w:id="20" w:name="_Toc212563414"/>
       <w:r>
         <w:t>Tipos</w:t>
       </w:r>
@@ -8362,13 +8368,7 @@
         <w:rPr>
           <w:lang w:val="es-419" w:eastAsia="es-CO"/>
         </w:rPr>
-        <w:t>: e</w:t>
-      </w:r>
-      <w:r>
-        <w:rPr>
-          <w:lang w:val="es-419" w:eastAsia="es-CO"/>
-        </w:rPr>
-        <w:t xml:space="preserve">l cliente acumula puntos por cada compra y los canjea por productos o descuentos. </w:t>
+        <w:t xml:space="preserve">: el cliente acumula puntos por cada compra y los canjea por productos o descuentos. </w:t>
       </w:r>
     </w:p>
     <w:p>
@@ -8416,13 +8416,7 @@
         <w:rPr>
           <w:lang w:val="es-419" w:eastAsia="es-CO"/>
         </w:rPr>
-        <w:t>: e</w:t>
-      </w:r>
-      <w:r>
-        <w:rPr>
-          <w:lang w:val="es-419" w:eastAsia="es-CO"/>
-        </w:rPr>
-        <w:t xml:space="preserve">l cliente paga una cuota para acceder a beneficios exclusivos. </w:t>
+        <w:t xml:space="preserve">: el cliente paga una cuota para acceder a beneficios exclusivos. </w:t>
       </w:r>
     </w:p>
     <w:p>
@@ -8471,13 +8465,7 @@
         <w:rPr>
           <w:lang w:val="es-419" w:eastAsia="es-CO"/>
         </w:rPr>
-        <w:t>: s</w:t>
-      </w:r>
-      <w:r>
-        <w:rPr>
-          <w:lang w:val="es-419" w:eastAsia="es-CO"/>
-        </w:rPr>
-        <w:t xml:space="preserve">e ofrecen beneficios no materiales, como acceso a eventos o contenido exclusivo. </w:t>
+        <w:t xml:space="preserve">: se ofrecen beneficios no materiales, como acceso a eventos o contenido exclusivo. </w:t>
       </w:r>
     </w:p>
     <w:p>
@@ -8525,13 +8513,7 @@
         <w:rPr>
           <w:lang w:val="es-419" w:eastAsia="es-CO"/>
         </w:rPr>
-        <w:t>: c</w:t>
-      </w:r>
-      <w:r>
-        <w:rPr>
-          <w:lang w:val="es-419" w:eastAsia="es-CO"/>
-        </w:rPr>
-        <w:t xml:space="preserve">ombinan varios elementos anteriores. </w:t>
+        <w:t xml:space="preserve">: combinan varios elementos anteriores. </w:t>
       </w:r>
     </w:p>
     <w:p>
@@ -8553,7 +8535,19 @@
         <w:rPr>
           <w:lang w:val="es-419" w:eastAsia="es-CO"/>
         </w:rPr>
-        <w:t xml:space="preserve"> Programa que incluye descuentos, puntos y asesoría).</w:t>
+        <w:t xml:space="preserve"> </w:t>
+      </w:r>
+      <w:r>
+        <w:rPr>
+          <w:lang w:val="es-419" w:eastAsia="es-CO"/>
+        </w:rPr>
+        <w:t>p</w:t>
+      </w:r>
+      <w:r>
+        <w:rPr>
+          <w:lang w:val="es-419" w:eastAsia="es-CO"/>
+        </w:rPr>
+        <w:t>rograma que incluye descuentos, puntos y asesoría.</w:t>
       </w:r>
     </w:p>
     <w:p>
@@ -8594,7 +8588,7 @@
       <w:pPr>
         <w:pStyle w:val="Ttulo2"/>
       </w:pPr>
-      <w:bookmarkStart w:id="21" w:name="_Toc212105329"/>
+      <w:bookmarkStart w:id="21" w:name="_Toc212563415"/>
       <w:r>
         <w:t>Estrategias</w:t>
       </w:r>
@@ -9094,6 +9088,8 @@
       <w:pPr>
         <w:ind w:firstLine="0"/>
         <w:rPr>
+          <w:sz w:val="24"/>
+          <w:szCs w:val="24"/>
           <w:lang w:val="es-419" w:eastAsia="es-CO"/>
         </w:rPr>
       </w:pPr>
@@ -9113,13 +9109,7 @@
           <w:szCs w:val="24"/>
           <w:lang w:val="es-419" w:eastAsia="es-CO"/>
         </w:rPr>
-        <w:t>: Adaptado de Kotler &amp; Keller, 2022</w:t>
-      </w:r>
-      <w:r>
-        <w:rPr>
-          <w:lang w:val="es-419" w:eastAsia="es-CO"/>
-        </w:rPr>
-        <w:t>.</w:t>
+        <w:t>: Adaptado de Kotler &amp; Keller, 2022.</w:t>
       </w:r>
     </w:p>
     <w:p>
@@ -9193,7 +9183,7 @@
       <w:pPr>
         <w:pStyle w:val="Titulosgenerales"/>
       </w:pPr>
-      <w:bookmarkStart w:id="22" w:name="_Toc212105330"/>
+      <w:bookmarkStart w:id="22" w:name="_Toc212563416"/>
       <w:r>
         <w:lastRenderedPageBreak/>
         <w:t>S</w:t>
@@ -9216,7 +9206,19 @@
         <w:rPr>
           <w:lang w:val="es-419" w:eastAsia="es-CO"/>
         </w:rPr>
-        <w:t xml:space="preserve">El componente formativo “Negociación de propuestas comerciales” brinda al aprendiz las herramientas necesarias para estructurar, presentar y dar seguimiento a propuestas comerciales de manera estratégica. A través del estudio de la comunicación comercial, se analizan los elementos clave del proceso comunicativo, las interferencias que pueden afectar su efectividad y el uso de herramientas digitales para mejorar la transmisión del mensaje. En la unidad de negociación estratégica, se abordan modelos de negociación, técnicas de anclaje y persuasión, así como el desarrollo de </w:t>
+        <w:t xml:space="preserve">El componente formativo </w:t>
+      </w:r>
+      <w:r>
+        <w:rPr>
+          <w:lang w:val="es-419" w:eastAsia="es-CO"/>
+        </w:rPr>
+        <w:t>n</w:t>
+      </w:r>
+      <w:r>
+        <w:rPr>
+          <w:lang w:val="es-419" w:eastAsia="es-CO"/>
+        </w:rPr>
+        <w:t xml:space="preserve">egociación de propuestas comerciales brinda al aprendiz las herramientas necesarias para estructurar, presentar y dar seguimiento a propuestas comerciales de manera estratégica. A través del estudio de la comunicación comercial, se analizan los elementos clave del proceso comunicativo, las interferencias que pueden afectar su efectividad y el uso de herramientas digitales para mejorar la transmisión del mensaje. En la unidad de negociación estratégica, se abordan modelos de negociación, técnicas de anclaje y persuasión, así como el desarrollo de </w:t>
       </w:r>
       <w:r>
         <w:rPr>
@@ -9260,14 +9262,15 @@
       </w:pPr>
       <w:r>
         <w:rPr>
+          <w:noProof/>
           <w:lang w:val="es-419" w:eastAsia="es-CO"/>
         </w:rPr>
         <w:lastRenderedPageBreak/>
         <w:drawing>
-          <wp:inline distT="0" distB="0" distL="0" distR="0" wp14:anchorId="07C44501" wp14:editId="0747AA38">
+          <wp:inline distT="0" distB="0" distL="0" distR="0" wp14:anchorId="07C44501" wp14:editId="3451C352">
             <wp:extent cx="6332220" cy="3612515"/>
             <wp:effectExtent l="0" t="0" r="0" b="6985"/>
-            <wp:docPr id="1" name="Imagen 1" descr="El componente formativo “Negociación de propuestas comerciales” guía al aprendiz en materia de comunicación comercial, que analiza los elementos del proceso comunicativo, las interferencias que pueden afectar su efectividad y el uso de herramientas digitales para optimizar los mensajes.&#10;Por otro lado, se aborda la negociación estratégica, explorando modelos, técnicas de anclaje y persuasión, así como el diseño de scripts que facilitan la interacción con clientes. Luego, el seguimiento comercial, que incluye protocolos de contacto, herramientas digitales e informes de gestión para mantener relaciones activas y orientadas al cierre.&#10;Finalmente, se estudian los programas de fidelización, sus objetivos, beneficios, tipos y estrategias, destacando su papel en la sostenibilidad de los clientes. Todo este recorrido fortalece la capacidad del aprendiz para negociar y generar propuestas efectivas y duraderas en contextos reales."/>
+            <wp:docPr id="1" name="Imagen 1" descr="El componente formativo negociación de propuestas comerciales, guía al aprendiz en materia de comunicación comercial, que analiza los elementos del proceso comunicativo, las interferencias que pueden afectar su efectividad y el uso de herramientas digitales para optimizar los mensajes.&#10;Por otro lado, se aborda la negociación estratégica, explorando modelos, técnicas de anclaje y persuasión, así como el diseño de scripts que facilitan la interacción con clientes. Luego, el seguimiento comercial, que incluye protocolos de contacto, herramientas digitales e informes de gestión para mantener relaciones activas y orientadas al cierre.&#10;Finalmente, se estudian los programas de fidelización, sus objetivos, beneficios, tipos y estrategias, destacando su papel en la sostenibilidad de los clientes. Todo este recorrido fortalece la capacidad del aprendiz para negociar y generar propuestas efectivas y duraderas en contextos reales."/>
             <wp:cNvGraphicFramePr>
               <a:graphicFrameLocks xmlns:a="http://schemas.openxmlformats.org/drawingml/2006/main" noChangeAspect="1"/>
             </wp:cNvGraphicFramePr>
@@ -9275,7 +9278,7 @@
               <a:graphicData uri="http://schemas.openxmlformats.org/drawingml/2006/picture">
                 <pic:pic xmlns:pic="http://schemas.openxmlformats.org/drawingml/2006/picture">
                   <pic:nvPicPr>
-                    <pic:cNvPr id="1" name="Imagen 1" descr="El componente formativo “Negociación de propuestas comerciales” guía al aprendiz en materia de comunicación comercial, que analiza los elementos del proceso comunicativo, las interferencias que pueden afectar su efectividad y el uso de herramientas digitales para optimizar los mensajes.&#10;Por otro lado, se aborda la negociación estratégica, explorando modelos, técnicas de anclaje y persuasión, así como el diseño de scripts que facilitan la interacción con clientes. Luego, el seguimiento comercial, que incluye protocolos de contacto, herramientas digitales e informes de gestión para mantener relaciones activas y orientadas al cierre.&#10;Finalmente, se estudian los programas de fidelización, sus objetivos, beneficios, tipos y estrategias, destacando su papel en la sostenibilidad de los clientes. Todo este recorrido fortalece la capacidad del aprendiz para negociar y generar propuestas efectivas y duraderas en contextos reales."/>
+                    <pic:cNvPr id="1" name="Imagen 1" descr="El componente formativo negociación de propuestas comerciales, guía al aprendiz en materia de comunicación comercial, que analiza los elementos del proceso comunicativo, las interferencias que pueden afectar su efectividad y el uso de herramientas digitales para optimizar los mensajes.&#10;Por otro lado, se aborda la negociación estratégica, explorando modelos, técnicas de anclaje y persuasión, así como el diseño de scripts que facilitan la interacción con clientes. Luego, el seguimiento comercial, que incluye protocolos de contacto, herramientas digitales e informes de gestión para mantener relaciones activas y orientadas al cierre.&#10;Finalmente, se estudian los programas de fidelización, sus objetivos, beneficios, tipos y estrategias, destacando su papel en la sostenibilidad de los clientes. Todo este recorrido fortalece la capacidad del aprendiz para negociar y generar propuestas efectivas y duraderas en contextos reales."/>
                     <pic:cNvPicPr/>
                   </pic:nvPicPr>
                   <pic:blipFill>
@@ -9328,7 +9331,7 @@
       <w:pPr>
         <w:pStyle w:val="Titulosgenerales"/>
       </w:pPr>
-      <w:bookmarkStart w:id="23" w:name="_Toc212105331"/>
+      <w:bookmarkStart w:id="23" w:name="_Toc212563417"/>
       <w:r>
         <w:lastRenderedPageBreak/>
         <w:t>Glosario</w:t>
@@ -9359,7 +9362,7 @@
           <w:szCs w:val="28"/>
           <w:lang w:val="es-419"/>
         </w:rPr>
-        <w:t>:  t</w:t>
+        <w:t>: t</w:t>
       </w:r>
       <w:r>
         <w:rPr>
@@ -9889,7 +9892,7 @@
       <w:pPr>
         <w:pStyle w:val="Titulosgenerales"/>
       </w:pPr>
-      <w:bookmarkStart w:id="24" w:name="_Toc212105332"/>
+      <w:bookmarkStart w:id="24" w:name="_Toc212563418"/>
       <w:r>
         <w:lastRenderedPageBreak/>
         <w:t>Material complementario</w:t>
@@ -10049,14 +10052,124 @@
               </w:rPr>
               <w:t xml:space="preserve">Vidal, E. (2023). </w:t>
             </w:r>
+            <w:proofErr w:type="spellStart"/>
             <w:r>
               <w:rPr>
                 <w:rStyle w:val="Extranjerismo"/>
                 <w:sz w:val="28"/>
                 <w:szCs w:val="28"/>
               </w:rPr>
-              <w:t>Técnicas de seguimiento comercial: métricas, plantillas y ejemplos. Ventas de Alto Octanaje</w:t>
-            </w:r>
+              <w:t>Técnicas</w:t>
+            </w:r>
+            <w:proofErr w:type="spellEnd"/>
+            <w:r>
+              <w:rPr>
+                <w:rStyle w:val="Extranjerismo"/>
+                <w:sz w:val="28"/>
+                <w:szCs w:val="28"/>
+              </w:rPr>
+              <w:t xml:space="preserve"> de </w:t>
+            </w:r>
+            <w:proofErr w:type="spellStart"/>
+            <w:r>
+              <w:rPr>
+                <w:rStyle w:val="Extranjerismo"/>
+                <w:sz w:val="28"/>
+                <w:szCs w:val="28"/>
+              </w:rPr>
+              <w:t>seguimiento</w:t>
+            </w:r>
+            <w:proofErr w:type="spellEnd"/>
+            <w:r>
+              <w:rPr>
+                <w:rStyle w:val="Extranjerismo"/>
+                <w:sz w:val="28"/>
+                <w:szCs w:val="28"/>
+              </w:rPr>
+              <w:t xml:space="preserve"> </w:t>
+            </w:r>
+            <w:proofErr w:type="spellStart"/>
+            <w:r>
+              <w:rPr>
+                <w:rStyle w:val="Extranjerismo"/>
+                <w:sz w:val="28"/>
+                <w:szCs w:val="28"/>
+              </w:rPr>
+              <w:t>comercial</w:t>
+            </w:r>
+            <w:proofErr w:type="spellEnd"/>
+            <w:r>
+              <w:rPr>
+                <w:rStyle w:val="Extranjerismo"/>
+                <w:sz w:val="28"/>
+                <w:szCs w:val="28"/>
+              </w:rPr>
+              <w:t xml:space="preserve">: </w:t>
+            </w:r>
+            <w:proofErr w:type="spellStart"/>
+            <w:r>
+              <w:rPr>
+                <w:rStyle w:val="Extranjerismo"/>
+                <w:sz w:val="28"/>
+                <w:szCs w:val="28"/>
+              </w:rPr>
+              <w:t>métricas</w:t>
+            </w:r>
+            <w:proofErr w:type="spellEnd"/>
+            <w:r>
+              <w:rPr>
+                <w:rStyle w:val="Extranjerismo"/>
+                <w:sz w:val="28"/>
+                <w:szCs w:val="28"/>
+              </w:rPr>
+              <w:t xml:space="preserve">, </w:t>
+            </w:r>
+            <w:proofErr w:type="spellStart"/>
+            <w:r>
+              <w:rPr>
+                <w:rStyle w:val="Extranjerismo"/>
+                <w:sz w:val="28"/>
+                <w:szCs w:val="28"/>
+              </w:rPr>
+              <w:t>plantillas</w:t>
+            </w:r>
+            <w:proofErr w:type="spellEnd"/>
+            <w:r>
+              <w:rPr>
+                <w:rStyle w:val="Extranjerismo"/>
+                <w:sz w:val="28"/>
+                <w:szCs w:val="28"/>
+              </w:rPr>
+              <w:t xml:space="preserve"> y </w:t>
+            </w:r>
+            <w:proofErr w:type="spellStart"/>
+            <w:r>
+              <w:rPr>
+                <w:rStyle w:val="Extranjerismo"/>
+                <w:sz w:val="28"/>
+                <w:szCs w:val="28"/>
+              </w:rPr>
+              <w:t>ejemplos</w:t>
+            </w:r>
+            <w:proofErr w:type="spellEnd"/>
+            <w:r>
+              <w:rPr>
+                <w:rStyle w:val="Extranjerismo"/>
+                <w:sz w:val="28"/>
+                <w:szCs w:val="28"/>
+              </w:rPr>
+              <w:t xml:space="preserve">. Ventas de Alto </w:t>
+            </w:r>
+            <w:proofErr w:type="spellStart"/>
+            <w:r>
+              <w:rPr>
+                <w:rStyle w:val="Extranjerismo"/>
+                <w:sz w:val="28"/>
+                <w:szCs w:val="28"/>
+              </w:rPr>
+              <w:t>Octanaje</w:t>
+            </w:r>
+            <w:proofErr w:type="spellEnd"/>
           </w:p>
         </w:tc>
         <w:tc>
@@ -10153,21 +10266,113 @@
                 <w:szCs w:val="28"/>
               </w:rPr>
             </w:pPr>
+            <w:proofErr w:type="spellStart"/>
             <w:r>
               <w:rPr>
                 <w:bCs/>
                 <w:sz w:val="28"/>
                 <w:szCs w:val="28"/>
               </w:rPr>
-              <w:t xml:space="preserve">Maddio, G. (s.f.). </w:t>
-            </w:r>
+              <w:t>Maddio</w:t>
+            </w:r>
+            <w:proofErr w:type="spellEnd"/>
+            <w:r>
+              <w:rPr>
+                <w:bCs/>
+                <w:sz w:val="28"/>
+                <w:szCs w:val="28"/>
+              </w:rPr>
+              <w:t xml:space="preserve">, G. (s.f.). </w:t>
+            </w:r>
+            <w:proofErr w:type="spellStart"/>
             <w:r>
               <w:rPr>
                 <w:rStyle w:val="Extranjerismo"/>
                 <w:sz w:val="28"/>
                 <w:szCs w:val="28"/>
               </w:rPr>
-              <w:t>Técnicas de ventas y comunicación comercial. Universidad Nacional de Cuyo.</w:t>
+              <w:t>Técnicas</w:t>
+            </w:r>
+            <w:proofErr w:type="spellEnd"/>
+            <w:r>
+              <w:rPr>
+                <w:rStyle w:val="Extranjerismo"/>
+                <w:sz w:val="28"/>
+                <w:szCs w:val="28"/>
+              </w:rPr>
+              <w:t xml:space="preserve"> de </w:t>
+            </w:r>
+            <w:proofErr w:type="spellStart"/>
+            <w:r>
+              <w:rPr>
+                <w:rStyle w:val="Extranjerismo"/>
+                <w:sz w:val="28"/>
+                <w:szCs w:val="28"/>
+              </w:rPr>
+              <w:t>ventas</w:t>
+            </w:r>
+            <w:proofErr w:type="spellEnd"/>
+            <w:r>
+              <w:rPr>
+                <w:rStyle w:val="Extranjerismo"/>
+                <w:sz w:val="28"/>
+                <w:szCs w:val="28"/>
+              </w:rPr>
+              <w:t xml:space="preserve"> y </w:t>
+            </w:r>
+            <w:proofErr w:type="spellStart"/>
+            <w:r>
+              <w:rPr>
+                <w:rStyle w:val="Extranjerismo"/>
+                <w:sz w:val="28"/>
+                <w:szCs w:val="28"/>
+              </w:rPr>
+              <w:t>comunicación</w:t>
+            </w:r>
+            <w:proofErr w:type="spellEnd"/>
+            <w:r>
+              <w:rPr>
+                <w:rStyle w:val="Extranjerismo"/>
+                <w:sz w:val="28"/>
+                <w:szCs w:val="28"/>
+              </w:rPr>
+              <w:t xml:space="preserve"> </w:t>
+            </w:r>
+            <w:proofErr w:type="spellStart"/>
+            <w:r>
+              <w:rPr>
+                <w:rStyle w:val="Extranjerismo"/>
+                <w:sz w:val="28"/>
+                <w:szCs w:val="28"/>
+              </w:rPr>
+              <w:t>comercial</w:t>
+            </w:r>
+            <w:proofErr w:type="spellEnd"/>
+            <w:r>
+              <w:rPr>
+                <w:rStyle w:val="Extranjerismo"/>
+                <w:sz w:val="28"/>
+                <w:szCs w:val="28"/>
+              </w:rPr>
+              <w:t xml:space="preserve">. Universidad Nacional de </w:t>
+            </w:r>
+            <w:proofErr w:type="spellStart"/>
+            <w:r>
+              <w:rPr>
+                <w:rStyle w:val="Extranjerismo"/>
+                <w:sz w:val="28"/>
+                <w:szCs w:val="28"/>
+              </w:rPr>
+              <w:t>Cuyo</w:t>
+            </w:r>
+            <w:proofErr w:type="spellEnd"/>
+            <w:r>
+              <w:rPr>
+                <w:rStyle w:val="Extranjerismo"/>
+                <w:sz w:val="28"/>
+                <w:szCs w:val="28"/>
+              </w:rPr>
+              <w:t>.</w:t>
             </w:r>
           </w:p>
         </w:tc>
@@ -10269,13 +10474,23 @@
                 <w:szCs w:val="28"/>
               </w:rPr>
             </w:pPr>
+            <w:proofErr w:type="spellStart"/>
             <w:r>
               <w:rPr>
                 <w:bCs/>
                 <w:sz w:val="28"/>
                 <w:szCs w:val="28"/>
               </w:rPr>
-              <w:t xml:space="preserve">LaGrowthMachine. (2023). </w:t>
+              <w:t>LaGrowthMachine</w:t>
+            </w:r>
+            <w:proofErr w:type="spellEnd"/>
+            <w:r>
+              <w:rPr>
+                <w:bCs/>
+                <w:sz w:val="28"/>
+                <w:szCs w:val="28"/>
+              </w:rPr>
+              <w:t xml:space="preserve">. (2023). </w:t>
             </w:r>
             <w:r>
               <w:rPr>
@@ -10283,7 +10498,115 @@
                 <w:sz w:val="28"/>
                 <w:szCs w:val="28"/>
               </w:rPr>
-              <w:t>Impulse sus ventas con estas estrategias de seguimiento comercial. LaGrowthMachine.</w:t>
+              <w:t xml:space="preserve">Impulse sus </w:t>
+            </w:r>
+            <w:proofErr w:type="spellStart"/>
+            <w:r>
+              <w:rPr>
+                <w:rStyle w:val="Extranjerismo"/>
+                <w:sz w:val="28"/>
+                <w:szCs w:val="28"/>
+              </w:rPr>
+              <w:t>ventas</w:t>
+            </w:r>
+            <w:proofErr w:type="spellEnd"/>
+            <w:r>
+              <w:rPr>
+                <w:rStyle w:val="Extranjerismo"/>
+                <w:sz w:val="28"/>
+                <w:szCs w:val="28"/>
+              </w:rPr>
+              <w:t xml:space="preserve"> con </w:t>
+            </w:r>
+            <w:proofErr w:type="spellStart"/>
+            <w:r>
+              <w:rPr>
+                <w:rStyle w:val="Extranjerismo"/>
+                <w:sz w:val="28"/>
+                <w:szCs w:val="28"/>
+              </w:rPr>
+              <w:t>estas</w:t>
+            </w:r>
+            <w:proofErr w:type="spellEnd"/>
+            <w:r>
+              <w:rPr>
+                <w:rStyle w:val="Extranjerismo"/>
+                <w:sz w:val="28"/>
+                <w:szCs w:val="28"/>
+              </w:rPr>
+              <w:t xml:space="preserve"> </w:t>
+            </w:r>
+            <w:proofErr w:type="spellStart"/>
+            <w:r>
+              <w:rPr>
+                <w:rStyle w:val="Extranjerismo"/>
+                <w:sz w:val="28"/>
+                <w:szCs w:val="28"/>
+              </w:rPr>
+              <w:t>estrategias</w:t>
+            </w:r>
+            <w:proofErr w:type="spellEnd"/>
+            <w:r>
+              <w:rPr>
+                <w:rStyle w:val="Extranjerismo"/>
+                <w:sz w:val="28"/>
+                <w:szCs w:val="28"/>
+              </w:rPr>
+              <w:t xml:space="preserve"> de </w:t>
+            </w:r>
+            <w:proofErr w:type="spellStart"/>
+            <w:r>
+              <w:rPr>
+                <w:rStyle w:val="Extranjerismo"/>
+                <w:sz w:val="28"/>
+                <w:szCs w:val="28"/>
+              </w:rPr>
+              <w:t>seguimiento</w:t>
+            </w:r>
+            <w:proofErr w:type="spellEnd"/>
+            <w:r>
+              <w:rPr>
+                <w:rStyle w:val="Extranjerismo"/>
+                <w:sz w:val="28"/>
+                <w:szCs w:val="28"/>
+              </w:rPr>
+              <w:t xml:space="preserve"> </w:t>
+            </w:r>
+            <w:proofErr w:type="spellStart"/>
+            <w:r>
+              <w:rPr>
+                <w:rStyle w:val="Extranjerismo"/>
+                <w:sz w:val="28"/>
+                <w:szCs w:val="28"/>
+              </w:rPr>
+              <w:t>comercial</w:t>
+            </w:r>
+            <w:proofErr w:type="spellEnd"/>
+            <w:r>
+              <w:rPr>
+                <w:rStyle w:val="Extranjerismo"/>
+                <w:sz w:val="28"/>
+                <w:szCs w:val="28"/>
+              </w:rPr>
+              <w:t xml:space="preserve">. </w:t>
+            </w:r>
+            <w:proofErr w:type="spellStart"/>
+            <w:r>
+              <w:rPr>
+                <w:rStyle w:val="Extranjerismo"/>
+                <w:sz w:val="28"/>
+                <w:szCs w:val="28"/>
+              </w:rPr>
+              <w:t>LaGrowthMachine</w:t>
+            </w:r>
+            <w:proofErr w:type="spellEnd"/>
+            <w:r>
+              <w:rPr>
+                <w:rStyle w:val="Extranjerismo"/>
+                <w:sz w:val="28"/>
+                <w:szCs w:val="28"/>
+              </w:rPr>
+              <w:t>.</w:t>
             </w:r>
           </w:p>
         </w:tc>
@@ -10352,7 +10675,7 @@
       <w:pPr>
         <w:pStyle w:val="Titulosgenerales"/>
       </w:pPr>
-      <w:bookmarkStart w:id="25" w:name="_Toc212105333"/>
+      <w:bookmarkStart w:id="25" w:name="_Toc212563419"/>
       <w:r>
         <w:lastRenderedPageBreak/>
         <w:t>Referencias bibliográficas</w:t>
@@ -10420,7 +10743,24 @@
           <w:sz w:val="28"/>
           <w:szCs w:val="28"/>
         </w:rPr>
-        <w:t xml:space="preserve">Domínguez Casas, Á. M. (2017). Los programas de fidelización online: un estudio desde el engagement marketing y las comunidades de marca [Tesis doctoral, Universidad de Valladolid]. </w:t>
+        <w:t xml:space="preserve">Domínguez Casas, Á. M. (2017). Los programas de fidelización online: un estudio desde el </w:t>
+      </w:r>
+      <w:r>
+        <w:rPr>
+          <w:rStyle w:val="Extranjerismo"/>
+          <w:rFonts w:asciiTheme="minorHAnsi" w:hAnsiTheme="minorHAnsi" w:cstheme="minorHAnsi"/>
+          <w:sz w:val="28"/>
+          <w:szCs w:val="28"/>
+        </w:rPr>
+        <w:t>engagement marketing</w:t>
+      </w:r>
+      <w:r>
+        <w:rPr>
+          <w:rFonts w:asciiTheme="minorHAnsi" w:hAnsiTheme="minorHAnsi" w:cstheme="minorHAnsi"/>
+          <w:sz w:val="28"/>
+          <w:szCs w:val="28"/>
+        </w:rPr>
+        <w:t xml:space="preserve"> y las comunidades de marca [Tesis doctoral, Universidad de Valladolid]. </w:t>
       </w:r>
       <w:hyperlink r:id="rId22" w:history="1">
         <w:r>
@@ -10681,7 +11021,7 @@
       <w:pPr>
         <w:pStyle w:val="Titulosgenerales"/>
       </w:pPr>
-      <w:bookmarkStart w:id="26" w:name="_Toc212105334"/>
+      <w:bookmarkStart w:id="26" w:name="_Toc212563420"/>
       <w:r>
         <w:lastRenderedPageBreak/>
         <w:t>C</w:t>
@@ -18404,42 +18744,54 @@
 </file>
 
 <file path=customXml/item1.xml><?xml version="1.0" encoding="utf-8"?>
+<b:Sources xmlns:b="http://schemas.openxmlformats.org/officeDocument/2006/bibliography" xmlns="http://schemas.openxmlformats.org/officeDocument/2006/bibliography" SelectedStyle="\APASixthEditionOfficeOnline.xsl" StyleName="APA" Version="6"/>
+</file>
+
+<file path=customXml/item2.xml><?xml version="1.0" encoding="utf-8"?>
 <p:properties xmlns:p="http://schemas.microsoft.com/office/2006/metadata/properties" xmlns:xsi="http://www.w3.org/2001/XMLSchema-instance" xmlns:pc="http://schemas.microsoft.com/office/infopath/2007/PartnerControls">
   <documentManagement>
-    <TaxCatchAll xmlns="adccf511-daff-4bcb-9072-914cedbf4c7e" xsi:nil="true"/>
-    <lcf76f155ced4ddcb4097134ff3c332f xmlns="a70d3c18-0869-45a1-9f75-4b4b8f0f32be">
+    <TaxCatchAll xmlns="cb45339b-ced9-4d0d-8f64-77573914d53b"/>
+    <lcf76f155ced4ddcb4097134ff3c332f xmlns="43a3ca16-9c26-4813-b83f-4aec9927b43f">
       <Terms xmlns="http://schemas.microsoft.com/office/infopath/2007/PartnerControls"/>
     </lcf76f155ced4ddcb4097134ff3c332f>
   </documentManagement>
 </p:properties>
 </file>
 
-<file path=customXml/item2.xml><?xml version="1.0" encoding="utf-8"?>
-<b:Sources xmlns:b="http://schemas.openxmlformats.org/officeDocument/2006/bibliography" xmlns="http://schemas.openxmlformats.org/officeDocument/2006/bibliography" SelectedStyle="\APASixthEditionOfficeOnline.xsl" StyleName="APA" Version="6"/>
+<file path=customXml/item3.xml><?xml version="1.0" encoding="utf-8"?>
+<?mso-contentType ?>
+<FormTemplates xmlns="http://schemas.microsoft.com/sharepoint/v3/contenttype/forms">
+  <Display>DocumentLibraryForm</Display>
+  <Edit>DocumentLibraryForm</Edit>
+  <New>DocumentLibraryForm</New>
+</FormTemplates>
 </file>
 
-<file path=customXml/item3.xml><?xml version="1.0" encoding="utf-8"?>
-<ct:contentTypeSchema xmlns:ct="http://schemas.microsoft.com/office/2006/metadata/contentType" xmlns:ma="http://schemas.microsoft.com/office/2006/metadata/properties/metaAttributes" ct:_="" ma:_="" ma:contentTypeName="Documento" ma:contentTypeID="0x010100FC2B1768DD5A774EB396CCAB0DE361C1" ma:contentTypeVersion="12" ma:contentTypeDescription="Crear nuevo documento." ma:contentTypeScope="" ma:versionID="73bbb3c317121ea3087ce0564dba81cf">
-  <xsd:schema xmlns:xsd="http://www.w3.org/2001/XMLSchema" xmlns:xs="http://www.w3.org/2001/XMLSchema" xmlns:p="http://schemas.microsoft.com/office/2006/metadata/properties" xmlns:ns2="a70d3c18-0869-45a1-9f75-4b4b8f0f32be" xmlns:ns3="adccf511-daff-4bcb-9072-914cedbf4c7e" targetNamespace="http://schemas.microsoft.com/office/2006/metadata/properties" ma:root="true" ma:fieldsID="89b5199a66abea40ca7ec6b263fc5e35" ns2:_="" ns3:_="">
-    <xsd:import namespace="a70d3c18-0869-45a1-9f75-4b4b8f0f32be"/>
-    <xsd:import namespace="adccf511-daff-4bcb-9072-914cedbf4c7e"/>
+<file path=customXml/item4.xml><?xml version="1.0" encoding="utf-8"?>
+<ct:contentTypeSchema xmlns:ct="http://schemas.microsoft.com/office/2006/metadata/contentType" xmlns:ma="http://schemas.microsoft.com/office/2006/metadata/properties/metaAttributes" ct:_="" ma:_="" ma:contentTypeName="Documento" ma:contentTypeID="0x01010049282E1EDBE9234EA9E6D38F720E265F" ma:contentTypeVersion="15" ma:contentTypeDescription="Crear nuevo documento." ma:contentTypeScope="" ma:versionID="b31c7aa9eaf043a08b87120b3c4916e3">
+  <xsd:schema xmlns:xsd="http://www.w3.org/2001/XMLSchema" xmlns:xs="http://www.w3.org/2001/XMLSchema" xmlns:p="http://schemas.microsoft.com/office/2006/metadata/properties" xmlns:ns2="cb45339b-ced9-4d0d-8f64-77573914d53b" xmlns:ns3="43a3ca16-9c26-4813-b83f-4aec9927b43f" targetNamespace="http://schemas.microsoft.com/office/2006/metadata/properties" ma:root="true" ma:fieldsID="3533d065b04d75c457075bc55f1f5315" ns2:_="" ns3:_="">
+    <xsd:import namespace="cb45339b-ced9-4d0d-8f64-77573914d53b"/>
+    <xsd:import namespace="43a3ca16-9c26-4813-b83f-4aec9927b43f"/>
     <xsd:element name="properties">
       <xsd:complexType>
         <xsd:sequence>
           <xsd:element name="documentManagement">
             <xsd:complexType>
               <xsd:all>
-                <xsd:element ref="ns2:MediaServiceMetadata" minOccurs="0"/>
-                <xsd:element ref="ns2:MediaServiceFastMetadata" minOccurs="0"/>
-                <xsd:element ref="ns2:MediaServiceSearchProperties" minOccurs="0"/>
-                <xsd:element ref="ns2:MediaServiceDateTaken" minOccurs="0"/>
-                <xsd:element ref="ns2:MediaServiceGenerationTime" minOccurs="0"/>
-                <xsd:element ref="ns2:MediaServiceEventHashCode" minOccurs="0"/>
-                <xsd:element ref="ns2:MediaLengthInSeconds" minOccurs="0"/>
-                <xsd:element ref="ns2:lcf76f155ced4ddcb4097134ff3c332f" minOccurs="0"/>
-                <xsd:element ref="ns3:TaxCatchAll" minOccurs="0"/>
-                <xsd:element ref="ns2:MediaServiceOCR" minOccurs="0"/>
-                <xsd:element ref="ns2:MediaServiceBillingMetadata" minOccurs="0"/>
+                <xsd:element ref="ns2:SharedWithUsers" minOccurs="0"/>
+                <xsd:element ref="ns2:SharedWithDetails" minOccurs="0"/>
+                <xsd:element ref="ns3:MediaServiceMetadata" minOccurs="0"/>
+                <xsd:element ref="ns3:MediaServiceFastMetadata" minOccurs="0"/>
+                <xsd:element ref="ns3:MediaServiceDateTaken" minOccurs="0"/>
+                <xsd:element ref="ns3:MediaServiceObjectDetectorVersions" minOccurs="0"/>
+                <xsd:element ref="ns3:MediaLengthInSeconds" minOccurs="0"/>
+                <xsd:element ref="ns3:MediaServiceLocation" minOccurs="0"/>
+                <xsd:element ref="ns3:MediaServiceGenerationTime" minOccurs="0"/>
+                <xsd:element ref="ns3:MediaServiceEventHashCode" minOccurs="0"/>
+                <xsd:element ref="ns3:lcf76f155ced4ddcb4097134ff3c332f" minOccurs="0"/>
+                <xsd:element ref="ns2:TaxCatchAll" minOccurs="0"/>
+                <xsd:element ref="ns3:MediaServiceOCR" minOccurs="0"/>
+                <xsd:element ref="ns3:MediaServiceSearchProperties" minOccurs="0"/>
               </xsd:all>
             </xsd:complexType>
           </xsd:element>
@@ -18447,35 +18799,66 @@
       </xsd:complexType>
     </xsd:element>
   </xsd:schema>
-  <xsd:schema xmlns:xsd="http://www.w3.org/2001/XMLSchema" xmlns:xs="http://www.w3.org/2001/XMLSchema" xmlns:dms="http://schemas.microsoft.com/office/2006/documentManagement/types" xmlns:pc="http://schemas.microsoft.com/office/infopath/2007/PartnerControls" targetNamespace="a70d3c18-0869-45a1-9f75-4b4b8f0f32be" elementFormDefault="qualified">
+  <xsd:schema xmlns:xsd="http://www.w3.org/2001/XMLSchema" xmlns:xs="http://www.w3.org/2001/XMLSchema" xmlns:dms="http://schemas.microsoft.com/office/2006/documentManagement/types" xmlns:pc="http://schemas.microsoft.com/office/infopath/2007/PartnerControls" targetNamespace="cb45339b-ced9-4d0d-8f64-77573914d53b" elementFormDefault="qualified">
     <xsd:import namespace="http://schemas.microsoft.com/office/2006/documentManagement/types"/>
     <xsd:import namespace="http://schemas.microsoft.com/office/infopath/2007/PartnerControls"/>
-    <xsd:element name="MediaServiceMetadata" ma:index="8" nillable="true" ma:displayName="MediaServiceMetadata" ma:hidden="true" ma:internalName="MediaServiceMetadata" ma:readOnly="true">
+    <xsd:element name="SharedWithUsers" ma:index="8" nillable="true" ma:displayName="Compartido con" ma:internalName="SharedWithUsers" ma:readOnly="true">
+      <xsd:complexType>
+        <xsd:complexContent>
+          <xsd:extension base="dms:UserMulti">
+            <xsd:sequence>
+              <xsd:element name="UserInfo" minOccurs="0" maxOccurs="unbounded">
+                <xsd:complexType>
+                  <xsd:sequence>
+                    <xsd:element name="DisplayName" type="xsd:string" minOccurs="0"/>
+                    <xsd:element name="AccountId" type="dms:UserId" minOccurs="0" nillable="true"/>
+                    <xsd:element name="AccountType" type="xsd:string" minOccurs="0"/>
+                  </xsd:sequence>
+                </xsd:complexType>
+              </xsd:element>
+            </xsd:sequence>
+          </xsd:extension>
+        </xsd:complexContent>
+      </xsd:complexType>
+    </xsd:element>
+    <xsd:element name="SharedWithDetails" ma:index="9" nillable="true" ma:displayName="Detalles de uso compartido" ma:internalName="SharedWithDetails" ma:readOnly="true">
+      <xsd:simpleType>
+        <xsd:restriction base="dms:Note">
+          <xsd:maxLength value="255"/>
+        </xsd:restriction>
+      </xsd:simpleType>
+    </xsd:element>
+    <xsd:element name="TaxCatchAll" ma:index="20" nillable="true" ma:displayName="Taxonomy Catch All Column" ma:hidden="true" ma:list="{2f40a149-578b-41a1-8845-c88bc1831770}" ma:internalName="TaxCatchAll" ma:showField="CatchAllData" ma:web="cb45339b-ced9-4d0d-8f64-77573914d53b">
+      <xsd:complexType>
+        <xsd:complexContent>
+          <xsd:extension base="dms:MultiChoiceLookup">
+            <xsd:sequence>
+              <xsd:element name="Value" type="dms:Lookup" maxOccurs="unbounded" minOccurs="0" nillable="true"/>
+            </xsd:sequence>
+          </xsd:extension>
+        </xsd:complexContent>
+      </xsd:complexType>
+    </xsd:element>
+  </xsd:schema>
+  <xsd:schema xmlns:xsd="http://www.w3.org/2001/XMLSchema" xmlns:xs="http://www.w3.org/2001/XMLSchema" xmlns:dms="http://schemas.microsoft.com/office/2006/documentManagement/types" xmlns:pc="http://schemas.microsoft.com/office/infopath/2007/PartnerControls" targetNamespace="43a3ca16-9c26-4813-b83f-4aec9927b43f" elementFormDefault="qualified">
+    <xsd:import namespace="http://schemas.microsoft.com/office/2006/documentManagement/types"/>
+    <xsd:import namespace="http://schemas.microsoft.com/office/infopath/2007/PartnerControls"/>
+    <xsd:element name="MediaServiceMetadata" ma:index="10" nillable="true" ma:displayName="MediaServiceMetadata" ma:hidden="true" ma:internalName="MediaServiceMetadata" ma:readOnly="true">
       <xsd:simpleType>
         <xsd:restriction base="dms:Note"/>
       </xsd:simpleType>
     </xsd:element>
-    <xsd:element name="MediaServiceFastMetadata" ma:index="9" nillable="true" ma:displayName="MediaServiceFastMetadata" ma:hidden="true" ma:internalName="MediaServiceFastMetadata" ma:readOnly="true">
+    <xsd:element name="MediaServiceFastMetadata" ma:index="11" nillable="true" ma:displayName="MediaServiceFastMetadata" ma:hidden="true" ma:internalName="MediaServiceFastMetadata" ma:readOnly="true">
       <xsd:simpleType>
         <xsd:restriction base="dms:Note"/>
       </xsd:simpleType>
     </xsd:element>
-    <xsd:element name="MediaServiceSearchProperties" ma:index="10" nillable="true" ma:displayName="MediaServiceSearchProperties" ma:hidden="true" ma:internalName="MediaServiceSearchProperties" ma:readOnly="true">
-      <xsd:simpleType>
-        <xsd:restriction base="dms:Note"/>
-      </xsd:simpleType>
-    </xsd:element>
-    <xsd:element name="MediaServiceDateTaken" ma:index="11" nillable="true" ma:displayName="MediaServiceDateTaken" ma:hidden="true" ma:indexed="true" ma:internalName="MediaServiceDateTaken" ma:readOnly="true">
+    <xsd:element name="MediaServiceDateTaken" ma:index="12" nillable="true" ma:displayName="MediaServiceDateTaken" ma:hidden="true" ma:indexed="true" ma:internalName="MediaServiceDateTaken" ma:readOnly="true">
       <xsd:simpleType>
         <xsd:restriction base="dms:Text"/>
       </xsd:simpleType>
     </xsd:element>
-    <xsd:element name="MediaServiceGenerationTime" ma:index="12" nillable="true" ma:displayName="MediaServiceGenerationTime" ma:hidden="true" ma:internalName="MediaServiceGenerationTime" ma:readOnly="true">
-      <xsd:simpleType>
-        <xsd:restriction base="dms:Text"/>
-      </xsd:simpleType>
-    </xsd:element>
-    <xsd:element name="MediaServiceEventHashCode" ma:index="13" nillable="true" ma:displayName="MediaServiceEventHashCode" ma:hidden="true" ma:internalName="MediaServiceEventHashCode" ma:readOnly="true">
+    <xsd:element name="MediaServiceObjectDetectorVersions" ma:index="13" nillable="true" ma:displayName="MediaServiceObjectDetectorVersions" ma:hidden="true" ma:indexed="true" ma:internalName="MediaServiceObjectDetectorVersions" ma:readOnly="true">
       <xsd:simpleType>
         <xsd:restriction base="dms:Text"/>
       </xsd:simpleType>
@@ -18485,39 +18868,39 @@
         <xsd:restriction base="dms:Unknown"/>
       </xsd:simpleType>
     </xsd:element>
-    <xsd:element name="lcf76f155ced4ddcb4097134ff3c332f" ma:index="16" nillable="true" ma:taxonomy="true" ma:internalName="lcf76f155ced4ddcb4097134ff3c332f" ma:taxonomyFieldName="MediaServiceImageTags" ma:displayName="Etiquetas de imagen" ma:readOnly="false" ma:fieldId="{5cf76f15-5ced-4ddc-b409-7134ff3c332f}" ma:taxonomyMulti="true" ma:sspId="d33c8c81-5745-4931-bcc4-c2aeafe86780" ma:termSetId="09814cd3-568e-fe90-9814-8d621ff8fb84" ma:anchorId="fba54fb3-c3e1-fe81-a776-ca4b69148c4d" ma:open="true" ma:isKeyword="false">
+    <xsd:element name="MediaServiceLocation" ma:index="15" nillable="true" ma:displayName="Location" ma:indexed="true" ma:internalName="MediaServiceLocation" ma:readOnly="true">
+      <xsd:simpleType>
+        <xsd:restriction base="dms:Text"/>
+      </xsd:simpleType>
+    </xsd:element>
+    <xsd:element name="MediaServiceGenerationTime" ma:index="16" nillable="true" ma:displayName="MediaServiceGenerationTime" ma:hidden="true" ma:internalName="MediaServiceGenerationTime" ma:readOnly="true">
+      <xsd:simpleType>
+        <xsd:restriction base="dms:Text"/>
+      </xsd:simpleType>
+    </xsd:element>
+    <xsd:element name="MediaServiceEventHashCode" ma:index="17" nillable="true" ma:displayName="MediaServiceEventHashCode" ma:hidden="true" ma:internalName="MediaServiceEventHashCode" ma:readOnly="true">
+      <xsd:simpleType>
+        <xsd:restriction base="dms:Text"/>
+      </xsd:simpleType>
+    </xsd:element>
+    <xsd:element name="lcf76f155ced4ddcb4097134ff3c332f" ma:index="19" nillable="true" ma:taxonomy="true" ma:internalName="lcf76f155ced4ddcb4097134ff3c332f" ma:taxonomyFieldName="MediaServiceImageTags" ma:displayName="Etiquetas de imagen" ma:readOnly="false" ma:fieldId="{5cf76f15-5ced-4ddc-b409-7134ff3c332f}" ma:taxonomyMulti="true" ma:sspId="d33c8c81-5745-4931-bcc4-c2aeafe86780" ma:termSetId="09814cd3-568e-fe90-9814-8d621ff8fb84" ma:anchorId="fba54fb3-c3e1-fe81-a776-ca4b69148c4d" ma:open="true" ma:isKeyword="false">
       <xsd:complexType>
         <xsd:sequence>
           <xsd:element ref="pc:Terms" minOccurs="0" maxOccurs="1"/>
         </xsd:sequence>
       </xsd:complexType>
     </xsd:element>
-    <xsd:element name="MediaServiceOCR" ma:index="18" nillable="true" ma:displayName="Extracted Text" ma:internalName="MediaServiceOCR" ma:readOnly="true">
+    <xsd:element name="MediaServiceOCR" ma:index="21" nillable="true" ma:displayName="Extracted Text" ma:internalName="MediaServiceOCR" ma:readOnly="true">
       <xsd:simpleType>
         <xsd:restriction base="dms:Note">
           <xsd:maxLength value="255"/>
         </xsd:restriction>
       </xsd:simpleType>
     </xsd:element>
-    <xsd:element name="MediaServiceBillingMetadata" ma:index="19" nillable="true" ma:displayName="MediaServiceBillingMetadata" ma:hidden="true" ma:internalName="MediaServiceBillingMetadata" ma:readOnly="true">
+    <xsd:element name="MediaServiceSearchProperties" ma:index="22" nillable="true" ma:displayName="MediaServiceSearchProperties" ma:hidden="true" ma:internalName="MediaServiceSearchProperties" ma:readOnly="true">
       <xsd:simpleType>
         <xsd:restriction base="dms:Note"/>
       </xsd:simpleType>
-    </xsd:element>
-  </xsd:schema>
-  <xsd:schema xmlns:xsd="http://www.w3.org/2001/XMLSchema" xmlns:xs="http://www.w3.org/2001/XMLSchema" xmlns:dms="http://schemas.microsoft.com/office/2006/documentManagement/types" xmlns:pc="http://schemas.microsoft.com/office/infopath/2007/PartnerControls" targetNamespace="adccf511-daff-4bcb-9072-914cedbf4c7e" elementFormDefault="qualified">
-    <xsd:import namespace="http://schemas.microsoft.com/office/2006/documentManagement/types"/>
-    <xsd:import namespace="http://schemas.microsoft.com/office/infopath/2007/PartnerControls"/>
-    <xsd:element name="TaxCatchAll" ma:index="17" nillable="true" ma:displayName="Taxonomy Catch All Column" ma:hidden="true" ma:list="{d55fdbc5-1632-489d-aeea-ba6fd7407963}" ma:internalName="TaxCatchAll" ma:showField="CatchAllData" ma:web="adccf511-daff-4bcb-9072-914cedbf4c7e">
-      <xsd:complexType>
-        <xsd:complexContent>
-          <xsd:extension base="dms:MultiChoiceLookup">
-            <xsd:sequence>
-              <xsd:element name="Value" type="dms:Lookup" maxOccurs="unbounded" minOccurs="0" nillable="true"/>
-            </xsd:sequence>
-          </xsd:extension>
-        </xsd:complexContent>
-      </xsd:complexType>
     </xsd:element>
   </xsd:schema>
   <xsd:schema xmlns="http://schemas.openxmlformats.org/package/2006/metadata/core-properties" xmlns:xsd="http://www.w3.org/2001/XMLSchema" xmlns:xsi="http://www.w3.org/2001/XMLSchema-instance" xmlns:dc="http://purl.org/dc/elements/1.1/" xmlns:dcterms="http://purl.org/dc/terms/" xmlns:odoc="http://schemas.microsoft.com/internal/obd" targetNamespace="http://schemas.openxmlformats.org/package/2006/metadata/core-properties" elementFormDefault="qualified" attributeFormDefault="unqualified" blockDefault="#all">
@@ -18619,16 +19002,15 @@
 </ct:contentTypeSchema>
 </file>
 
-<file path=customXml/item4.xml><?xml version="1.0" encoding="utf-8"?>
-<?mso-contentType ?>
-<FormTemplates xmlns="http://schemas.microsoft.com/sharepoint/v3/contenttype/forms">
-  <Display>DocumentLibraryForm</Display>
-  <Edit>DocumentLibraryForm</Edit>
-  <New>DocumentLibraryForm</New>
-</FormTemplates>
+<file path=customXml/itemProps1.xml><?xml version="1.0" encoding="utf-8"?>
+<ds:datastoreItem xmlns:ds="http://schemas.openxmlformats.org/officeDocument/2006/customXml" ds:itemID="{E8AB44A3-7C62-4BD2-82ED-8ABC209970FA}">
+  <ds:schemaRefs>
+    <ds:schemaRef ds:uri="http://schemas.openxmlformats.org/officeDocument/2006/bibliography"/>
+  </ds:schemaRefs>
+</ds:datastoreItem>
 </file>
 
-<file path=customXml/itemProps1.xml><?xml version="1.0" encoding="utf-8"?>
+<file path=customXml/itemProps2.xml><?xml version="1.0" encoding="utf-8"?>
 <ds:datastoreItem xmlns:ds="http://schemas.openxmlformats.org/officeDocument/2006/customXml" ds:itemID="{1145D752-ACC1-45E1-AB53-0C756F67FC7F}">
   <ds:schemaRefs>
     <ds:schemaRef ds:uri="http://schemas.microsoft.com/office/2006/metadata/properties"/>
@@ -18639,22 +19021,29 @@
 </ds:datastoreItem>
 </file>
 
-<file path=customXml/itemProps2.xml><?xml version="1.0" encoding="utf-8"?>
-<ds:datastoreItem xmlns:ds="http://schemas.openxmlformats.org/officeDocument/2006/customXml" ds:itemID="{E8AB44A3-7C62-4BD2-82ED-8ABC209970FA}">
-  <ds:schemaRefs>
-    <ds:schemaRef ds:uri="http://schemas.openxmlformats.org/officeDocument/2006/bibliography"/>
-  </ds:schemaRefs>
-</ds:datastoreItem>
-</file>
-
 <file path=customXml/itemProps3.xml><?xml version="1.0" encoding="utf-8"?>
-<ds:datastoreItem xmlns:ds="http://schemas.openxmlformats.org/officeDocument/2006/customXml" ds:itemID="{27B0EFF8-B9BB-46C0-B33B-D4BA659A1760}"/>
-</file>
-
-<file path=customXml/itemProps4.xml><?xml version="1.0" encoding="utf-8"?>
 <ds:datastoreItem xmlns:ds="http://schemas.openxmlformats.org/officeDocument/2006/customXml" ds:itemID="{81CBDEC1-3B00-44ED-AD36-0268077980BA}">
   <ds:schemaRefs>
     <ds:schemaRef ds:uri="http://schemas.microsoft.com/sharepoint/v3/contenttype/forms"/>
   </ds:schemaRefs>
 </ds:datastoreItem>
+</file>
+
+<file path=customXml/itemProps4.xml><?xml version="1.0" encoding="utf-8"?>
+<ds:datastoreItem xmlns:ds="http://schemas.openxmlformats.org/officeDocument/2006/customXml" ds:itemID="{DF43E046-DB0C-42D1-8C73-AE38B52F1ED7}">
+  <ds:schemaRefs>
+    <ds:schemaRef ds:uri="http://schemas.microsoft.com/office/2006/metadata/contentType"/>
+    <ds:schemaRef ds:uri="http://schemas.microsoft.com/office/2006/metadata/properties/metaAttributes"/>
+    <ds:schemaRef ds:uri="http://www.w3.org/2001/XMLSchema"/>
+    <ds:schemaRef ds:uri="http://schemas.microsoft.com/office/2006/metadata/properties"/>
+    <ds:schemaRef ds:uri="cb45339b-ced9-4d0d-8f64-77573914d53b"/>
+    <ds:schemaRef ds:uri="43a3ca16-9c26-4813-b83f-4aec9927b43f"/>
+    <ds:schemaRef ds:uri="http://schemas.microsoft.com/office/2006/documentManagement/types"/>
+    <ds:schemaRef ds:uri="http://schemas.microsoft.com/office/infopath/2007/PartnerControls"/>
+    <ds:schemaRef ds:uri="http://schemas.openxmlformats.org/package/2006/metadata/core-properties"/>
+    <ds:schemaRef ds:uri="http://purl.org/dc/elements/1.1/"/>
+    <ds:schemaRef ds:uri="http://purl.org/dc/terms/"/>
+    <ds:schemaRef ds:uri="http://schemas.microsoft.com/internal/obd"/>
+  </ds:schemaRefs>
+</ds:datastoreItem>
 </file>
--- a/fuentes/CFA2_62330164_DU.docx
+++ b/fuentes/CFA2_62330164_DU.docx
@@ -92,7 +92,7 @@
               </wp:anchor>
             </w:drawing>
           </mc:Choice>
-          <mc:Fallback xmlns:w16sdtfl="http://schemas.microsoft.com/office/word/2024/wordml/sdtformatlock" xmlns:w16du="http://schemas.microsoft.com/office/word/2023/wordml/word16du" xmlns:oel="http://schemas.microsoft.com/office/2019/extlst">
+          <mc:Fallback xmlns:oel="http://schemas.microsoft.com/office/2019/extlst" xmlns:w16du="http://schemas.microsoft.com/office/word/2023/wordml/word16du" xmlns:w16sdtfl="http://schemas.microsoft.com/office/word/2024/wordml/sdtformatlock">
             <w:pict>
               <v:rect w14:anchorId="4E7873B1" id="Rectángulo 3" o:spid="_x0000_s1026" alt="&quot;&quot;" style="position:absolute;margin-left:-54pt;margin-top:31.65pt;width:613.85pt;height:204pt;z-index:-251655168;visibility:visible;mso-wrap-style:square;mso-height-percent:0;mso-wrap-distance-left:9pt;mso-wrap-distance-top:0;mso-wrap-distance-right:9pt;mso-wrap-distance-bottom:0;mso-position-horizontal:absolute;mso-position-horizontal-relative:text;mso-position-vertical:absolute;mso-position-vertical-relative:text;mso-height-percent:0;mso-height-relative:margin;v-text-anchor:middle" o:gfxdata="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" fillcolor="#00314d" stroked="f" strokeweight="1pt"/>
             </w:pict>
@@ -523,7 +523,7 @@
           <w:r>
             <w:fldChar w:fldCharType="separate"/>
           </w:r>
-          <w:hyperlink w:anchor="_Toc212563394" w:history="1">
+          <w:hyperlink w:anchor="_Toc212796964" w:history="1">
             <w:r>
               <w:rPr>
                 <w:rStyle w:val="Hipervnculo"/>
@@ -550,7 +550,7 @@
                 <w:noProof/>
                 <w:webHidden/>
               </w:rPr>
-              <w:instrText xml:space="preserve"> PAGEREF _Toc212563394 \h </w:instrText>
+              <w:instrText xml:space="preserve"> PAGEREF _Toc212796964 \h </w:instrText>
             </w:r>
             <w:r>
               <w:rPr>
@@ -597,7 +597,7 @@
               <w14:ligatures w14:val="none"/>
             </w:rPr>
           </w:pPr>
-          <w:hyperlink w:anchor="_Toc212563395" w:history="1">
+          <w:hyperlink w:anchor="_Toc212796965" w:history="1">
             <w:r>
               <w:rPr>
                 <w:rStyle w:val="Hipervnculo"/>
@@ -642,7 +642,7 @@
                 <w:noProof/>
                 <w:webHidden/>
               </w:rPr>
-              <w:instrText xml:space="preserve"> PAGEREF _Toc212563395 \h </w:instrText>
+              <w:instrText xml:space="preserve"> PAGEREF _Toc212796965 \h </w:instrText>
             </w:r>
             <w:r>
               <w:rPr>
@@ -685,7 +685,7 @@
               <w14:ligatures w14:val="none"/>
             </w:rPr>
           </w:pPr>
-          <w:hyperlink w:anchor="_Toc212563396" w:history="1">
+          <w:hyperlink w:anchor="_Toc212796966" w:history="1">
             <w:r>
               <w:rPr>
                 <w:rStyle w:val="Hipervnculo"/>
@@ -730,7 +730,7 @@
                 <w:noProof/>
                 <w:webHidden/>
               </w:rPr>
-              <w:instrText xml:space="preserve"> PAGEREF _Toc212563396 \h </w:instrText>
+              <w:instrText xml:space="preserve"> PAGEREF _Toc212796966 \h </w:instrText>
             </w:r>
             <w:r>
               <w:rPr>
@@ -773,7 +773,7 @@
               <w14:ligatures w14:val="none"/>
             </w:rPr>
           </w:pPr>
-          <w:hyperlink w:anchor="_Toc212563397" w:history="1">
+          <w:hyperlink w:anchor="_Toc212796967" w:history="1">
             <w:r>
               <w:rPr>
                 <w:rStyle w:val="Hipervnculo"/>
@@ -818,7 +818,7 @@
                 <w:noProof/>
                 <w:webHidden/>
               </w:rPr>
-              <w:instrText xml:space="preserve"> PAGEREF _Toc212563397 \h </w:instrText>
+              <w:instrText xml:space="preserve"> PAGEREF _Toc212796967 \h </w:instrText>
             </w:r>
             <w:r>
               <w:rPr>
@@ -861,7 +861,7 @@
               <w14:ligatures w14:val="none"/>
             </w:rPr>
           </w:pPr>
-          <w:hyperlink w:anchor="_Toc212563398" w:history="1">
+          <w:hyperlink w:anchor="_Toc212796968" w:history="1">
             <w:r>
               <w:rPr>
                 <w:rStyle w:val="Hipervnculo"/>
@@ -906,7 +906,7 @@
                 <w:noProof/>
                 <w:webHidden/>
               </w:rPr>
-              <w:instrText xml:space="preserve"> PAGEREF _Toc212563398 \h </w:instrText>
+              <w:instrText xml:space="preserve"> PAGEREF _Toc212796968 \h </w:instrText>
             </w:r>
             <w:r>
               <w:rPr>
@@ -949,7 +949,7 @@
               <w14:ligatures w14:val="none"/>
             </w:rPr>
           </w:pPr>
-          <w:hyperlink w:anchor="_Toc212563399" w:history="1">
+          <w:hyperlink w:anchor="_Toc212796969" w:history="1">
             <w:r>
               <w:rPr>
                 <w:rStyle w:val="Hipervnculo"/>
@@ -994,7 +994,7 @@
                 <w:noProof/>
                 <w:webHidden/>
               </w:rPr>
-              <w:instrText xml:space="preserve"> PAGEREF _Toc212563399 \h </w:instrText>
+              <w:instrText xml:space="preserve"> PAGEREF _Toc212796969 \h </w:instrText>
             </w:r>
             <w:r>
               <w:rPr>
@@ -1041,7 +1041,7 @@
               <w14:ligatures w14:val="none"/>
             </w:rPr>
           </w:pPr>
-          <w:hyperlink w:anchor="_Toc212563400" w:history="1">
+          <w:hyperlink w:anchor="_Toc212796970" w:history="1">
             <w:r>
               <w:rPr>
                 <w:rStyle w:val="Hipervnculo"/>
@@ -1086,7 +1086,7 @@
                 <w:noProof/>
                 <w:webHidden/>
               </w:rPr>
-              <w:instrText xml:space="preserve"> PAGEREF _Toc212563400 \h </w:instrText>
+              <w:instrText xml:space="preserve"> PAGEREF _Toc212796970 \h </w:instrText>
             </w:r>
             <w:r>
               <w:rPr>
@@ -1106,7 +1106,7 @@
                 <w:noProof/>
                 <w:webHidden/>
               </w:rPr>
-              <w:t>7</w:t>
+              <w:t>8</w:t>
             </w:r>
             <w:r>
               <w:rPr>
@@ -1129,7 +1129,7 @@
               <w14:ligatures w14:val="none"/>
             </w:rPr>
           </w:pPr>
-          <w:hyperlink w:anchor="_Toc212563401" w:history="1">
+          <w:hyperlink w:anchor="_Toc212796971" w:history="1">
             <w:r>
               <w:rPr>
                 <w:rStyle w:val="Hipervnculo"/>
@@ -1174,7 +1174,7 @@
                 <w:noProof/>
                 <w:webHidden/>
               </w:rPr>
-              <w:instrText xml:space="preserve"> PAGEREF _Toc212563401 \h </w:instrText>
+              <w:instrText xml:space="preserve"> PAGEREF _Toc212796971 \h </w:instrText>
             </w:r>
             <w:r>
               <w:rPr>
@@ -1194,7 +1194,7 @@
                 <w:noProof/>
                 <w:webHidden/>
               </w:rPr>
-              <w:t>7</w:t>
+              <w:t>8</w:t>
             </w:r>
             <w:r>
               <w:rPr>
@@ -1217,7 +1217,7 @@
               <w14:ligatures w14:val="none"/>
             </w:rPr>
           </w:pPr>
-          <w:hyperlink w:anchor="_Toc212563402" w:history="1">
+          <w:hyperlink w:anchor="_Toc212796972" w:history="1">
             <w:r>
               <w:rPr>
                 <w:rStyle w:val="Hipervnculo"/>
@@ -1262,7 +1262,7 @@
                 <w:noProof/>
                 <w:webHidden/>
               </w:rPr>
-              <w:instrText xml:space="preserve"> PAGEREF _Toc212563402 \h </w:instrText>
+              <w:instrText xml:space="preserve"> PAGEREF _Toc212796972 \h </w:instrText>
             </w:r>
             <w:r>
               <w:rPr>
@@ -1282,7 +1282,7 @@
                 <w:noProof/>
                 <w:webHidden/>
               </w:rPr>
-              <w:t>7</w:t>
+              <w:t>8</w:t>
             </w:r>
             <w:r>
               <w:rPr>
@@ -1305,7 +1305,7 @@
               <w14:ligatures w14:val="none"/>
             </w:rPr>
           </w:pPr>
-          <w:hyperlink w:anchor="_Toc212563403" w:history="1">
+          <w:hyperlink w:anchor="_Toc212796973" w:history="1">
             <w:r>
               <w:rPr>
                 <w:rStyle w:val="Hipervnculo"/>
@@ -1350,7 +1350,7 @@
                 <w:noProof/>
                 <w:webHidden/>
               </w:rPr>
-              <w:instrText xml:space="preserve"> PAGEREF _Toc212563403 \h </w:instrText>
+              <w:instrText xml:space="preserve"> PAGEREF _Toc212796973 \h </w:instrText>
             </w:r>
             <w:r>
               <w:rPr>
@@ -1370,7 +1370,7 @@
                 <w:noProof/>
                 <w:webHidden/>
               </w:rPr>
-              <w:t>9</w:t>
+              <w:t>10</w:t>
             </w:r>
             <w:r>
               <w:rPr>
@@ -1393,7 +1393,7 @@
               <w14:ligatures w14:val="none"/>
             </w:rPr>
           </w:pPr>
-          <w:hyperlink w:anchor="_Toc212563404" w:history="1">
+          <w:hyperlink w:anchor="_Toc212796974" w:history="1">
             <w:r>
               <w:rPr>
                 <w:rStyle w:val="Hipervnculo"/>
@@ -1421,7 +1421,10 @@
             </w:r>
             <w:r>
               <w:rPr>
-                <w:rStyle w:val="Extranjerismo"/>
+                <w:rStyle w:val="Hipervnculo"/>
+                <w:noProof/>
+                <w:spacing w:val="20"/>
+                <w:lang w:val="en-US"/>
               </w:rPr>
               <w:t>scripts</w:t>
             </w:r>
@@ -1444,7 +1447,7 @@
                 <w:noProof/>
                 <w:webHidden/>
               </w:rPr>
-              <w:instrText xml:space="preserve"> PAGEREF _Toc212563404 \h </w:instrText>
+              <w:instrText xml:space="preserve"> PAGEREF _Toc212796974 \h </w:instrText>
             </w:r>
             <w:r>
               <w:rPr>
@@ -1464,7 +1467,7 @@
                 <w:noProof/>
                 <w:webHidden/>
               </w:rPr>
-              <w:t>10</w:t>
+              <w:t>11</w:t>
             </w:r>
             <w:r>
               <w:rPr>
@@ -1491,7 +1494,7 @@
               <w14:ligatures w14:val="none"/>
             </w:rPr>
           </w:pPr>
-          <w:hyperlink w:anchor="_Toc212563405" w:history="1">
+          <w:hyperlink w:anchor="_Toc212796975" w:history="1">
             <w:r>
               <w:rPr>
                 <w:rStyle w:val="Hipervnculo"/>
@@ -1536,7 +1539,7 @@
                 <w:noProof/>
                 <w:webHidden/>
               </w:rPr>
-              <w:instrText xml:space="preserve"> PAGEREF _Toc212563405 \h </w:instrText>
+              <w:instrText xml:space="preserve"> PAGEREF _Toc212796975 \h </w:instrText>
             </w:r>
             <w:r>
               <w:rPr>
@@ -1556,7 +1559,7 @@
                 <w:noProof/>
                 <w:webHidden/>
               </w:rPr>
-              <w:t>12</w:t>
+              <w:t>13</w:t>
             </w:r>
             <w:r>
               <w:rPr>
@@ -1579,7 +1582,7 @@
               <w14:ligatures w14:val="none"/>
             </w:rPr>
           </w:pPr>
-          <w:hyperlink w:anchor="_Toc212563406" w:history="1">
+          <w:hyperlink w:anchor="_Toc212796976" w:history="1">
             <w:r>
               <w:rPr>
                 <w:rStyle w:val="Hipervnculo"/>
@@ -1624,7 +1627,7 @@
                 <w:noProof/>
                 <w:webHidden/>
               </w:rPr>
-              <w:instrText xml:space="preserve"> PAGEREF _Toc212563406 \h </w:instrText>
+              <w:instrText xml:space="preserve"> PAGEREF _Toc212796976 \h </w:instrText>
             </w:r>
             <w:r>
               <w:rPr>
@@ -1644,7 +1647,7 @@
                 <w:noProof/>
                 <w:webHidden/>
               </w:rPr>
-              <w:t>12</w:t>
+              <w:t>13</w:t>
             </w:r>
             <w:r>
               <w:rPr>
@@ -1667,7 +1670,7 @@
               <w14:ligatures w14:val="none"/>
             </w:rPr>
           </w:pPr>
-          <w:hyperlink w:anchor="_Toc212563407" w:history="1">
+          <w:hyperlink w:anchor="_Toc212796977" w:history="1">
             <w:r>
               <w:rPr>
                 <w:rStyle w:val="Hipervnculo"/>
@@ -1712,7 +1715,7 @@
                 <w:noProof/>
                 <w:webHidden/>
               </w:rPr>
-              <w:instrText xml:space="preserve"> PAGEREF _Toc212563407 \h </w:instrText>
+              <w:instrText xml:space="preserve"> PAGEREF _Toc212796977 \h </w:instrText>
             </w:r>
             <w:r>
               <w:rPr>
@@ -1732,7 +1735,7 @@
                 <w:noProof/>
                 <w:webHidden/>
               </w:rPr>
-              <w:t>13</w:t>
+              <w:t>15</w:t>
             </w:r>
             <w:r>
               <w:rPr>
@@ -1755,7 +1758,7 @@
               <w14:ligatures w14:val="none"/>
             </w:rPr>
           </w:pPr>
-          <w:hyperlink w:anchor="_Toc212563408" w:history="1">
+          <w:hyperlink w:anchor="_Toc212796978" w:history="1">
             <w:r>
               <w:rPr>
                 <w:rStyle w:val="Hipervnculo"/>
@@ -1800,7 +1803,7 @@
                 <w:noProof/>
                 <w:webHidden/>
               </w:rPr>
-              <w:instrText xml:space="preserve"> PAGEREF _Toc212563408 \h </w:instrText>
+              <w:instrText xml:space="preserve"> PAGEREF _Toc212796978 \h </w:instrText>
             </w:r>
             <w:r>
               <w:rPr>
@@ -1820,7 +1823,7 @@
                 <w:noProof/>
                 <w:webHidden/>
               </w:rPr>
-              <w:t>15</w:t>
+              <w:t>16</w:t>
             </w:r>
             <w:r>
               <w:rPr>
@@ -1843,7 +1846,7 @@
               <w14:ligatures w14:val="none"/>
             </w:rPr>
           </w:pPr>
-          <w:hyperlink w:anchor="_Toc212563409" w:history="1">
+          <w:hyperlink w:anchor="_Toc212796979" w:history="1">
             <w:r>
               <w:rPr>
                 <w:rStyle w:val="Hipervnculo"/>
@@ -1888,7 +1891,7 @@
                 <w:noProof/>
                 <w:webHidden/>
               </w:rPr>
-              <w:instrText xml:space="preserve"> PAGEREF _Toc212563409 \h </w:instrText>
+              <w:instrText xml:space="preserve"> PAGEREF _Toc212796979 \h </w:instrText>
             </w:r>
             <w:r>
               <w:rPr>
@@ -1908,7 +1911,7 @@
                 <w:noProof/>
                 <w:webHidden/>
               </w:rPr>
-              <w:t>16</w:t>
+              <w:t>17</w:t>
             </w:r>
             <w:r>
               <w:rPr>
@@ -1935,7 +1938,7 @@
               <w14:ligatures w14:val="none"/>
             </w:rPr>
           </w:pPr>
-          <w:hyperlink w:anchor="_Toc212563410" w:history="1">
+          <w:hyperlink w:anchor="_Toc212796980" w:history="1">
             <w:r>
               <w:rPr>
                 <w:rStyle w:val="Hipervnculo"/>
@@ -1980,7 +1983,7 @@
                 <w:noProof/>
                 <w:webHidden/>
               </w:rPr>
-              <w:instrText xml:space="preserve"> PAGEREF _Toc212563410 \h </w:instrText>
+              <w:instrText xml:space="preserve"> PAGEREF _Toc212796980 \h </w:instrText>
             </w:r>
             <w:r>
               <w:rPr>
@@ -2000,7 +2003,7 @@
                 <w:noProof/>
                 <w:webHidden/>
               </w:rPr>
-              <w:t>18</w:t>
+              <w:t>19</w:t>
             </w:r>
             <w:r>
               <w:rPr>
@@ -2023,7 +2026,7 @@
               <w14:ligatures w14:val="none"/>
             </w:rPr>
           </w:pPr>
-          <w:hyperlink w:anchor="_Toc212563411" w:history="1">
+          <w:hyperlink w:anchor="_Toc212796981" w:history="1">
             <w:r>
               <w:rPr>
                 <w:rStyle w:val="Hipervnculo"/>
@@ -2068,7 +2071,7 @@
                 <w:noProof/>
                 <w:webHidden/>
               </w:rPr>
-              <w:instrText xml:space="preserve"> PAGEREF _Toc212563411 \h </w:instrText>
+              <w:instrText xml:space="preserve"> PAGEREF _Toc212796981 \h </w:instrText>
             </w:r>
             <w:r>
               <w:rPr>
@@ -2088,7 +2091,7 @@
                 <w:noProof/>
                 <w:webHidden/>
               </w:rPr>
-              <w:t>18</w:t>
+              <w:t>19</w:t>
             </w:r>
             <w:r>
               <w:rPr>
@@ -2111,7 +2114,7 @@
               <w14:ligatures w14:val="none"/>
             </w:rPr>
           </w:pPr>
-          <w:hyperlink w:anchor="_Toc212563412" w:history="1">
+          <w:hyperlink w:anchor="_Toc212796982" w:history="1">
             <w:r>
               <w:rPr>
                 <w:rStyle w:val="Hipervnculo"/>
@@ -2156,7 +2159,7 @@
                 <w:noProof/>
                 <w:webHidden/>
               </w:rPr>
-              <w:instrText xml:space="preserve"> PAGEREF _Toc212563412 \h </w:instrText>
+              <w:instrText xml:space="preserve"> PAGEREF _Toc212796982 \h </w:instrText>
             </w:r>
             <w:r>
               <w:rPr>
@@ -2176,7 +2179,7 @@
                 <w:noProof/>
                 <w:webHidden/>
               </w:rPr>
-              <w:t>18</w:t>
+              <w:t>19</w:t>
             </w:r>
             <w:r>
               <w:rPr>
@@ -2199,7 +2202,7 @@
               <w14:ligatures w14:val="none"/>
             </w:rPr>
           </w:pPr>
-          <w:hyperlink w:anchor="_Toc212563413" w:history="1">
+          <w:hyperlink w:anchor="_Toc212796983" w:history="1">
             <w:r>
               <w:rPr>
                 <w:rStyle w:val="Hipervnculo"/>
@@ -2244,7 +2247,7 @@
                 <w:noProof/>
                 <w:webHidden/>
               </w:rPr>
-              <w:instrText xml:space="preserve"> PAGEREF _Toc212563413 \h </w:instrText>
+              <w:instrText xml:space="preserve"> PAGEREF _Toc212796983 \h </w:instrText>
             </w:r>
             <w:r>
               <w:rPr>
@@ -2264,7 +2267,7 @@
                 <w:noProof/>
                 <w:webHidden/>
               </w:rPr>
-              <w:t>19</w:t>
+              <w:t>20</w:t>
             </w:r>
             <w:r>
               <w:rPr>
@@ -2287,7 +2290,7 @@
               <w14:ligatures w14:val="none"/>
             </w:rPr>
           </w:pPr>
-          <w:hyperlink w:anchor="_Toc212563414" w:history="1">
+          <w:hyperlink w:anchor="_Toc212796984" w:history="1">
             <w:r>
               <w:rPr>
                 <w:rStyle w:val="Hipervnculo"/>
@@ -2332,7 +2335,7 @@
                 <w:noProof/>
                 <w:webHidden/>
               </w:rPr>
-              <w:instrText xml:space="preserve"> PAGEREF _Toc212563414 \h </w:instrText>
+              <w:instrText xml:space="preserve"> PAGEREF _Toc212796984 \h </w:instrText>
             </w:r>
             <w:r>
               <w:rPr>
@@ -2352,7 +2355,7 @@
                 <w:noProof/>
                 <w:webHidden/>
               </w:rPr>
-              <w:t>20</w:t>
+              <w:t>21</w:t>
             </w:r>
             <w:r>
               <w:rPr>
@@ -2375,7 +2378,7 @@
               <w14:ligatures w14:val="none"/>
             </w:rPr>
           </w:pPr>
-          <w:hyperlink w:anchor="_Toc212563415" w:history="1">
+          <w:hyperlink w:anchor="_Toc212796985" w:history="1">
             <w:r>
               <w:rPr>
                 <w:rStyle w:val="Hipervnculo"/>
@@ -2420,7 +2423,7 @@
                 <w:noProof/>
                 <w:webHidden/>
               </w:rPr>
-              <w:instrText xml:space="preserve"> PAGEREF _Toc212563415 \h </w:instrText>
+              <w:instrText xml:space="preserve"> PAGEREF _Toc212796985 \h </w:instrText>
             </w:r>
             <w:r>
               <w:rPr>
@@ -2440,7 +2443,7 @@
                 <w:noProof/>
                 <w:webHidden/>
               </w:rPr>
-              <w:t>21</w:t>
+              <w:t>22</w:t>
             </w:r>
             <w:r>
               <w:rPr>
@@ -2466,7 +2469,7 @@
               <w14:ligatures w14:val="none"/>
             </w:rPr>
           </w:pPr>
-          <w:hyperlink w:anchor="_Toc212563416" w:history="1">
+          <w:hyperlink w:anchor="_Toc212796986" w:history="1">
             <w:r>
               <w:rPr>
                 <w:rStyle w:val="Hipervnculo"/>
@@ -2493,7 +2496,7 @@
                 <w:noProof/>
                 <w:webHidden/>
               </w:rPr>
-              <w:instrText xml:space="preserve"> PAGEREF _Toc212563416 \h </w:instrText>
+              <w:instrText xml:space="preserve"> PAGEREF _Toc212796986 \h </w:instrText>
             </w:r>
             <w:r>
               <w:rPr>
@@ -2513,7 +2516,7 @@
                 <w:noProof/>
                 <w:webHidden/>
               </w:rPr>
-              <w:t>23</w:t>
+              <w:t>24</w:t>
             </w:r>
             <w:r>
               <w:rPr>
@@ -2539,7 +2542,7 @@
               <w14:ligatures w14:val="none"/>
             </w:rPr>
           </w:pPr>
-          <w:hyperlink w:anchor="_Toc212563417" w:history="1">
+          <w:hyperlink w:anchor="_Toc212796987" w:history="1">
             <w:r>
               <w:rPr>
                 <w:rStyle w:val="Hipervnculo"/>
@@ -2566,7 +2569,7 @@
                 <w:noProof/>
                 <w:webHidden/>
               </w:rPr>
-              <w:instrText xml:space="preserve"> PAGEREF _Toc212563417 \h </w:instrText>
+              <w:instrText xml:space="preserve"> PAGEREF _Toc212796987 \h </w:instrText>
             </w:r>
             <w:r>
               <w:rPr>
@@ -2586,7 +2589,7 @@
                 <w:noProof/>
                 <w:webHidden/>
               </w:rPr>
-              <w:t>25</w:t>
+              <w:t>26</w:t>
             </w:r>
             <w:r>
               <w:rPr>
@@ -2612,7 +2615,7 @@
               <w14:ligatures w14:val="none"/>
             </w:rPr>
           </w:pPr>
-          <w:hyperlink w:anchor="_Toc212563418" w:history="1">
+          <w:hyperlink w:anchor="_Toc212796988" w:history="1">
             <w:r>
               <w:rPr>
                 <w:rStyle w:val="Hipervnculo"/>
@@ -2639,7 +2642,7 @@
                 <w:noProof/>
                 <w:webHidden/>
               </w:rPr>
-              <w:instrText xml:space="preserve"> PAGEREF _Toc212563418 \h </w:instrText>
+              <w:instrText xml:space="preserve"> PAGEREF _Toc212796988 \h </w:instrText>
             </w:r>
             <w:r>
               <w:rPr>
@@ -2659,7 +2662,7 @@
                 <w:noProof/>
                 <w:webHidden/>
               </w:rPr>
-              <w:t>27</w:t>
+              <w:t>28</w:t>
             </w:r>
             <w:r>
               <w:rPr>
@@ -2685,7 +2688,7 @@
               <w14:ligatures w14:val="none"/>
             </w:rPr>
           </w:pPr>
-          <w:hyperlink w:anchor="_Toc212563419" w:history="1">
+          <w:hyperlink w:anchor="_Toc212796989" w:history="1">
             <w:r>
               <w:rPr>
                 <w:rStyle w:val="Hipervnculo"/>
@@ -2712,7 +2715,7 @@
                 <w:noProof/>
                 <w:webHidden/>
               </w:rPr>
-              <w:instrText xml:space="preserve"> PAGEREF _Toc212563419 \h </w:instrText>
+              <w:instrText xml:space="preserve"> PAGEREF _Toc212796989 \h </w:instrText>
             </w:r>
             <w:r>
               <w:rPr>
@@ -2732,7 +2735,7 @@
                 <w:noProof/>
                 <w:webHidden/>
               </w:rPr>
-              <w:t>28</w:t>
+              <w:t>29</w:t>
             </w:r>
             <w:r>
               <w:rPr>
@@ -2758,7 +2761,7 @@
               <w14:ligatures w14:val="none"/>
             </w:rPr>
           </w:pPr>
-          <w:hyperlink w:anchor="_Toc212563420" w:history="1">
+          <w:hyperlink w:anchor="_Toc212796990" w:history="1">
             <w:r>
               <w:rPr>
                 <w:rStyle w:val="Hipervnculo"/>
@@ -2785,7 +2788,7 @@
                 <w:noProof/>
                 <w:webHidden/>
               </w:rPr>
-              <w:instrText xml:space="preserve"> PAGEREF _Toc212563420 \h </w:instrText>
+              <w:instrText xml:space="preserve"> PAGEREF _Toc212796990 \h </w:instrText>
             </w:r>
             <w:r>
               <w:rPr>
@@ -2805,7 +2808,7 @@
                 <w:noProof/>
                 <w:webHidden/>
               </w:rPr>
-              <w:t>29</w:t>
+              <w:t>30</w:t>
             </w:r>
             <w:r>
               <w:rPr>
@@ -2850,7 +2853,7 @@
       <w:pPr>
         <w:pStyle w:val="Titulosgenerales"/>
       </w:pPr>
-      <w:bookmarkStart w:id="0" w:name="_Toc212563394"/>
+      <w:bookmarkStart w:id="0" w:name="_Toc212796964"/>
       <w:r>
         <w:lastRenderedPageBreak/>
         <w:t>Introducción</w:t>
@@ -3129,7 +3132,13 @@
               </w:rPr>
             </w:pPr>
             <w:r>
-              <w:t>¡Le invitamos a apropiarse de estos conceptos y aplicarlos con criterio para construir propuestas comerciales que no solo informen, sino que conecten, persuadan y generen valor real en cada interacción con sus clientes!”</w:t>
+              <w:t>“</w:t>
+            </w:r>
+            <w:r>
+              <w:t>¡Le invitamos a apropiarse de estos conceptos y aplicarlos con criterio para construir propuestas comerciales que no solo informen, sino que conecten, persuadan y generen valor real en cada interacción con sus clientes!</w:t>
+            </w:r>
+            <w:r>
+              <w:t>”</w:t>
             </w:r>
           </w:p>
         </w:tc>
@@ -3154,7 +3163,7 @@
       <w:pPr>
         <w:pStyle w:val="Ttulo1"/>
       </w:pPr>
-      <w:bookmarkStart w:id="1" w:name="_Toc212563395"/>
+      <w:bookmarkStart w:id="1" w:name="_Toc212796965"/>
       <w:r>
         <w:lastRenderedPageBreak/>
         <w:t>Comunicación comercial</w:t>
@@ -3199,7 +3208,7 @@
       <w:pPr>
         <w:pStyle w:val="Ttulo2"/>
       </w:pPr>
-      <w:bookmarkStart w:id="2" w:name="_Toc212563396"/>
+      <w:bookmarkStart w:id="2" w:name="_Toc212796966"/>
       <w:r>
         <w:t>Concepto</w:t>
       </w:r>
@@ -3231,7 +3240,7 @@
       <w:pPr>
         <w:pStyle w:val="Ttulo2"/>
       </w:pPr>
-      <w:bookmarkStart w:id="3" w:name="_Toc212563397"/>
+      <w:bookmarkStart w:id="3" w:name="_Toc212796967"/>
       <w:r>
         <w:t>Elementos</w:t>
       </w:r>
@@ -3492,7 +3501,7 @@
       <w:pPr>
         <w:pStyle w:val="Ttulo2"/>
       </w:pPr>
-      <w:bookmarkStart w:id="4" w:name="_Toc212563398"/>
+      <w:bookmarkStart w:id="4" w:name="_Toc212796968"/>
       <w:r>
         <w:lastRenderedPageBreak/>
         <w:t>Interferencias</w:t>
@@ -3605,7 +3614,7 @@
       <w:pPr>
         <w:pStyle w:val="Ttulo2"/>
       </w:pPr>
-      <w:bookmarkStart w:id="5" w:name="_Toc212563399"/>
+      <w:bookmarkStart w:id="5" w:name="_Toc212796969"/>
       <w:r>
         <w:t>Herramientas digitales</w:t>
       </w:r>
@@ -3699,10 +3708,10 @@
           <w:lang w:val="es-419" w:eastAsia="es-CO"/>
         </w:rPr>
         <w:drawing>
-          <wp:inline distT="0" distB="0" distL="0" distR="0" wp14:anchorId="2B813D15" wp14:editId="29B16B86">
-            <wp:extent cx="3672963" cy="3200400"/>
-            <wp:effectExtent l="0" t="0" r="3810" b="0"/>
-            <wp:docPr id="2" name="Imagen 2" descr="La figura muestra cinco diferentes herramientas digitales para la comunicación comercial. Entre estas tenemos: Canva, Genially, PowerPoint, HubSpot CRM y Google Slidess."/>
+          <wp:inline distT="0" distB="0" distL="0" distR="0" wp14:anchorId="2B813D15" wp14:editId="7E49460A">
+            <wp:extent cx="3774559" cy="3288926"/>
+            <wp:effectExtent l="0" t="0" r="0" b="6985"/>
+            <wp:docPr id="2" name="Imagen 2" descr="La figura muestra cinco diferentes herramientas digitales para la comunicación comercial. Entre estas tenemos: Canva, Genially, PowerPoint, HubSpot CRM y Google Slidess.&#10;A continuación se  explica cada una de las herramientas."/>
             <wp:cNvGraphicFramePr>
               <a:graphicFrameLocks xmlns:a="http://schemas.openxmlformats.org/drawingml/2006/main" noChangeAspect="1"/>
             </wp:cNvGraphicFramePr>
@@ -3710,7 +3719,7 @@
               <a:graphicData uri="http://schemas.openxmlformats.org/drawingml/2006/picture">
                 <pic:pic xmlns:pic="http://schemas.openxmlformats.org/drawingml/2006/picture">
                   <pic:nvPicPr>
-                    <pic:cNvPr id="2" name="Imagen 2" descr="La figura muestra cinco diferentes herramientas digitales para la comunicación comercial. Entre estas tenemos: Canva, Genially, PowerPoint, HubSpot CRM y Google Slidess."/>
+                    <pic:cNvPr id="2" name="Imagen 2" descr="La figura muestra cinco diferentes herramientas digitales para la comunicación comercial. Entre estas tenemos: Canva, Genially, PowerPoint, HubSpot CRM y Google Slidess.&#10;A continuación se  explica cada una de las herramientas."/>
                     <pic:cNvPicPr/>
                   </pic:nvPicPr>
                   <pic:blipFill>
@@ -3728,7 +3737,7 @@
                   <pic:spPr>
                     <a:xfrm>
                       <a:off x="0" y="0"/>
-                      <a:ext cx="3683057" cy="3209196"/>
+                      <a:ext cx="3805079" cy="3315519"/>
                     </a:xfrm>
                     <a:prstGeom prst="rect">
                       <a:avLst/>
@@ -3791,9 +3800,161 @@
     </w:p>
     <w:p>
       <w:pPr>
+        <w:rPr>
+          <w:szCs w:val="28"/>
+          <w:lang w:val="es-419" w:eastAsia="es-CO"/>
+        </w:rPr>
+      </w:pPr>
+      <w:r>
+        <w:rPr>
+          <w:b/>
+          <w:bCs/>
+          <w:szCs w:val="28"/>
+          <w:lang w:val="es-419" w:eastAsia="es-CO"/>
+        </w:rPr>
+        <w:lastRenderedPageBreak/>
+        <w:t>Canva</w:t>
+      </w:r>
+      <w:r>
+        <w:rPr>
+          <w:szCs w:val="28"/>
+          <w:lang w:val="es-419" w:eastAsia="es-CO"/>
+        </w:rPr>
+        <w:t xml:space="preserve">: </w:t>
+      </w:r>
+      <w:r>
+        <w:rPr>
+          <w:szCs w:val="28"/>
+          <w:lang w:val="es-419" w:eastAsia="es-CO"/>
+        </w:rPr>
+        <w:t>d</w:t>
+      </w:r>
+      <w:r>
+        <w:rPr>
+          <w:szCs w:val="28"/>
+          <w:lang w:val="es-419" w:eastAsia="es-CO"/>
+        </w:rPr>
+        <w:t>iseño gráfico intuitivo, plantillas personalizables. Creación de propuestas visuales con identidad de marca.</w:t>
+      </w:r>
+    </w:p>
+    <w:p>
+      <w:pPr>
+        <w:rPr>
+          <w:szCs w:val="28"/>
+          <w:lang w:val="es-419" w:eastAsia="es-CO"/>
+        </w:rPr>
+      </w:pPr>
+      <w:r>
+        <w:rPr>
+          <w:b/>
+          <w:bCs/>
+          <w:szCs w:val="28"/>
+          <w:lang w:val="es-419" w:eastAsia="es-CO"/>
+        </w:rPr>
+        <w:t>Genially:</w:t>
+      </w:r>
+      <w:r>
+        <w:rPr>
+          <w:szCs w:val="28"/>
+          <w:lang w:val="es-419" w:eastAsia="es-CO"/>
+        </w:rPr>
+        <w:t xml:space="preserve"> presentaciones interactivas, integración multimedia. Propuestas con videos, enlaces y animaciones.</w:t>
+      </w:r>
+    </w:p>
+    <w:p>
+      <w:pPr>
+        <w:rPr>
+          <w:szCs w:val="28"/>
+          <w:lang w:val="es-419" w:eastAsia="es-CO"/>
+        </w:rPr>
+      </w:pPr>
+      <w:r>
+        <w:rPr>
+          <w:b/>
+          <w:bCs/>
+          <w:szCs w:val="28"/>
+          <w:lang w:val="es-419" w:eastAsia="es-CO"/>
+        </w:rPr>
+        <w:t>PowerPoint</w:t>
+      </w:r>
+      <w:r>
+        <w:rPr>
+          <w:szCs w:val="28"/>
+          <w:lang w:val="es-419" w:eastAsia="es-CO"/>
+        </w:rPr>
+        <w:t>: presentación estructurada, fácil de compartir. Propuestas formales para reuniones o envíos por correo.</w:t>
+      </w:r>
+    </w:p>
+    <w:p>
+      <w:pPr>
+        <w:rPr>
+          <w:szCs w:val="28"/>
+          <w:lang w:val="es-419" w:eastAsia="es-CO"/>
+        </w:rPr>
+      </w:pPr>
+      <w:r>
+        <w:rPr>
+          <w:b/>
+          <w:bCs/>
+          <w:szCs w:val="28"/>
+          <w:lang w:val="es-419" w:eastAsia="es-CO"/>
+        </w:rPr>
+        <w:t>HubSpot CRM</w:t>
+      </w:r>
+      <w:r>
+        <w:rPr>
+          <w:szCs w:val="28"/>
+          <w:lang w:val="es-419" w:eastAsia="es-CO"/>
+        </w:rPr>
+        <w:t>: seguimiento de clientes, automatización de correos. Envío y monitoreo de propuestas personalizadas.</w:t>
+      </w:r>
+    </w:p>
+    <w:p>
+      <w:pPr>
+        <w:rPr>
+          <w:szCs w:val="28"/>
+          <w:lang w:val="es-419" w:eastAsia="es-CO"/>
+        </w:rPr>
+      </w:pPr>
+      <w:r>
+        <w:rPr>
+          <w:b/>
+          <w:bCs/>
+          <w:szCs w:val="28"/>
+          <w:lang w:val="es-419" w:eastAsia="es-CO"/>
+        </w:rPr>
+        <w:t>Google Slides</w:t>
+      </w:r>
+      <w:r>
+        <w:rPr>
+          <w:szCs w:val="28"/>
+          <w:lang w:val="es-419" w:eastAsia="es-CO"/>
+        </w:rPr>
+        <w:t>: colaboración en línea, acceso multiplataforma. Propuestas colaborativas en equipos de ventas.</w:t>
+      </w:r>
+    </w:p>
+    <w:p>
+      <w:pPr>
+        <w:spacing w:before="0" w:after="160" w:line="259" w:lineRule="auto"/>
+        <w:ind w:firstLine="0"/>
+        <w:rPr>
+          <w:szCs w:val="28"/>
+          <w:lang w:val="es-419" w:eastAsia="es-CO"/>
+        </w:rPr>
+      </w:pPr>
+      <w:r>
+        <w:rPr>
+          <w:szCs w:val="28"/>
+          <w:lang w:val="es-419" w:eastAsia="es-CO"/>
+        </w:rPr>
+        <w:br w:type="page"/>
+      </w:r>
+    </w:p>
+    <w:p>
+      <w:pPr>
         <w:pStyle w:val="Ttulo1"/>
       </w:pPr>
-      <w:bookmarkStart w:id="6" w:name="_Toc212563400"/>
+      <w:bookmarkStart w:id="6" w:name="_Toc212796970"/>
       <w:r>
         <w:lastRenderedPageBreak/>
         <w:t>Negociación</w:t>
@@ -3851,7 +4012,7 @@
       <w:pPr>
         <w:pStyle w:val="Ttulo2"/>
       </w:pPr>
-      <w:bookmarkStart w:id="7" w:name="_Toc212563401"/>
+      <w:bookmarkStart w:id="7" w:name="_Toc212796971"/>
       <w:r>
         <w:t>Concepto</w:t>
       </w:r>
@@ -3883,7 +4044,7 @@
       <w:pPr>
         <w:pStyle w:val="Ttulo2"/>
       </w:pPr>
-      <w:bookmarkStart w:id="8" w:name="_Toc212563402"/>
+      <w:bookmarkStart w:id="8" w:name="_Toc212796972"/>
       <w:r>
         <w:t>Modelos</w:t>
       </w:r>
@@ -4511,7 +4672,7 @@
       <w:pPr>
         <w:pStyle w:val="Ttulo2"/>
       </w:pPr>
-      <w:bookmarkStart w:id="9" w:name="_Toc212563403"/>
+      <w:bookmarkStart w:id="9" w:name="_Toc212796973"/>
       <w:r>
         <w:lastRenderedPageBreak/>
         <w:t>Técnicas de anclaje</w:t>
@@ -4528,7 +4689,19 @@
         <w:rPr>
           <w:lang w:val="es-419" w:eastAsia="es-CO"/>
         </w:rPr>
-        <w:t>Las técnicas de anclaje y persuasión son herramientas psicológicas que influyen en la percepción del cliente durante la negociación. El anclaje consiste en presentar una primera cifra o propuesta que sirva como punto de referencia, condicionando las decisiones posteriores (Kahneman, 2011). Por ejemplo, si una empresa ofrece inicialmente un paquete premium de $1.200.000, cualquier oferta posterior parecerá más accesible en comparación.</w:t>
+        <w:t xml:space="preserve">Las técnicas de anclaje y persuasión son herramientas psicológicas que influyen en la percepción del cliente durante la negociación. El anclaje consiste en presentar una primera cifra o propuesta que sirva como punto de referencia, condicionando las decisiones posteriores (Kahneman, 2011). Por ejemplo, si una empresa ofrece inicialmente un paquete </w:t>
+      </w:r>
+      <w:r>
+        <w:rPr>
+          <w:rStyle w:val="Extranjerismo"/>
+        </w:rPr>
+        <w:t>premium</w:t>
+      </w:r>
+      <w:r>
+        <w:rPr>
+          <w:lang w:val="es-419" w:eastAsia="es-CO"/>
+        </w:rPr>
+        <w:t xml:space="preserve"> de $1.200.000, cualquier oferta posterior parecerá más accesible en comparación.</w:t>
       </w:r>
     </w:p>
     <w:p>
@@ -4830,7 +5003,7 @@
       <w:pPr>
         <w:pStyle w:val="Ttulo2"/>
       </w:pPr>
-      <w:bookmarkStart w:id="10" w:name="_Toc212563404"/>
+      <w:bookmarkStart w:id="10" w:name="_Toc212796974"/>
       <w:r>
         <w:t xml:space="preserve">Desarrollo de </w:t>
       </w:r>
@@ -5562,7 +5735,7 @@
       <w:pPr>
         <w:pStyle w:val="Ttulo1"/>
       </w:pPr>
-      <w:bookmarkStart w:id="11" w:name="_Toc212563405"/>
+      <w:bookmarkStart w:id="11" w:name="_Toc212796975"/>
       <w:r>
         <w:lastRenderedPageBreak/>
         <w:t>Seguimiento</w:t>
@@ -5599,7 +5772,7 @@
       <w:pPr>
         <w:pStyle w:val="Ttulo2"/>
       </w:pPr>
-      <w:bookmarkStart w:id="12" w:name="_Toc212563406"/>
+      <w:bookmarkStart w:id="12" w:name="_Toc212796976"/>
       <w:r>
         <w:t>Técnicas de seguimiento</w:t>
       </w:r>
@@ -5705,10 +5878,10 @@
           <w:lang w:val="es-419" w:eastAsia="es-CO"/>
         </w:rPr>
         <w:drawing>
-          <wp:inline distT="0" distB="0" distL="0" distR="0" wp14:anchorId="315E7767" wp14:editId="0FD60BF5">
+          <wp:inline distT="0" distB="0" distL="0" distR="0" wp14:anchorId="315E7767" wp14:editId="679E1616">
             <wp:extent cx="5082363" cy="3304749"/>
             <wp:effectExtent l="0" t="0" r="4445" b="0"/>
-            <wp:docPr id="11" name="Imagen 11" descr="La figura relaciona cuatro técnicas de seguimiento comercial. La primera es la llamada telefónica; la segunda es el correo personalizado, la tercera es la reunión de seguimiento y finalmente el contenido adicional."/>
+            <wp:docPr id="11" name="Imagen 11" descr="La figura relaciona cuatro técnicas de seguimiento comercial. La primera es la llamada telefónica; la segunda es el correo personalizado, la tercera es la reunión de seguimiento y finalmente el contenido adicional.&#10;A continuación se explica cada una."/>
             <wp:cNvGraphicFramePr>
               <a:graphicFrameLocks xmlns:a="http://schemas.openxmlformats.org/drawingml/2006/main" noChangeAspect="1"/>
             </wp:cNvGraphicFramePr>
@@ -5716,7 +5889,7 @@
               <a:graphicData uri="http://schemas.openxmlformats.org/drawingml/2006/picture">
                 <pic:pic xmlns:pic="http://schemas.openxmlformats.org/drawingml/2006/picture">
                   <pic:nvPicPr>
-                    <pic:cNvPr id="11" name="Imagen 11" descr="La figura relaciona cuatro técnicas de seguimiento comercial. La primera es la llamada telefónica; la segunda es el correo personalizado, la tercera es la reunión de seguimiento y finalmente el contenido adicional."/>
+                    <pic:cNvPr id="11" name="Imagen 11" descr="La figura relaciona cuatro técnicas de seguimiento comercial. La primera es la llamada telefónica; la segunda es el correo personalizado, la tercera es la reunión de seguimiento y finalmente el contenido adicional.&#10;A continuación se explica cada una."/>
                     <pic:cNvPicPr/>
                   </pic:nvPicPr>
                   <pic:blipFill>
@@ -5771,9 +5944,122 @@
     </w:p>
     <w:p>
       <w:pPr>
+        <w:ind w:firstLine="708"/>
+        <w:rPr>
+          <w:sz w:val="24"/>
+          <w:szCs w:val="24"/>
+          <w:lang w:val="es-419" w:eastAsia="es-CO"/>
+        </w:rPr>
+      </w:pPr>
+      <w:r>
+        <w:rPr>
+          <w:b/>
+          <w:bCs/>
+          <w:sz w:val="24"/>
+          <w:szCs w:val="24"/>
+          <w:lang w:val="es-419" w:eastAsia="es-CO"/>
+        </w:rPr>
+        <w:t>Llamada telefónica</w:t>
+      </w:r>
+      <w:r>
+        <w:rPr>
+          <w:sz w:val="24"/>
+          <w:szCs w:val="24"/>
+          <w:lang w:val="es-419" w:eastAsia="es-CO"/>
+        </w:rPr>
+        <w:t>: contacto directo, permite resolver dudas. Ejemplo: “¿Tuviste oportunidad de revisar la propuesta?”.</w:t>
+      </w:r>
+    </w:p>
+    <w:p>
+      <w:pPr>
+        <w:ind w:firstLine="708"/>
+        <w:rPr>
+          <w:sz w:val="24"/>
+          <w:szCs w:val="24"/>
+          <w:lang w:val="es-419" w:eastAsia="es-CO"/>
+        </w:rPr>
+      </w:pPr>
+      <w:r>
+        <w:rPr>
+          <w:b/>
+          <w:bCs/>
+          <w:sz w:val="24"/>
+          <w:szCs w:val="24"/>
+          <w:lang w:val="es-419" w:eastAsia="es-CO"/>
+        </w:rPr>
+        <w:t>Correo personalizado</w:t>
+      </w:r>
+      <w:r>
+        <w:rPr>
+          <w:sz w:val="24"/>
+          <w:szCs w:val="24"/>
+          <w:lang w:val="es-419" w:eastAsia="es-CO"/>
+        </w:rPr>
+        <w:t>: refuerza el mensaje, permite adjuntar contenido. Ejemplo: envío de catálogo digital con beneficios adicionales.</w:t>
+      </w:r>
+    </w:p>
+    <w:p>
+      <w:pPr>
+        <w:ind w:firstLine="708"/>
+        <w:rPr>
+          <w:sz w:val="24"/>
+          <w:szCs w:val="24"/>
+          <w:lang w:val="es-419" w:eastAsia="es-CO"/>
+        </w:rPr>
+      </w:pPr>
+      <w:r>
+        <w:rPr>
+          <w:b/>
+          <w:bCs/>
+          <w:sz w:val="24"/>
+          <w:szCs w:val="24"/>
+          <w:lang w:val="es-419" w:eastAsia="es-CO"/>
+        </w:rPr>
+        <w:t>Reunión de seguimiento</w:t>
+      </w:r>
+      <w:r>
+        <w:rPr>
+          <w:sz w:val="24"/>
+          <w:szCs w:val="24"/>
+          <w:lang w:val="es-419" w:eastAsia="es-CO"/>
+        </w:rPr>
+        <w:t>: espacio para aclarar dudas y negociar detalles. Ejemplo: agenda virtual para revisar condiciones comerciales.</w:t>
+      </w:r>
+    </w:p>
+    <w:p>
+      <w:pPr>
+        <w:ind w:firstLine="708"/>
+        <w:rPr>
+          <w:sz w:val="24"/>
+          <w:szCs w:val="24"/>
+          <w:lang w:val="es-419" w:eastAsia="es-CO"/>
+        </w:rPr>
+      </w:pPr>
+      <w:r>
+        <w:rPr>
+          <w:b/>
+          <w:bCs/>
+          <w:sz w:val="24"/>
+          <w:szCs w:val="24"/>
+          <w:lang w:val="es-419" w:eastAsia="es-CO"/>
+        </w:rPr>
+        <w:lastRenderedPageBreak/>
+        <w:t>Contenido adicional</w:t>
+      </w:r>
+      <w:r>
+        <w:rPr>
+          <w:sz w:val="24"/>
+          <w:szCs w:val="24"/>
+          <w:lang w:val="es-419" w:eastAsia="es-CO"/>
+        </w:rPr>
+        <w:t>: aporta valor, mantiene el interés. Ejemplo: video de uso del producto en entrenamiento funcional.</w:t>
+      </w:r>
+    </w:p>
+    <w:p>
+      <w:pPr>
         <w:pStyle w:val="Ttulo2"/>
       </w:pPr>
-      <w:bookmarkStart w:id="13" w:name="_Toc212563407"/>
+      <w:bookmarkStart w:id="13" w:name="_Toc212796977"/>
       <w:r>
         <w:t>Herramientas de seguimiento</w:t>
       </w:r>
@@ -5802,7 +6088,6 @@
         <w:rPr>
           <w:lang w:val="es-419" w:eastAsia="es-CO"/>
         </w:rPr>
-        <w:lastRenderedPageBreak/>
         <w:t>Según Kotler y Keller (2022), los sistemas CRM (</w:t>
       </w:r>
       <w:r>
@@ -6221,6 +6506,7 @@
                 <w:color w:val="000000" w:themeColor="text1"/>
                 <w:szCs w:val="24"/>
               </w:rPr>
+              <w:lastRenderedPageBreak/>
               <w:t>Zoho CRM</w:t>
             </w:r>
           </w:p>
@@ -6430,7 +6716,6 @@
                 <w:color w:val="000000" w:themeColor="text1"/>
                 <w:szCs w:val="24"/>
               </w:rPr>
-              <w:lastRenderedPageBreak/>
               <w:t>WhatsApp Business</w:t>
             </w:r>
           </w:p>
@@ -6574,7 +6859,7 @@
       <w:pPr>
         <w:pStyle w:val="Ttulo2"/>
       </w:pPr>
-      <w:bookmarkStart w:id="14" w:name="_Toc212563408"/>
+      <w:bookmarkStart w:id="14" w:name="_Toc212796978"/>
       <w:r>
         <w:t>Protocolos</w:t>
       </w:r>
@@ -6639,12 +6924,20 @@
           <w:lang w:val="es-419" w:eastAsia="es-CO"/>
         </w:rPr>
       </w:pPr>
+    </w:p>
+    <w:p>
+      <w:pPr>
+        <w:rPr>
+          <w:lang w:val="es-419" w:eastAsia="es-CO"/>
+        </w:rPr>
+      </w:pPr>
       <w:r>
         <w:rPr>
           <w:b/>
           <w:bCs/>
           <w:lang w:val="es-419" w:eastAsia="es-CO"/>
         </w:rPr>
+        <w:lastRenderedPageBreak/>
         <w:t>A continuación, algunos elementos que un protocolo de contacto comercial debería tener</w:t>
       </w:r>
       <w:r>
@@ -6726,7 +7019,6 @@
           <w:bCs/>
           <w:lang w:val="es-419" w:eastAsia="es-CO"/>
         </w:rPr>
-        <w:lastRenderedPageBreak/>
         <w:t>Personalización</w:t>
       </w:r>
       <w:r>
@@ -6795,7 +7087,7 @@
       <w:pPr>
         <w:pStyle w:val="Ttulo2"/>
       </w:pPr>
-      <w:bookmarkStart w:id="15" w:name="_Toc212563409"/>
+      <w:bookmarkStart w:id="15" w:name="_Toc212796979"/>
       <w:r>
         <w:t>Informes</w:t>
       </w:r>
@@ -6853,6 +7145,25 @@
     </w:p>
     <w:p>
       <w:pPr>
+        <w:spacing w:before="0" w:after="160" w:line="259" w:lineRule="auto"/>
+        <w:ind w:firstLine="0"/>
+        <w:rPr>
+          <w:sz w:val="24"/>
+          <w:szCs w:val="24"/>
+          <w:lang w:val="es-419" w:eastAsia="es-CO"/>
+        </w:rPr>
+      </w:pPr>
+      <w:r>
+        <w:rPr>
+          <w:sz w:val="24"/>
+          <w:szCs w:val="24"/>
+          <w:lang w:val="es-419" w:eastAsia="es-CO"/>
+        </w:rPr>
+        <w:br w:type="page"/>
+      </w:r>
+    </w:p>
+    <w:p>
+      <w:pPr>
         <w:pStyle w:val="Tabla"/>
         <w:rPr>
           <w:lang w:val="es-419" w:eastAsia="es-CO"/>
@@ -6862,6 +7173,7 @@
         <w:rPr>
           <w:lang w:val="es-419" w:eastAsia="es-CO"/>
         </w:rPr>
+        <w:lastRenderedPageBreak/>
         <w:t>Estructura básica de un informe de seguimiento comercial</w:t>
       </w:r>
     </w:p>
@@ -7286,7 +7598,6 @@
                 <w:color w:val="000000" w:themeColor="text1"/>
                 <w:szCs w:val="24"/>
               </w:rPr>
-              <w:lastRenderedPageBreak/>
               <w:t>Acciones futuras</w:t>
             </w:r>
           </w:p>
@@ -7333,7 +7644,23 @@
                 <w:szCs w:val="24"/>
                 <w:lang w:val="es-CO"/>
               </w:rPr>
-              <w:t>Enviar cotización adicional, prepara demo.</w:t>
+              <w:t>Enviar cotización adicional, prepara</w:t>
+            </w:r>
+            <w:r>
+              <w:rPr>
+                <w:rFonts w:asciiTheme="minorHAnsi" w:hAnsiTheme="minorHAnsi" w:cstheme="minorHAnsi"/>
+                <w:szCs w:val="24"/>
+                <w:lang w:val="es-CO"/>
+              </w:rPr>
+              <w:t>r</w:t>
+            </w:r>
+            <w:r>
+              <w:rPr>
+                <w:rFonts w:asciiTheme="minorHAnsi" w:hAnsiTheme="minorHAnsi" w:cstheme="minorHAnsi"/>
+                <w:szCs w:val="24"/>
+                <w:lang w:val="es-CO"/>
+              </w:rPr>
+              <w:t xml:space="preserve"> demo.</w:t>
             </w:r>
           </w:p>
         </w:tc>
@@ -7398,7 +7725,7 @@
       <w:pPr>
         <w:pStyle w:val="Ttulo1"/>
       </w:pPr>
-      <w:bookmarkStart w:id="16" w:name="_Toc212563410"/>
+      <w:bookmarkStart w:id="16" w:name="_Toc212796980"/>
       <w:r>
         <w:lastRenderedPageBreak/>
         <w:t>P</w:t>
@@ -7460,7 +7787,7 @@
       <w:pPr>
         <w:pStyle w:val="Ttulo2"/>
       </w:pPr>
-      <w:bookmarkStart w:id="17" w:name="_Toc212563411"/>
+      <w:bookmarkStart w:id="17" w:name="_Toc212796981"/>
       <w:r>
         <w:t>Concepto</w:t>
       </w:r>
@@ -7489,7 +7816,7 @@
       <w:pPr>
         <w:pStyle w:val="Ttulo2"/>
       </w:pPr>
-      <w:bookmarkStart w:id="18" w:name="_Toc212563412"/>
+      <w:bookmarkStart w:id="18" w:name="_Toc212796982"/>
       <w:r>
         <w:t>Objetivos</w:t>
       </w:r>
@@ -7734,7 +8061,7 @@
       <w:pPr>
         <w:pStyle w:val="Ttulo2"/>
       </w:pPr>
-      <w:bookmarkStart w:id="19" w:name="_Toc212563413"/>
+      <w:bookmarkStart w:id="19" w:name="_Toc212796983"/>
       <w:r>
         <w:t>Ben</w:t>
       </w:r>
@@ -8326,7 +8653,7 @@
       <w:pPr>
         <w:pStyle w:val="Ttulo2"/>
       </w:pPr>
-      <w:bookmarkStart w:id="20" w:name="_Toc212563414"/>
+      <w:bookmarkStart w:id="20" w:name="_Toc212796984"/>
       <w:r>
         <w:t>Tipos</w:t>
       </w:r>
@@ -8588,7 +8915,7 @@
       <w:pPr>
         <w:pStyle w:val="Ttulo2"/>
       </w:pPr>
-      <w:bookmarkStart w:id="21" w:name="_Toc212563415"/>
+      <w:bookmarkStart w:id="21" w:name="_Toc212796985"/>
       <w:r>
         <w:t>Estrategias</w:t>
       </w:r>
@@ -9183,7 +9510,7 @@
       <w:pPr>
         <w:pStyle w:val="Titulosgenerales"/>
       </w:pPr>
-      <w:bookmarkStart w:id="22" w:name="_Toc212563416"/>
+      <w:bookmarkStart w:id="22" w:name="_Toc212796986"/>
       <w:r>
         <w:lastRenderedPageBreak/>
         <w:t>S</w:t>
@@ -9331,7 +9658,7 @@
       <w:pPr>
         <w:pStyle w:val="Titulosgenerales"/>
       </w:pPr>
-      <w:bookmarkStart w:id="23" w:name="_Toc212563417"/>
+      <w:bookmarkStart w:id="23" w:name="_Toc212796987"/>
       <w:r>
         <w:lastRenderedPageBreak/>
         <w:t>Glosario</w:t>
@@ -9892,7 +10219,7 @@
       <w:pPr>
         <w:pStyle w:val="Titulosgenerales"/>
       </w:pPr>
-      <w:bookmarkStart w:id="24" w:name="_Toc212563418"/>
+      <w:bookmarkStart w:id="24" w:name="_Toc212796988"/>
       <w:r>
         <w:lastRenderedPageBreak/>
         <w:t>Material complementario</w:t>
@@ -10170,6 +10497,14 @@
               <w:t>Octanaje</w:t>
             </w:r>
             <w:proofErr w:type="spellEnd"/>
+            <w:r>
+              <w:rPr>
+                <w:rStyle w:val="Extranjerismo"/>
+                <w:sz w:val="28"/>
+                <w:szCs w:val="28"/>
+              </w:rPr>
+              <w:t>.</w:t>
+            </w:r>
           </w:p>
         </w:tc>
         <w:tc>
@@ -10675,7 +11010,7 @@
       <w:pPr>
         <w:pStyle w:val="Titulosgenerales"/>
       </w:pPr>
-      <w:bookmarkStart w:id="25" w:name="_Toc212563419"/>
+      <w:bookmarkStart w:id="25" w:name="_Toc212796989"/>
       <w:r>
         <w:lastRenderedPageBreak/>
         <w:t>Referencias bibliográficas</w:t>
@@ -11021,7 +11356,7 @@
       <w:pPr>
         <w:pStyle w:val="Titulosgenerales"/>
       </w:pPr>
-      <w:bookmarkStart w:id="26" w:name="_Toc212563420"/>
+      <w:bookmarkStart w:id="26" w:name="_Toc212796990"/>
       <w:r>
         <w:lastRenderedPageBreak/>
         <w:t>C</w:t>
@@ -18744,10 +19079,6 @@
 </file>
 
 <file path=customXml/item1.xml><?xml version="1.0" encoding="utf-8"?>
-<b:Sources xmlns:b="http://schemas.openxmlformats.org/officeDocument/2006/bibliography" xmlns="http://schemas.openxmlformats.org/officeDocument/2006/bibliography" SelectedStyle="\APASixthEditionOfficeOnline.xsl" StyleName="APA" Version="6"/>
-</file>
-
-<file path=customXml/item2.xml><?xml version="1.0" encoding="utf-8"?>
 <p:properties xmlns:p="http://schemas.microsoft.com/office/2006/metadata/properties" xmlns:xsi="http://www.w3.org/2001/XMLSchema-instance" xmlns:pc="http://schemas.microsoft.com/office/infopath/2007/PartnerControls">
   <documentManagement>
     <TaxCatchAll xmlns="cb45339b-ced9-4d0d-8f64-77573914d53b"/>
@@ -18758,16 +19089,11 @@
 </p:properties>
 </file>
 
-<file path=customXml/item3.xml><?xml version="1.0" encoding="utf-8"?>
-<?mso-contentType ?>
-<FormTemplates xmlns="http://schemas.microsoft.com/sharepoint/v3/contenttype/forms">
-  <Display>DocumentLibraryForm</Display>
-  <Edit>DocumentLibraryForm</Edit>
-  <New>DocumentLibraryForm</New>
-</FormTemplates>
+<file path=customXml/item2.xml><?xml version="1.0" encoding="utf-8"?>
+<b:Sources xmlns:b="http://schemas.openxmlformats.org/officeDocument/2006/bibliography" xmlns="http://schemas.openxmlformats.org/officeDocument/2006/bibliography" SelectedStyle="\APASixthEditionOfficeOnline.xsl" StyleName="APA" Version="6"/>
 </file>
 
-<file path=customXml/item4.xml><?xml version="1.0" encoding="utf-8"?>
+<file path=customXml/item3.xml><?xml version="1.0" encoding="utf-8"?>
 <ct:contentTypeSchema xmlns:ct="http://schemas.microsoft.com/office/2006/metadata/contentType" xmlns:ma="http://schemas.microsoft.com/office/2006/metadata/properties/metaAttributes" ct:_="" ma:_="" ma:contentTypeName="Documento" ma:contentTypeID="0x01010049282E1EDBE9234EA9E6D38F720E265F" ma:contentTypeVersion="15" ma:contentTypeDescription="Crear nuevo documento." ma:contentTypeScope="" ma:versionID="b31c7aa9eaf043a08b87120b3c4916e3">
   <xsd:schema xmlns:xsd="http://www.w3.org/2001/XMLSchema" xmlns:xs="http://www.w3.org/2001/XMLSchema" xmlns:p="http://schemas.microsoft.com/office/2006/metadata/properties" xmlns:ns2="cb45339b-ced9-4d0d-8f64-77573914d53b" xmlns:ns3="43a3ca16-9c26-4813-b83f-4aec9927b43f" targetNamespace="http://schemas.microsoft.com/office/2006/metadata/properties" ma:root="true" ma:fieldsID="3533d065b04d75c457075bc55f1f5315" ns2:_="" ns3:_="">
     <xsd:import namespace="cb45339b-ced9-4d0d-8f64-77573914d53b"/>
@@ -19002,15 +19328,16 @@
 </ct:contentTypeSchema>
 </file>
 
-<file path=customXml/itemProps1.xml><?xml version="1.0" encoding="utf-8"?>
-<ds:datastoreItem xmlns:ds="http://schemas.openxmlformats.org/officeDocument/2006/customXml" ds:itemID="{E8AB44A3-7C62-4BD2-82ED-8ABC209970FA}">
-  <ds:schemaRefs>
-    <ds:schemaRef ds:uri="http://schemas.openxmlformats.org/officeDocument/2006/bibliography"/>
-  </ds:schemaRefs>
-</ds:datastoreItem>
+<file path=customXml/item4.xml><?xml version="1.0" encoding="utf-8"?>
+<?mso-contentType ?>
+<FormTemplates xmlns="http://schemas.microsoft.com/sharepoint/v3/contenttype/forms">
+  <Display>DocumentLibraryForm</Display>
+  <Edit>DocumentLibraryForm</Edit>
+  <New>DocumentLibraryForm</New>
+</FormTemplates>
 </file>
 
-<file path=customXml/itemProps2.xml><?xml version="1.0" encoding="utf-8"?>
+<file path=customXml/itemProps1.xml><?xml version="1.0" encoding="utf-8"?>
 <ds:datastoreItem xmlns:ds="http://schemas.openxmlformats.org/officeDocument/2006/customXml" ds:itemID="{1145D752-ACC1-45E1-AB53-0C756F67FC7F}">
   <ds:schemaRefs>
     <ds:schemaRef ds:uri="http://schemas.microsoft.com/office/2006/metadata/properties"/>
@@ -19021,15 +19348,15 @@
 </ds:datastoreItem>
 </file>
 
-<file path=customXml/itemProps3.xml><?xml version="1.0" encoding="utf-8"?>
-<ds:datastoreItem xmlns:ds="http://schemas.openxmlformats.org/officeDocument/2006/customXml" ds:itemID="{81CBDEC1-3B00-44ED-AD36-0268077980BA}">
+<file path=customXml/itemProps2.xml><?xml version="1.0" encoding="utf-8"?>
+<ds:datastoreItem xmlns:ds="http://schemas.openxmlformats.org/officeDocument/2006/customXml" ds:itemID="{E8AB44A3-7C62-4BD2-82ED-8ABC209970FA}">
   <ds:schemaRefs>
-    <ds:schemaRef ds:uri="http://schemas.microsoft.com/sharepoint/v3/contenttype/forms"/>
+    <ds:schemaRef ds:uri="http://schemas.openxmlformats.org/officeDocument/2006/bibliography"/>
   </ds:schemaRefs>
 </ds:datastoreItem>
 </file>
 
-<file path=customXml/itemProps4.xml><?xml version="1.0" encoding="utf-8"?>
+<file path=customXml/itemProps3.xml><?xml version="1.0" encoding="utf-8"?>
 <ds:datastoreItem xmlns:ds="http://schemas.openxmlformats.org/officeDocument/2006/customXml" ds:itemID="{DF43E046-DB0C-42D1-8C73-AE38B52F1ED7}">
   <ds:schemaRefs>
     <ds:schemaRef ds:uri="http://schemas.microsoft.com/office/2006/metadata/contentType"/>
@@ -19046,4 +19373,12 @@
     <ds:schemaRef ds:uri="http://schemas.microsoft.com/internal/obd"/>
   </ds:schemaRefs>
 </ds:datastoreItem>
+</file>
+
+<file path=customXml/itemProps4.xml><?xml version="1.0" encoding="utf-8"?>
+<ds:datastoreItem xmlns:ds="http://schemas.openxmlformats.org/officeDocument/2006/customXml" ds:itemID="{81CBDEC1-3B00-44ED-AD36-0268077980BA}">
+  <ds:schemaRefs>
+    <ds:schemaRef ds:uri="http://schemas.microsoft.com/sharepoint/v3/contenttype/forms"/>
+  </ds:schemaRefs>
+</ds:datastoreItem>
 </file>
--- a/fuentes/CFA2_62330164_DU.docx
+++ b/fuentes/CFA2_62330164_DU.docx
@@ -92,7 +92,7 @@
               </wp:anchor>
             </w:drawing>
           </mc:Choice>
-          <mc:Fallback xmlns:oel="http://schemas.microsoft.com/office/2019/extlst" xmlns:w16du="http://schemas.microsoft.com/office/word/2023/wordml/word16du" xmlns:w16sdtfl="http://schemas.microsoft.com/office/word/2024/wordml/sdtformatlock">
+          <mc:Fallback xmlns:w16sdtfl="http://schemas.microsoft.com/office/word/2024/wordml/sdtformatlock" xmlns:w16du="http://schemas.microsoft.com/office/word/2023/wordml/word16du" xmlns:oel="http://schemas.microsoft.com/office/2019/extlst">
             <w:pict>
               <v:rect w14:anchorId="4E7873B1" id="Rectángulo 3" o:spid="_x0000_s1026" alt="&quot;&quot;" style="position:absolute;margin-left:-54pt;margin-top:31.65pt;width:613.85pt;height:204pt;z-index:-251655168;visibility:visible;mso-wrap-style:square;mso-height-percent:0;mso-wrap-distance-left:9pt;mso-wrap-distance-top:0;mso-wrap-distance-right:9pt;mso-wrap-distance-bottom:0;mso-position-horizontal:absolute;mso-position-horizontal-relative:text;mso-position-vertical:absolute;mso-position-vertical-relative:text;mso-height-percent:0;mso-height-relative:margin;v-text-anchor:middle" o:gfxdata="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" fillcolor="#00314d" stroked="f" strokeweight="1pt"/>
             </w:pict>
@@ -523,7 +523,7 @@
           <w:r>
             <w:fldChar w:fldCharType="separate"/>
           </w:r>
-          <w:hyperlink w:anchor="_Toc212796964" w:history="1">
+          <w:hyperlink w:anchor="_Toc213430835" w:history="1">
             <w:r>
               <w:rPr>
                 <w:rStyle w:val="Hipervnculo"/>
@@ -550,7 +550,7 @@
                 <w:noProof/>
                 <w:webHidden/>
               </w:rPr>
-              <w:instrText xml:space="preserve"> PAGEREF _Toc212796964 \h </w:instrText>
+              <w:instrText xml:space="preserve"> PAGEREF _Toc213430835 \h </w:instrText>
             </w:r>
             <w:r>
               <w:rPr>
@@ -597,7 +597,7 @@
               <w14:ligatures w14:val="none"/>
             </w:rPr>
           </w:pPr>
-          <w:hyperlink w:anchor="_Toc212796965" w:history="1">
+          <w:hyperlink w:anchor="_Toc213430836" w:history="1">
             <w:r>
               <w:rPr>
                 <w:rStyle w:val="Hipervnculo"/>
@@ -642,7 +642,7 @@
                 <w:noProof/>
                 <w:webHidden/>
               </w:rPr>
-              <w:instrText xml:space="preserve"> PAGEREF _Toc212796965 \h </w:instrText>
+              <w:instrText xml:space="preserve"> PAGEREF _Toc213430836 \h </w:instrText>
             </w:r>
             <w:r>
               <w:rPr>
@@ -685,7 +685,7 @@
               <w14:ligatures w14:val="none"/>
             </w:rPr>
           </w:pPr>
-          <w:hyperlink w:anchor="_Toc212796966" w:history="1">
+          <w:hyperlink w:anchor="_Toc213430837" w:history="1">
             <w:r>
               <w:rPr>
                 <w:rStyle w:val="Hipervnculo"/>
@@ -730,7 +730,7 @@
                 <w:noProof/>
                 <w:webHidden/>
               </w:rPr>
-              <w:instrText xml:space="preserve"> PAGEREF _Toc212796966 \h </w:instrText>
+              <w:instrText xml:space="preserve"> PAGEREF _Toc213430837 \h </w:instrText>
             </w:r>
             <w:r>
               <w:rPr>
@@ -773,7 +773,7 @@
               <w14:ligatures w14:val="none"/>
             </w:rPr>
           </w:pPr>
-          <w:hyperlink w:anchor="_Toc212796967" w:history="1">
+          <w:hyperlink w:anchor="_Toc213430838" w:history="1">
             <w:r>
               <w:rPr>
                 <w:rStyle w:val="Hipervnculo"/>
@@ -818,7 +818,7 @@
                 <w:noProof/>
                 <w:webHidden/>
               </w:rPr>
-              <w:instrText xml:space="preserve"> PAGEREF _Toc212796967 \h </w:instrText>
+              <w:instrText xml:space="preserve"> PAGEREF _Toc213430838 \h </w:instrText>
             </w:r>
             <w:r>
               <w:rPr>
@@ -861,7 +861,7 @@
               <w14:ligatures w14:val="none"/>
             </w:rPr>
           </w:pPr>
-          <w:hyperlink w:anchor="_Toc212796968" w:history="1">
+          <w:hyperlink w:anchor="_Toc213430839" w:history="1">
             <w:r>
               <w:rPr>
                 <w:rStyle w:val="Hipervnculo"/>
@@ -906,7 +906,7 @@
                 <w:noProof/>
                 <w:webHidden/>
               </w:rPr>
-              <w:instrText xml:space="preserve"> PAGEREF _Toc212796968 \h </w:instrText>
+              <w:instrText xml:space="preserve"> PAGEREF _Toc213430839 \h </w:instrText>
             </w:r>
             <w:r>
               <w:rPr>
@@ -949,7 +949,7 @@
               <w14:ligatures w14:val="none"/>
             </w:rPr>
           </w:pPr>
-          <w:hyperlink w:anchor="_Toc212796969" w:history="1">
+          <w:hyperlink w:anchor="_Toc213430840" w:history="1">
             <w:r>
               <w:rPr>
                 <w:rStyle w:val="Hipervnculo"/>
@@ -994,7 +994,7 @@
                 <w:noProof/>
                 <w:webHidden/>
               </w:rPr>
-              <w:instrText xml:space="preserve"> PAGEREF _Toc212796969 \h </w:instrText>
+              <w:instrText xml:space="preserve"> PAGEREF _Toc213430840 \h </w:instrText>
             </w:r>
             <w:r>
               <w:rPr>
@@ -1041,7 +1041,7 @@
               <w14:ligatures w14:val="none"/>
             </w:rPr>
           </w:pPr>
-          <w:hyperlink w:anchor="_Toc212796970" w:history="1">
+          <w:hyperlink w:anchor="_Toc213430841" w:history="1">
             <w:r>
               <w:rPr>
                 <w:rStyle w:val="Hipervnculo"/>
@@ -1086,7 +1086,7 @@
                 <w:noProof/>
                 <w:webHidden/>
               </w:rPr>
-              <w:instrText xml:space="preserve"> PAGEREF _Toc212796970 \h </w:instrText>
+              <w:instrText xml:space="preserve"> PAGEREF _Toc213430841 \h </w:instrText>
             </w:r>
             <w:r>
               <w:rPr>
@@ -1129,7 +1129,7 @@
               <w14:ligatures w14:val="none"/>
             </w:rPr>
           </w:pPr>
-          <w:hyperlink w:anchor="_Toc212796971" w:history="1">
+          <w:hyperlink w:anchor="_Toc213430842" w:history="1">
             <w:r>
               <w:rPr>
                 <w:rStyle w:val="Hipervnculo"/>
@@ -1174,7 +1174,7 @@
                 <w:noProof/>
                 <w:webHidden/>
               </w:rPr>
-              <w:instrText xml:space="preserve"> PAGEREF _Toc212796971 \h </w:instrText>
+              <w:instrText xml:space="preserve"> PAGEREF _Toc213430842 \h </w:instrText>
             </w:r>
             <w:r>
               <w:rPr>
@@ -1217,7 +1217,7 @@
               <w14:ligatures w14:val="none"/>
             </w:rPr>
           </w:pPr>
-          <w:hyperlink w:anchor="_Toc212796972" w:history="1">
+          <w:hyperlink w:anchor="_Toc213430843" w:history="1">
             <w:r>
               <w:rPr>
                 <w:rStyle w:val="Hipervnculo"/>
@@ -1262,7 +1262,7 @@
                 <w:noProof/>
                 <w:webHidden/>
               </w:rPr>
-              <w:instrText xml:space="preserve"> PAGEREF _Toc212796972 \h </w:instrText>
+              <w:instrText xml:space="preserve"> PAGEREF _Toc213430843 \h </w:instrText>
             </w:r>
             <w:r>
               <w:rPr>
@@ -1305,7 +1305,7 @@
               <w14:ligatures w14:val="none"/>
             </w:rPr>
           </w:pPr>
-          <w:hyperlink w:anchor="_Toc212796973" w:history="1">
+          <w:hyperlink w:anchor="_Toc213430844" w:history="1">
             <w:r>
               <w:rPr>
                 <w:rStyle w:val="Hipervnculo"/>
@@ -1350,7 +1350,7 @@
                 <w:noProof/>
                 <w:webHidden/>
               </w:rPr>
-              <w:instrText xml:space="preserve"> PAGEREF _Toc212796973 \h </w:instrText>
+              <w:instrText xml:space="preserve"> PAGEREF _Toc213430844 \h </w:instrText>
             </w:r>
             <w:r>
               <w:rPr>
@@ -1393,7 +1393,7 @@
               <w14:ligatures w14:val="none"/>
             </w:rPr>
           </w:pPr>
-          <w:hyperlink w:anchor="_Toc212796974" w:history="1">
+          <w:hyperlink w:anchor="_Toc213430845" w:history="1">
             <w:r>
               <w:rPr>
                 <w:rStyle w:val="Hipervnculo"/>
@@ -1447,7 +1447,7 @@
                 <w:noProof/>
                 <w:webHidden/>
               </w:rPr>
-              <w:instrText xml:space="preserve"> PAGEREF _Toc212796974 \h </w:instrText>
+              <w:instrText xml:space="preserve"> PAGEREF _Toc213430845 \h </w:instrText>
             </w:r>
             <w:r>
               <w:rPr>
@@ -1494,7 +1494,7 @@
               <w14:ligatures w14:val="none"/>
             </w:rPr>
           </w:pPr>
-          <w:hyperlink w:anchor="_Toc212796975" w:history="1">
+          <w:hyperlink w:anchor="_Toc213430846" w:history="1">
             <w:r>
               <w:rPr>
                 <w:rStyle w:val="Hipervnculo"/>
@@ -1539,7 +1539,7 @@
                 <w:noProof/>
                 <w:webHidden/>
               </w:rPr>
-              <w:instrText xml:space="preserve"> PAGEREF _Toc212796975 \h </w:instrText>
+              <w:instrText xml:space="preserve"> PAGEREF _Toc213430846 \h </w:instrText>
             </w:r>
             <w:r>
               <w:rPr>
@@ -1582,7 +1582,7 @@
               <w14:ligatures w14:val="none"/>
             </w:rPr>
           </w:pPr>
-          <w:hyperlink w:anchor="_Toc212796976" w:history="1">
+          <w:hyperlink w:anchor="_Toc213430847" w:history="1">
             <w:r>
               <w:rPr>
                 <w:rStyle w:val="Hipervnculo"/>
@@ -1627,7 +1627,7 @@
                 <w:noProof/>
                 <w:webHidden/>
               </w:rPr>
-              <w:instrText xml:space="preserve"> PAGEREF _Toc212796976 \h </w:instrText>
+              <w:instrText xml:space="preserve"> PAGEREF _Toc213430847 \h </w:instrText>
             </w:r>
             <w:r>
               <w:rPr>
@@ -1670,7 +1670,7 @@
               <w14:ligatures w14:val="none"/>
             </w:rPr>
           </w:pPr>
-          <w:hyperlink w:anchor="_Toc212796977" w:history="1">
+          <w:hyperlink w:anchor="_Toc213430848" w:history="1">
             <w:r>
               <w:rPr>
                 <w:rStyle w:val="Hipervnculo"/>
@@ -1715,7 +1715,7 @@
                 <w:noProof/>
                 <w:webHidden/>
               </w:rPr>
-              <w:instrText xml:space="preserve"> PAGEREF _Toc212796977 \h </w:instrText>
+              <w:instrText xml:space="preserve"> PAGEREF _Toc213430848 \h </w:instrText>
             </w:r>
             <w:r>
               <w:rPr>
@@ -1758,7 +1758,7 @@
               <w14:ligatures w14:val="none"/>
             </w:rPr>
           </w:pPr>
-          <w:hyperlink w:anchor="_Toc212796978" w:history="1">
+          <w:hyperlink w:anchor="_Toc213430849" w:history="1">
             <w:r>
               <w:rPr>
                 <w:rStyle w:val="Hipervnculo"/>
@@ -1803,7 +1803,7 @@
                 <w:noProof/>
                 <w:webHidden/>
               </w:rPr>
-              <w:instrText xml:space="preserve"> PAGEREF _Toc212796978 \h </w:instrText>
+              <w:instrText xml:space="preserve"> PAGEREF _Toc213430849 \h </w:instrText>
             </w:r>
             <w:r>
               <w:rPr>
@@ -1846,7 +1846,7 @@
               <w14:ligatures w14:val="none"/>
             </w:rPr>
           </w:pPr>
-          <w:hyperlink w:anchor="_Toc212796979" w:history="1">
+          <w:hyperlink w:anchor="_Toc213430850" w:history="1">
             <w:r>
               <w:rPr>
                 <w:rStyle w:val="Hipervnculo"/>
@@ -1891,7 +1891,7 @@
                 <w:noProof/>
                 <w:webHidden/>
               </w:rPr>
-              <w:instrText xml:space="preserve"> PAGEREF _Toc212796979 \h </w:instrText>
+              <w:instrText xml:space="preserve"> PAGEREF _Toc213430850 \h </w:instrText>
             </w:r>
             <w:r>
               <w:rPr>
@@ -1938,7 +1938,7 @@
               <w14:ligatures w14:val="none"/>
             </w:rPr>
           </w:pPr>
-          <w:hyperlink w:anchor="_Toc212796980" w:history="1">
+          <w:hyperlink w:anchor="_Toc213430851" w:history="1">
             <w:r>
               <w:rPr>
                 <w:rStyle w:val="Hipervnculo"/>
@@ -1983,7 +1983,7 @@
                 <w:noProof/>
                 <w:webHidden/>
               </w:rPr>
-              <w:instrText xml:space="preserve"> PAGEREF _Toc212796980 \h </w:instrText>
+              <w:instrText xml:space="preserve"> PAGEREF _Toc213430851 \h </w:instrText>
             </w:r>
             <w:r>
               <w:rPr>
@@ -2026,7 +2026,7 @@
               <w14:ligatures w14:val="none"/>
             </w:rPr>
           </w:pPr>
-          <w:hyperlink w:anchor="_Toc212796981" w:history="1">
+          <w:hyperlink w:anchor="_Toc213430852" w:history="1">
             <w:r>
               <w:rPr>
                 <w:rStyle w:val="Hipervnculo"/>
@@ -2071,7 +2071,7 @@
                 <w:noProof/>
                 <w:webHidden/>
               </w:rPr>
-              <w:instrText xml:space="preserve"> PAGEREF _Toc212796981 \h </w:instrText>
+              <w:instrText xml:space="preserve"> PAGEREF _Toc213430852 \h </w:instrText>
             </w:r>
             <w:r>
               <w:rPr>
@@ -2114,7 +2114,7 @@
               <w14:ligatures w14:val="none"/>
             </w:rPr>
           </w:pPr>
-          <w:hyperlink w:anchor="_Toc212796982" w:history="1">
+          <w:hyperlink w:anchor="_Toc213430853" w:history="1">
             <w:r>
               <w:rPr>
                 <w:rStyle w:val="Hipervnculo"/>
@@ -2159,7 +2159,7 @@
                 <w:noProof/>
                 <w:webHidden/>
               </w:rPr>
-              <w:instrText xml:space="preserve"> PAGEREF _Toc212796982 \h </w:instrText>
+              <w:instrText xml:space="preserve"> PAGEREF _Toc213430853 \h </w:instrText>
             </w:r>
             <w:r>
               <w:rPr>
@@ -2202,7 +2202,7 @@
               <w14:ligatures w14:val="none"/>
             </w:rPr>
           </w:pPr>
-          <w:hyperlink w:anchor="_Toc212796983" w:history="1">
+          <w:hyperlink w:anchor="_Toc213430854" w:history="1">
             <w:r>
               <w:rPr>
                 <w:rStyle w:val="Hipervnculo"/>
@@ -2247,7 +2247,7 @@
                 <w:noProof/>
                 <w:webHidden/>
               </w:rPr>
-              <w:instrText xml:space="preserve"> PAGEREF _Toc212796983 \h </w:instrText>
+              <w:instrText xml:space="preserve"> PAGEREF _Toc213430854 \h </w:instrText>
             </w:r>
             <w:r>
               <w:rPr>
@@ -2290,7 +2290,7 @@
               <w14:ligatures w14:val="none"/>
             </w:rPr>
           </w:pPr>
-          <w:hyperlink w:anchor="_Toc212796984" w:history="1">
+          <w:hyperlink w:anchor="_Toc213430855" w:history="1">
             <w:r>
               <w:rPr>
                 <w:rStyle w:val="Hipervnculo"/>
@@ -2335,7 +2335,7 @@
                 <w:noProof/>
                 <w:webHidden/>
               </w:rPr>
-              <w:instrText xml:space="preserve"> PAGEREF _Toc212796984 \h </w:instrText>
+              <w:instrText xml:space="preserve"> PAGEREF _Toc213430855 \h </w:instrText>
             </w:r>
             <w:r>
               <w:rPr>
@@ -2378,7 +2378,7 @@
               <w14:ligatures w14:val="none"/>
             </w:rPr>
           </w:pPr>
-          <w:hyperlink w:anchor="_Toc212796985" w:history="1">
+          <w:hyperlink w:anchor="_Toc213430856" w:history="1">
             <w:r>
               <w:rPr>
                 <w:rStyle w:val="Hipervnculo"/>
@@ -2423,7 +2423,7 @@
                 <w:noProof/>
                 <w:webHidden/>
               </w:rPr>
-              <w:instrText xml:space="preserve"> PAGEREF _Toc212796985 \h </w:instrText>
+              <w:instrText xml:space="preserve"> PAGEREF _Toc213430856 \h </w:instrText>
             </w:r>
             <w:r>
               <w:rPr>
@@ -2469,7 +2469,7 @@
               <w14:ligatures w14:val="none"/>
             </w:rPr>
           </w:pPr>
-          <w:hyperlink w:anchor="_Toc212796986" w:history="1">
+          <w:hyperlink w:anchor="_Toc213430857" w:history="1">
             <w:r>
               <w:rPr>
                 <w:rStyle w:val="Hipervnculo"/>
@@ -2496,7 +2496,7 @@
                 <w:noProof/>
                 <w:webHidden/>
               </w:rPr>
-              <w:instrText xml:space="preserve"> PAGEREF _Toc212796986 \h </w:instrText>
+              <w:instrText xml:space="preserve"> PAGEREF _Toc213430857 \h </w:instrText>
             </w:r>
             <w:r>
               <w:rPr>
@@ -2542,7 +2542,7 @@
               <w14:ligatures w14:val="none"/>
             </w:rPr>
           </w:pPr>
-          <w:hyperlink w:anchor="_Toc212796987" w:history="1">
+          <w:hyperlink w:anchor="_Toc213430858" w:history="1">
             <w:r>
               <w:rPr>
                 <w:rStyle w:val="Hipervnculo"/>
@@ -2569,7 +2569,7 @@
                 <w:noProof/>
                 <w:webHidden/>
               </w:rPr>
-              <w:instrText xml:space="preserve"> PAGEREF _Toc212796987 \h </w:instrText>
+              <w:instrText xml:space="preserve"> PAGEREF _Toc213430858 \h </w:instrText>
             </w:r>
             <w:r>
               <w:rPr>
@@ -2615,7 +2615,7 @@
               <w14:ligatures w14:val="none"/>
             </w:rPr>
           </w:pPr>
-          <w:hyperlink w:anchor="_Toc212796988" w:history="1">
+          <w:hyperlink w:anchor="_Toc213430859" w:history="1">
             <w:r>
               <w:rPr>
                 <w:rStyle w:val="Hipervnculo"/>
@@ -2642,7 +2642,7 @@
                 <w:noProof/>
                 <w:webHidden/>
               </w:rPr>
-              <w:instrText xml:space="preserve"> PAGEREF _Toc212796988 \h </w:instrText>
+              <w:instrText xml:space="preserve"> PAGEREF _Toc213430859 \h </w:instrText>
             </w:r>
             <w:r>
               <w:rPr>
@@ -2688,7 +2688,7 @@
               <w14:ligatures w14:val="none"/>
             </w:rPr>
           </w:pPr>
-          <w:hyperlink w:anchor="_Toc212796989" w:history="1">
+          <w:hyperlink w:anchor="_Toc213430860" w:history="1">
             <w:r>
               <w:rPr>
                 <w:rStyle w:val="Hipervnculo"/>
@@ -2715,7 +2715,7 @@
                 <w:noProof/>
                 <w:webHidden/>
               </w:rPr>
-              <w:instrText xml:space="preserve"> PAGEREF _Toc212796989 \h </w:instrText>
+              <w:instrText xml:space="preserve"> PAGEREF _Toc213430860 \h </w:instrText>
             </w:r>
             <w:r>
               <w:rPr>
@@ -2761,7 +2761,7 @@
               <w14:ligatures w14:val="none"/>
             </w:rPr>
           </w:pPr>
-          <w:hyperlink w:anchor="_Toc212796990" w:history="1">
+          <w:hyperlink w:anchor="_Toc213430861" w:history="1">
             <w:r>
               <w:rPr>
                 <w:rStyle w:val="Hipervnculo"/>
@@ -2788,7 +2788,7 @@
                 <w:noProof/>
                 <w:webHidden/>
               </w:rPr>
-              <w:instrText xml:space="preserve"> PAGEREF _Toc212796990 \h </w:instrText>
+              <w:instrText xml:space="preserve"> PAGEREF _Toc213430861 \h </w:instrText>
             </w:r>
             <w:r>
               <w:rPr>
@@ -2853,7 +2853,7 @@
       <w:pPr>
         <w:pStyle w:val="Titulosgenerales"/>
       </w:pPr>
-      <w:bookmarkStart w:id="0" w:name="_Toc212796964"/>
+      <w:bookmarkStart w:id="0" w:name="_Toc213430835"/>
       <w:r>
         <w:lastRenderedPageBreak/>
         <w:t>Introducción</w:t>
@@ -3163,7 +3163,7 @@
       <w:pPr>
         <w:pStyle w:val="Ttulo1"/>
       </w:pPr>
-      <w:bookmarkStart w:id="1" w:name="_Toc212796965"/>
+      <w:bookmarkStart w:id="1" w:name="_Toc213430836"/>
       <w:r>
         <w:lastRenderedPageBreak/>
         <w:t>Comunicación comercial</w:t>
@@ -3208,7 +3208,7 @@
       <w:pPr>
         <w:pStyle w:val="Ttulo2"/>
       </w:pPr>
-      <w:bookmarkStart w:id="2" w:name="_Toc212796966"/>
+      <w:bookmarkStart w:id="2" w:name="_Toc213430837"/>
       <w:r>
         <w:t>Concepto</w:t>
       </w:r>
@@ -3240,7 +3240,7 @@
       <w:pPr>
         <w:pStyle w:val="Ttulo2"/>
       </w:pPr>
-      <w:bookmarkStart w:id="3" w:name="_Toc212796967"/>
+      <w:bookmarkStart w:id="3" w:name="_Toc213430838"/>
       <w:r>
         <w:t>Elementos</w:t>
       </w:r>
@@ -3501,7 +3501,7 @@
       <w:pPr>
         <w:pStyle w:val="Ttulo2"/>
       </w:pPr>
-      <w:bookmarkStart w:id="4" w:name="_Toc212796968"/>
+      <w:bookmarkStart w:id="4" w:name="_Toc213430839"/>
       <w:r>
         <w:lastRenderedPageBreak/>
         <w:t>Interferencias</w:t>
@@ -3614,7 +3614,7 @@
       <w:pPr>
         <w:pStyle w:val="Ttulo2"/>
       </w:pPr>
-      <w:bookmarkStart w:id="5" w:name="_Toc212796969"/>
+      <w:bookmarkStart w:id="5" w:name="_Toc213430840"/>
       <w:r>
         <w:t>Herramientas digitales</w:t>
       </w:r>
@@ -3954,7 +3954,7 @@
       <w:pPr>
         <w:pStyle w:val="Ttulo1"/>
       </w:pPr>
-      <w:bookmarkStart w:id="6" w:name="_Toc212796970"/>
+      <w:bookmarkStart w:id="6" w:name="_Toc213430841"/>
       <w:r>
         <w:lastRenderedPageBreak/>
         <w:t>Negociación</w:t>
@@ -4012,7 +4012,7 @@
       <w:pPr>
         <w:pStyle w:val="Ttulo2"/>
       </w:pPr>
-      <w:bookmarkStart w:id="7" w:name="_Toc212796971"/>
+      <w:bookmarkStart w:id="7" w:name="_Toc213430842"/>
       <w:r>
         <w:t>Concepto</w:t>
       </w:r>
@@ -4044,7 +4044,7 @@
       <w:pPr>
         <w:pStyle w:val="Ttulo2"/>
       </w:pPr>
-      <w:bookmarkStart w:id="8" w:name="_Toc212796972"/>
+      <w:bookmarkStart w:id="8" w:name="_Toc213430843"/>
       <w:r>
         <w:t>Modelos</w:t>
       </w:r>
@@ -4672,7 +4672,7 @@
       <w:pPr>
         <w:pStyle w:val="Ttulo2"/>
       </w:pPr>
-      <w:bookmarkStart w:id="9" w:name="_Toc212796973"/>
+      <w:bookmarkStart w:id="9" w:name="_Toc213430844"/>
       <w:r>
         <w:lastRenderedPageBreak/>
         <w:t>Técnicas de anclaje</w:t>
@@ -5003,7 +5003,7 @@
       <w:pPr>
         <w:pStyle w:val="Ttulo2"/>
       </w:pPr>
-      <w:bookmarkStart w:id="10" w:name="_Toc212796974"/>
+      <w:bookmarkStart w:id="10" w:name="_Toc213430845"/>
       <w:r>
         <w:t xml:space="preserve">Desarrollo de </w:t>
       </w:r>
@@ -5735,7 +5735,7 @@
       <w:pPr>
         <w:pStyle w:val="Ttulo1"/>
       </w:pPr>
-      <w:bookmarkStart w:id="11" w:name="_Toc212796975"/>
+      <w:bookmarkStart w:id="11" w:name="_Toc213430846"/>
       <w:r>
         <w:lastRenderedPageBreak/>
         <w:t>Seguimiento</w:t>
@@ -5772,7 +5772,7 @@
       <w:pPr>
         <w:pStyle w:val="Ttulo2"/>
       </w:pPr>
-      <w:bookmarkStart w:id="12" w:name="_Toc212796976"/>
+      <w:bookmarkStart w:id="12" w:name="_Toc213430847"/>
       <w:r>
         <w:t>Técnicas de seguimiento</w:t>
       </w:r>
@@ -6059,7 +6059,7 @@
       <w:pPr>
         <w:pStyle w:val="Ttulo2"/>
       </w:pPr>
-      <w:bookmarkStart w:id="13" w:name="_Toc212796977"/>
+      <w:bookmarkStart w:id="13" w:name="_Toc213430848"/>
       <w:r>
         <w:t>Herramientas de seguimiento</w:t>
       </w:r>
@@ -6859,7 +6859,7 @@
       <w:pPr>
         <w:pStyle w:val="Ttulo2"/>
       </w:pPr>
-      <w:bookmarkStart w:id="14" w:name="_Toc212796978"/>
+      <w:bookmarkStart w:id="14" w:name="_Toc213430849"/>
       <w:r>
         <w:t>Protocolos</w:t>
       </w:r>
@@ -7087,7 +7087,7 @@
       <w:pPr>
         <w:pStyle w:val="Ttulo2"/>
       </w:pPr>
-      <w:bookmarkStart w:id="15" w:name="_Toc212796979"/>
+      <w:bookmarkStart w:id="15" w:name="_Toc213430850"/>
       <w:r>
         <w:t>Informes</w:t>
       </w:r>
@@ -7725,7 +7725,7 @@
       <w:pPr>
         <w:pStyle w:val="Ttulo1"/>
       </w:pPr>
-      <w:bookmarkStart w:id="16" w:name="_Toc212796980"/>
+      <w:bookmarkStart w:id="16" w:name="_Toc213430851"/>
       <w:r>
         <w:lastRenderedPageBreak/>
         <w:t>P</w:t>
@@ -7787,7 +7787,7 @@
       <w:pPr>
         <w:pStyle w:val="Ttulo2"/>
       </w:pPr>
-      <w:bookmarkStart w:id="17" w:name="_Toc212796981"/>
+      <w:bookmarkStart w:id="17" w:name="_Toc213430852"/>
       <w:r>
         <w:t>Concepto</w:t>
       </w:r>
@@ -7816,7 +7816,7 @@
       <w:pPr>
         <w:pStyle w:val="Ttulo2"/>
       </w:pPr>
-      <w:bookmarkStart w:id="18" w:name="_Toc212796982"/>
+      <w:bookmarkStart w:id="18" w:name="_Toc213430853"/>
       <w:r>
         <w:t>Objetivos</w:t>
       </w:r>
@@ -8061,7 +8061,7 @@
       <w:pPr>
         <w:pStyle w:val="Ttulo2"/>
       </w:pPr>
-      <w:bookmarkStart w:id="19" w:name="_Toc212796983"/>
+      <w:bookmarkStart w:id="19" w:name="_Toc213430854"/>
       <w:r>
         <w:t>Ben</w:t>
       </w:r>
@@ -8653,7 +8653,7 @@
       <w:pPr>
         <w:pStyle w:val="Ttulo2"/>
       </w:pPr>
-      <w:bookmarkStart w:id="20" w:name="_Toc212796984"/>
+      <w:bookmarkStart w:id="20" w:name="_Toc213430855"/>
       <w:r>
         <w:t>Tipos</w:t>
       </w:r>
@@ -8915,7 +8915,7 @@
       <w:pPr>
         <w:pStyle w:val="Ttulo2"/>
       </w:pPr>
-      <w:bookmarkStart w:id="21" w:name="_Toc212796985"/>
+      <w:bookmarkStart w:id="21" w:name="_Toc213430856"/>
       <w:r>
         <w:t>Estrategias</w:t>
       </w:r>
@@ -9510,7 +9510,7 @@
       <w:pPr>
         <w:pStyle w:val="Titulosgenerales"/>
       </w:pPr>
-      <w:bookmarkStart w:id="22" w:name="_Toc212796986"/>
+      <w:bookmarkStart w:id="22" w:name="_Toc213430857"/>
       <w:r>
         <w:lastRenderedPageBreak/>
         <w:t>S</w:t>
@@ -9658,7 +9658,7 @@
       <w:pPr>
         <w:pStyle w:val="Titulosgenerales"/>
       </w:pPr>
-      <w:bookmarkStart w:id="23" w:name="_Toc212796987"/>
+      <w:bookmarkStart w:id="23" w:name="_Toc213430858"/>
       <w:r>
         <w:lastRenderedPageBreak/>
         <w:t>Glosario</w:t>
@@ -10219,7 +10219,7 @@
       <w:pPr>
         <w:pStyle w:val="Titulosgenerales"/>
       </w:pPr>
-      <w:bookmarkStart w:id="24" w:name="_Toc212796988"/>
+      <w:bookmarkStart w:id="24" w:name="_Toc213430859"/>
       <w:r>
         <w:lastRenderedPageBreak/>
         <w:t>Material complementario</w:t>
@@ -10379,124 +10379,14 @@
               </w:rPr>
               <w:t xml:space="preserve">Vidal, E. (2023). </w:t>
             </w:r>
-            <w:proofErr w:type="spellStart"/>
             <w:r>
               <w:rPr>
                 <w:rStyle w:val="Extranjerismo"/>
                 <w:sz w:val="28"/>
                 <w:szCs w:val="28"/>
               </w:rPr>
-              <w:t>Técnicas</w:t>
-            </w:r>
-            <w:proofErr w:type="spellEnd"/>
-            <w:r>
-              <w:rPr>
-                <w:rStyle w:val="Extranjerismo"/>
-                <w:sz w:val="28"/>
-                <w:szCs w:val="28"/>
-              </w:rPr>
-              <w:t xml:space="preserve"> de </w:t>
-            </w:r>
-            <w:proofErr w:type="spellStart"/>
-            <w:r>
-              <w:rPr>
-                <w:rStyle w:val="Extranjerismo"/>
-                <w:sz w:val="28"/>
-                <w:szCs w:val="28"/>
-              </w:rPr>
-              <w:t>seguimiento</w:t>
-            </w:r>
-            <w:proofErr w:type="spellEnd"/>
-            <w:r>
-              <w:rPr>
-                <w:rStyle w:val="Extranjerismo"/>
-                <w:sz w:val="28"/>
-                <w:szCs w:val="28"/>
-              </w:rPr>
-              <w:t xml:space="preserve"> </w:t>
-            </w:r>
-            <w:proofErr w:type="spellStart"/>
-            <w:r>
-              <w:rPr>
-                <w:rStyle w:val="Extranjerismo"/>
-                <w:sz w:val="28"/>
-                <w:szCs w:val="28"/>
-              </w:rPr>
-              <w:t>comercial</w:t>
-            </w:r>
-            <w:proofErr w:type="spellEnd"/>
-            <w:r>
-              <w:rPr>
-                <w:rStyle w:val="Extranjerismo"/>
-                <w:sz w:val="28"/>
-                <w:szCs w:val="28"/>
-              </w:rPr>
-              <w:t xml:space="preserve">: </w:t>
-            </w:r>
-            <w:proofErr w:type="spellStart"/>
-            <w:r>
-              <w:rPr>
-                <w:rStyle w:val="Extranjerismo"/>
-                <w:sz w:val="28"/>
-                <w:szCs w:val="28"/>
-              </w:rPr>
-              <w:t>métricas</w:t>
-            </w:r>
-            <w:proofErr w:type="spellEnd"/>
-            <w:r>
-              <w:rPr>
-                <w:rStyle w:val="Extranjerismo"/>
-                <w:sz w:val="28"/>
-                <w:szCs w:val="28"/>
-              </w:rPr>
-              <w:t xml:space="preserve">, </w:t>
-            </w:r>
-            <w:proofErr w:type="spellStart"/>
-            <w:r>
-              <w:rPr>
-                <w:rStyle w:val="Extranjerismo"/>
-                <w:sz w:val="28"/>
-                <w:szCs w:val="28"/>
-              </w:rPr>
-              <w:t>plantillas</w:t>
-            </w:r>
-            <w:proofErr w:type="spellEnd"/>
-            <w:r>
-              <w:rPr>
-                <w:rStyle w:val="Extranjerismo"/>
-                <w:sz w:val="28"/>
-                <w:szCs w:val="28"/>
-              </w:rPr>
-              <w:t xml:space="preserve"> y </w:t>
-            </w:r>
-            <w:proofErr w:type="spellStart"/>
-            <w:r>
-              <w:rPr>
-                <w:rStyle w:val="Extranjerismo"/>
-                <w:sz w:val="28"/>
-                <w:szCs w:val="28"/>
-              </w:rPr>
-              <w:t>ejemplos</w:t>
-            </w:r>
-            <w:proofErr w:type="spellEnd"/>
-            <w:r>
-              <w:rPr>
-                <w:rStyle w:val="Extranjerismo"/>
-                <w:sz w:val="28"/>
-                <w:szCs w:val="28"/>
-              </w:rPr>
-              <w:t xml:space="preserve">. Ventas de Alto </w:t>
-            </w:r>
-            <w:proofErr w:type="spellStart"/>
-            <w:r>
-              <w:rPr>
-                <w:rStyle w:val="Extranjerismo"/>
-                <w:sz w:val="28"/>
-                <w:szCs w:val="28"/>
-              </w:rPr>
-              <w:t>Octanaje</w:t>
-            </w:r>
-            <w:proofErr w:type="spellEnd"/>
+              <w:t>Técnicas de seguimiento comercial: métricas, plantillas y ejemplos. Ventas de Alto Octanaje</w:t>
+            </w:r>
             <w:r>
               <w:rPr>
                 <w:rStyle w:val="Extranjerismo"/>
@@ -10537,32 +10427,20 @@
             <w:pPr>
               <w:pStyle w:val="TextoTablas"/>
               <w:rPr>
-                <w:rStyle w:val="Hipervnculo"/>
-                <w:bCs/>
                 <w:sz w:val="28"/>
                 <w:szCs w:val="28"/>
               </w:rPr>
             </w:pPr>
-            <w:hyperlink r:id="rId18" w:history="1">
+            <w:hyperlink r:id="rId18">
               <w:r>
                 <w:rPr>
                   <w:rStyle w:val="Hipervnculo"/>
-                  <w:bCs/>
                   <w:sz w:val="28"/>
                   <w:szCs w:val="28"/>
                 </w:rPr>
-                <w:t>ventasdealtooctanaje.com</w:t>
+                <w:t>https://www.ventasdealtooctanaje.com/blog/tecnicas-de-seguimiento-comercial-metricas-plantillas-y-ejemplos-de-aplicacion-para-gerentes-y-vendedores</w:t>
               </w:r>
             </w:hyperlink>
-          </w:p>
-          <w:p>
-            <w:pPr>
-              <w:pStyle w:val="TextoTablas"/>
-              <w:rPr>
-                <w:sz w:val="28"/>
-                <w:szCs w:val="28"/>
-              </w:rPr>
-            </w:pPr>
           </w:p>
         </w:tc>
       </w:tr>
@@ -10601,113 +10479,21 @@
                 <w:szCs w:val="28"/>
               </w:rPr>
             </w:pPr>
-            <w:proofErr w:type="spellStart"/>
             <w:r>
               <w:rPr>
                 <w:bCs/>
                 <w:sz w:val="28"/>
                 <w:szCs w:val="28"/>
               </w:rPr>
-              <w:t>Maddio</w:t>
-            </w:r>
-            <w:proofErr w:type="spellEnd"/>
-            <w:r>
-              <w:rPr>
-                <w:bCs/>
-                <w:sz w:val="28"/>
-                <w:szCs w:val="28"/>
-              </w:rPr>
-              <w:t xml:space="preserve">, G. (s.f.). </w:t>
-            </w:r>
-            <w:proofErr w:type="spellStart"/>
+              <w:t xml:space="preserve">Maddio, G. (s.f.). </w:t>
+            </w:r>
             <w:r>
               <w:rPr>
                 <w:rStyle w:val="Extranjerismo"/>
                 <w:sz w:val="28"/>
                 <w:szCs w:val="28"/>
               </w:rPr>
-              <w:t>Técnicas</w:t>
-            </w:r>
-            <w:proofErr w:type="spellEnd"/>
-            <w:r>
-              <w:rPr>
-                <w:rStyle w:val="Extranjerismo"/>
-                <w:sz w:val="28"/>
-                <w:szCs w:val="28"/>
-              </w:rPr>
-              <w:t xml:space="preserve"> de </w:t>
-            </w:r>
-            <w:proofErr w:type="spellStart"/>
-            <w:r>
-              <w:rPr>
-                <w:rStyle w:val="Extranjerismo"/>
-                <w:sz w:val="28"/>
-                <w:szCs w:val="28"/>
-              </w:rPr>
-              <w:t>ventas</w:t>
-            </w:r>
-            <w:proofErr w:type="spellEnd"/>
-            <w:r>
-              <w:rPr>
-                <w:rStyle w:val="Extranjerismo"/>
-                <w:sz w:val="28"/>
-                <w:szCs w:val="28"/>
-              </w:rPr>
-              <w:t xml:space="preserve"> y </w:t>
-            </w:r>
-            <w:proofErr w:type="spellStart"/>
-            <w:r>
-              <w:rPr>
-                <w:rStyle w:val="Extranjerismo"/>
-                <w:sz w:val="28"/>
-                <w:szCs w:val="28"/>
-              </w:rPr>
-              <w:t>comunicación</w:t>
-            </w:r>
-            <w:proofErr w:type="spellEnd"/>
-            <w:r>
-              <w:rPr>
-                <w:rStyle w:val="Extranjerismo"/>
-                <w:sz w:val="28"/>
-                <w:szCs w:val="28"/>
-              </w:rPr>
-              <w:t xml:space="preserve"> </w:t>
-            </w:r>
-            <w:proofErr w:type="spellStart"/>
-            <w:r>
-              <w:rPr>
-                <w:rStyle w:val="Extranjerismo"/>
-                <w:sz w:val="28"/>
-                <w:szCs w:val="28"/>
-              </w:rPr>
-              <w:t>comercial</w:t>
-            </w:r>
-            <w:proofErr w:type="spellEnd"/>
-            <w:r>
-              <w:rPr>
-                <w:rStyle w:val="Extranjerismo"/>
-                <w:sz w:val="28"/>
-                <w:szCs w:val="28"/>
-              </w:rPr>
-              <w:t xml:space="preserve">. Universidad Nacional de </w:t>
-            </w:r>
-            <w:proofErr w:type="spellStart"/>
-            <w:r>
-              <w:rPr>
-                <w:rStyle w:val="Extranjerismo"/>
-                <w:sz w:val="28"/>
-                <w:szCs w:val="28"/>
-              </w:rPr>
-              <w:t>Cuyo</w:t>
-            </w:r>
-            <w:proofErr w:type="spellEnd"/>
-            <w:r>
-              <w:rPr>
-                <w:rStyle w:val="Extranjerismo"/>
-                <w:sz w:val="28"/>
-                <w:szCs w:val="28"/>
-              </w:rPr>
-              <w:t>.</w:t>
+              <w:t>Técnicas de ventas y comunicación comercial. Universidad Nacional de Cuyo.</w:t>
             </w:r>
           </w:p>
         </w:tc>
@@ -10742,32 +10528,20 @@
               <w:pStyle w:val="TextoTablas"/>
               <w:rPr>
                 <w:rStyle w:val="Hipervnculo"/>
-                <w:bCs/>
                 <w:sz w:val="28"/>
                 <w:szCs w:val="28"/>
               </w:rPr>
             </w:pPr>
-            <w:hyperlink r:id="rId19" w:history="1">
+            <w:hyperlink r:id="rId19">
               <w:r>
                 <w:rPr>
                   <w:rStyle w:val="Hipervnculo"/>
-                  <w:bCs/>
                   <w:sz w:val="28"/>
                   <w:szCs w:val="28"/>
                 </w:rPr>
-                <w:t>PDF descargable</w:t>
+                <w:t>https://fce.uncuyo.edu.ar/upload/se-adm-n66-tecnicas-de-ventas-y-comunicacion-comercial-gustavo-maddio.pdf</w:t>
               </w:r>
             </w:hyperlink>
-          </w:p>
-          <w:p>
-            <w:pPr>
-              <w:pStyle w:val="TextoTablas"/>
-              <w:rPr>
-                <w:rStyle w:val="Hipervnculo"/>
-                <w:sz w:val="28"/>
-                <w:szCs w:val="28"/>
-              </w:rPr>
-            </w:pPr>
           </w:p>
         </w:tc>
       </w:tr>
@@ -10809,23 +10583,13 @@
                 <w:szCs w:val="28"/>
               </w:rPr>
             </w:pPr>
-            <w:proofErr w:type="spellStart"/>
             <w:r>
               <w:rPr>
                 <w:bCs/>
                 <w:sz w:val="28"/>
                 <w:szCs w:val="28"/>
               </w:rPr>
-              <w:t>LaGrowthMachine</w:t>
-            </w:r>
-            <w:proofErr w:type="spellEnd"/>
-            <w:r>
-              <w:rPr>
-                <w:bCs/>
-                <w:sz w:val="28"/>
-                <w:szCs w:val="28"/>
-              </w:rPr>
-              <w:t xml:space="preserve">. (2023). </w:t>
+              <w:t xml:space="preserve">LaGrowthMachine. (2023). </w:t>
             </w:r>
             <w:r>
               <w:rPr>
@@ -10833,115 +10597,7 @@
                 <w:sz w:val="28"/>
                 <w:szCs w:val="28"/>
               </w:rPr>
-              <w:t xml:space="preserve">Impulse sus </w:t>
-            </w:r>
-            <w:proofErr w:type="spellStart"/>
-            <w:r>
-              <w:rPr>
-                <w:rStyle w:val="Extranjerismo"/>
-                <w:sz w:val="28"/>
-                <w:szCs w:val="28"/>
-              </w:rPr>
-              <w:t>ventas</w:t>
-            </w:r>
-            <w:proofErr w:type="spellEnd"/>
-            <w:r>
-              <w:rPr>
-                <w:rStyle w:val="Extranjerismo"/>
-                <w:sz w:val="28"/>
-                <w:szCs w:val="28"/>
-              </w:rPr>
-              <w:t xml:space="preserve"> con </w:t>
-            </w:r>
-            <w:proofErr w:type="spellStart"/>
-            <w:r>
-              <w:rPr>
-                <w:rStyle w:val="Extranjerismo"/>
-                <w:sz w:val="28"/>
-                <w:szCs w:val="28"/>
-              </w:rPr>
-              <w:t>estas</w:t>
-            </w:r>
-            <w:proofErr w:type="spellEnd"/>
-            <w:r>
-              <w:rPr>
-                <w:rStyle w:val="Extranjerismo"/>
-                <w:sz w:val="28"/>
-                <w:szCs w:val="28"/>
-              </w:rPr>
-              <w:t xml:space="preserve"> </w:t>
-            </w:r>
-            <w:proofErr w:type="spellStart"/>
-            <w:r>
-              <w:rPr>
-                <w:rStyle w:val="Extranjerismo"/>
-                <w:sz w:val="28"/>
-                <w:szCs w:val="28"/>
-              </w:rPr>
-              <w:t>estrategias</w:t>
-            </w:r>
-            <w:proofErr w:type="spellEnd"/>
-            <w:r>
-              <w:rPr>
-                <w:rStyle w:val="Extranjerismo"/>
-                <w:sz w:val="28"/>
-                <w:szCs w:val="28"/>
-              </w:rPr>
-              <w:t xml:space="preserve"> de </w:t>
-            </w:r>
-            <w:proofErr w:type="spellStart"/>
-            <w:r>
-              <w:rPr>
-                <w:rStyle w:val="Extranjerismo"/>
-                <w:sz w:val="28"/>
-                <w:szCs w:val="28"/>
-              </w:rPr>
-              <w:t>seguimiento</w:t>
-            </w:r>
-            <w:proofErr w:type="spellEnd"/>
-            <w:r>
-              <w:rPr>
-                <w:rStyle w:val="Extranjerismo"/>
-                <w:sz w:val="28"/>
-                <w:szCs w:val="28"/>
-              </w:rPr>
-              <w:t xml:space="preserve"> </w:t>
-            </w:r>
-            <w:proofErr w:type="spellStart"/>
-            <w:r>
-              <w:rPr>
-                <w:rStyle w:val="Extranjerismo"/>
-                <w:sz w:val="28"/>
-                <w:szCs w:val="28"/>
-              </w:rPr>
-              <w:t>comercial</w:t>
-            </w:r>
-            <w:proofErr w:type="spellEnd"/>
-            <w:r>
-              <w:rPr>
-                <w:rStyle w:val="Extranjerismo"/>
-                <w:sz w:val="28"/>
-                <w:szCs w:val="28"/>
-              </w:rPr>
-              <w:t xml:space="preserve">. </w:t>
-            </w:r>
-            <w:proofErr w:type="spellStart"/>
-            <w:r>
-              <w:rPr>
-                <w:rStyle w:val="Extranjerismo"/>
-                <w:sz w:val="28"/>
-                <w:szCs w:val="28"/>
-              </w:rPr>
-              <w:t>LaGrowthMachine</w:t>
-            </w:r>
-            <w:proofErr w:type="spellEnd"/>
-            <w:r>
-              <w:rPr>
-                <w:rStyle w:val="Extranjerismo"/>
-                <w:sz w:val="28"/>
-                <w:szCs w:val="28"/>
-              </w:rPr>
-              <w:t>.</w:t>
+              <w:t>Impulse sus ventas con estas estrategias de seguimiento comercial. LaGrowthMachine.</w:t>
             </w:r>
           </w:p>
         </w:tc>
@@ -10976,32 +10632,20 @@
               <w:pStyle w:val="TextoTablas"/>
               <w:rPr>
                 <w:rStyle w:val="Hipervnculo"/>
-                <w:bCs/>
                 <w:sz w:val="28"/>
                 <w:szCs w:val="28"/>
               </w:rPr>
             </w:pPr>
-            <w:hyperlink r:id="rId20" w:history="1">
+            <w:hyperlink r:id="rId20">
               <w:r>
                 <w:rPr>
                   <w:rStyle w:val="Hipervnculo"/>
-                  <w:bCs/>
                   <w:sz w:val="28"/>
                   <w:szCs w:val="28"/>
                 </w:rPr>
-                <w:t>lagrowthmachine.com</w:t>
+                <w:t>https://lagrowthmachine.com/es/seguimiento-comercial/</w:t>
               </w:r>
             </w:hyperlink>
-          </w:p>
-          <w:p>
-            <w:pPr>
-              <w:pStyle w:val="TextoTablas"/>
-              <w:rPr>
-                <w:rStyle w:val="Hipervnculo"/>
-                <w:sz w:val="28"/>
-                <w:szCs w:val="28"/>
-              </w:rPr>
-            </w:pPr>
           </w:p>
         </w:tc>
       </w:tr>
@@ -11010,7 +10654,7 @@
       <w:pPr>
         <w:pStyle w:val="Titulosgenerales"/>
       </w:pPr>
-      <w:bookmarkStart w:id="25" w:name="_Toc212796989"/>
+      <w:bookmarkStart w:id="25" w:name="_Toc213430860"/>
       <w:r>
         <w:lastRenderedPageBreak/>
         <w:t>Referencias bibliográficas</w:t>
@@ -11025,38 +10669,46 @@
         <w:pStyle w:val="Normal0"/>
         <w:ind w:firstLine="708"/>
         <w:rPr>
-          <w:rStyle w:val="Hipervnculo"/>
-          <w:rFonts w:asciiTheme="minorHAnsi" w:hAnsiTheme="minorHAnsi" w:cstheme="minorHAnsi"/>
+          <w:rFonts w:ascii="Calibri" w:hAnsi="Calibri" w:cs="Calibri"/>
           <w:sz w:val="28"/>
           <w:szCs w:val="28"/>
         </w:rPr>
       </w:pPr>
-      <w:r>
-        <w:rPr>
-          <w:rFonts w:asciiTheme="minorHAnsi" w:hAnsiTheme="minorHAnsi" w:cstheme="minorHAnsi"/>
+      <w:bookmarkStart w:id="26" w:name="_Hlk213430676"/>
+      <w:r>
+        <w:rPr>
+          <w:rFonts w:ascii="Calibri" w:hAnsi="Calibri" w:cs="Calibri"/>
           <w:sz w:val="28"/>
           <w:szCs w:val="28"/>
         </w:rPr>
         <w:t xml:space="preserve">Docsity. (s.f.). Tema 8: La comunicación comercial. Apuntes de Investigación Empresarial. </w:t>
       </w:r>
-      <w:hyperlink r:id="rId21" w:history="1">
+      <w:hyperlink r:id="rId21">
         <w:r>
           <w:rPr>
             <w:rStyle w:val="Hipervnculo"/>
-            <w:rFonts w:asciiTheme="minorHAnsi" w:hAnsiTheme="minorHAnsi" w:cstheme="minorHAnsi"/>
+            <w:rFonts w:ascii="Calibri" w:hAnsi="Calibri" w:cs="Calibri"/>
             <w:sz w:val="28"/>
             <w:szCs w:val="28"/>
           </w:rPr>
-          <w:t>TEMA 8 LA COMUNICACIÓN COMERCIAL La comunicación comercial - Apuntes de Investigación Empresarial para Gerentes | Docsity</w:t>
+          <w:t>https://www.docsity.com/es/docs/tema-8-la-comunicacion-comercial-la-comunicacion-comercial/3402209/</w:t>
         </w:r>
       </w:hyperlink>
+      <w:r>
+        <w:rPr>
+          <w:rFonts w:ascii="Calibri" w:hAnsi="Calibri" w:cs="Calibri"/>
+          <w:sz w:val="28"/>
+          <w:szCs w:val="28"/>
+        </w:rPr>
+        <w:t xml:space="preserve"> </w:t>
+      </w:r>
     </w:p>
     <w:p>
       <w:pPr>
         <w:pStyle w:val="Normal0"/>
         <w:ind w:firstLine="708"/>
         <w:rPr>
-          <w:rFonts w:asciiTheme="minorHAnsi" w:hAnsiTheme="minorHAnsi" w:cstheme="minorHAnsi"/>
+          <w:rFonts w:ascii="Calibri" w:hAnsi="Calibri" w:cs="Calibri"/>
           <w:sz w:val="28"/>
           <w:szCs w:val="28"/>
         </w:rPr>
@@ -11067,14 +10719,14 @@
         <w:pStyle w:val="Normal0"/>
         <w:ind w:firstLine="708"/>
         <w:rPr>
-          <w:rFonts w:asciiTheme="minorHAnsi" w:hAnsiTheme="minorHAnsi" w:cstheme="minorHAnsi"/>
+          <w:rFonts w:ascii="Calibri" w:hAnsi="Calibri" w:cs="Calibri"/>
           <w:sz w:val="28"/>
           <w:szCs w:val="28"/>
         </w:rPr>
       </w:pPr>
       <w:r>
         <w:rPr>
-          <w:rFonts w:asciiTheme="minorHAnsi" w:hAnsiTheme="minorHAnsi" w:cstheme="minorHAnsi"/>
+          <w:rFonts w:ascii="Calibri" w:hAnsi="Calibri" w:cs="Calibri"/>
           <w:sz w:val="28"/>
           <w:szCs w:val="28"/>
         </w:rPr>
@@ -11082,8 +10734,7 @@
       </w:r>
       <w:r>
         <w:rPr>
-          <w:rStyle w:val="Extranjerismo"/>
-          <w:rFonts w:asciiTheme="minorHAnsi" w:hAnsiTheme="minorHAnsi" w:cstheme="minorHAnsi"/>
+          <w:rFonts w:ascii="Calibri" w:hAnsi="Calibri" w:cs="Calibri"/>
           <w:sz w:val="28"/>
           <w:szCs w:val="28"/>
         </w:rPr>
@@ -11091,17 +10742,25 @@
       </w:r>
       <w:r>
         <w:rPr>
-          <w:rFonts w:asciiTheme="minorHAnsi" w:hAnsiTheme="minorHAnsi" w:cstheme="minorHAnsi"/>
+          <w:rFonts w:ascii="Calibri" w:hAnsi="Calibri" w:cs="Calibri"/>
           <w:sz w:val="28"/>
           <w:szCs w:val="28"/>
         </w:rPr>
-        <w:t xml:space="preserve"> y las comunidades de marca [Tesis doctoral, Universidad de Valladolid]. </w:t>
+        <w:t xml:space="preserve"> y las comunidades de marca [Tesis doctoral, Universidad de Valladolid</w:t>
+      </w:r>
+      <w:r>
+        <w:rPr>
+          <w:rFonts w:ascii="Calibri" w:hAnsi="Calibri" w:cs="Calibri"/>
+          <w:sz w:val="28"/>
+          <w:szCs w:val="28"/>
+        </w:rPr>
+        <w:t xml:space="preserve">]. </w:t>
       </w:r>
       <w:hyperlink r:id="rId22" w:history="1">
         <w:r>
           <w:rPr>
             <w:rStyle w:val="Hipervnculo"/>
-            <w:rFonts w:asciiTheme="minorHAnsi" w:hAnsiTheme="minorHAnsi" w:cstheme="minorHAnsi"/>
+            <w:rFonts w:ascii="Calibri" w:hAnsi="Calibri" w:cs="Calibri"/>
             <w:sz w:val="28"/>
             <w:szCs w:val="28"/>
           </w:rPr>
@@ -11114,18 +10773,28 @@
         <w:pStyle w:val="Normal0"/>
         <w:ind w:firstLine="708"/>
         <w:rPr>
-          <w:rFonts w:asciiTheme="minorHAnsi" w:hAnsiTheme="minorHAnsi" w:cstheme="minorHAnsi"/>
+          <w:rFonts w:ascii="Calibri" w:hAnsi="Calibri" w:cs="Calibri"/>
+          <w:szCs w:val="28"/>
+        </w:rPr>
+      </w:pPr>
+    </w:p>
+    <w:p>
+      <w:pPr>
+        <w:pStyle w:val="Normal0"/>
+        <w:ind w:firstLine="708"/>
+        <w:rPr>
+          <w:rFonts w:ascii="Calibri" w:hAnsi="Calibri" w:cs="Calibri"/>
           <w:sz w:val="28"/>
           <w:szCs w:val="28"/>
         </w:rPr>
       </w:pPr>
       <w:r>
         <w:rPr>
-          <w:rFonts w:asciiTheme="minorHAnsi" w:hAnsiTheme="minorHAnsi" w:cstheme="minorHAnsi"/>
+          <w:rFonts w:ascii="Calibri" w:hAnsi="Calibri" w:cs="Calibri"/>
           <w:sz w:val="28"/>
           <w:szCs w:val="28"/>
         </w:rPr>
-        <w:t xml:space="preserve"> </w:t>
+        <w:t xml:space="preserve">Manzanal, M., Chávez, E., &amp; Rivero, A. (2020). Los elementos de la negociación: ¿cómo intervienen dentro de las etapas? Revista CEA, 4(1). </w:t>
       </w:r>
     </w:p>
     <w:p>
@@ -11133,24 +10802,17 @@
         <w:pStyle w:val="Normal0"/>
         <w:ind w:firstLine="708"/>
         <w:rPr>
-          <w:rFonts w:asciiTheme="minorHAnsi" w:hAnsiTheme="minorHAnsi" w:cstheme="minorHAnsi"/>
+          <w:rStyle w:val="Hipervnculo"/>
+          <w:rFonts w:ascii="Calibri" w:hAnsi="Calibri" w:cs="Calibri"/>
           <w:sz w:val="28"/>
           <w:szCs w:val="28"/>
         </w:rPr>
       </w:pPr>
-      <w:r>
-        <w:rPr>
-          <w:rFonts w:asciiTheme="minorHAnsi" w:hAnsiTheme="minorHAnsi" w:cstheme="minorHAnsi"/>
-          <w:sz w:val="28"/>
-          <w:szCs w:val="28"/>
-        </w:rPr>
-        <w:t xml:space="preserve">Manzanal, M., Chávez, E., &amp; Rivero, A. (2020). Los elementos de la negociación: ¿cómo intervienen dentro de las etapas? Revista CEA, 4(1). </w:t>
-      </w:r>
-      <w:hyperlink r:id="rId23" w:history="1">
+      <w:hyperlink r:id="rId23">
         <w:r>
           <w:rPr>
             <w:rStyle w:val="Hipervnculo"/>
-            <w:rFonts w:asciiTheme="minorHAnsi" w:hAnsiTheme="minorHAnsi" w:cstheme="minorHAnsi"/>
+            <w:rFonts w:ascii="Calibri" w:hAnsi="Calibri" w:cs="Calibri"/>
             <w:sz w:val="28"/>
             <w:szCs w:val="28"/>
           </w:rPr>
@@ -11163,7 +10825,7 @@
         <w:pStyle w:val="Normal0"/>
         <w:ind w:firstLine="708"/>
         <w:rPr>
-          <w:rFonts w:asciiTheme="minorHAnsi" w:hAnsiTheme="minorHAnsi" w:cstheme="minorHAnsi"/>
+          <w:rFonts w:ascii="Calibri" w:hAnsi="Calibri" w:cs="Calibri"/>
           <w:sz w:val="28"/>
           <w:szCs w:val="28"/>
         </w:rPr>
@@ -11174,14 +10836,14 @@
         <w:pStyle w:val="Normal0"/>
         <w:ind w:firstLine="708"/>
         <w:rPr>
-          <w:rFonts w:asciiTheme="minorHAnsi" w:hAnsiTheme="minorHAnsi" w:cstheme="minorHAnsi"/>
+          <w:rFonts w:ascii="Calibri" w:hAnsi="Calibri" w:cs="Calibri"/>
           <w:sz w:val="28"/>
           <w:szCs w:val="28"/>
         </w:rPr>
       </w:pPr>
       <w:r>
         <w:rPr>
-          <w:rFonts w:asciiTheme="minorHAnsi" w:hAnsiTheme="minorHAnsi" w:cstheme="minorHAnsi"/>
+          <w:rFonts w:ascii="Calibri" w:hAnsi="Calibri" w:cs="Calibri"/>
           <w:sz w:val="28"/>
           <w:szCs w:val="28"/>
         </w:rPr>
@@ -11193,24 +10855,17 @@
         <w:pStyle w:val="Normal0"/>
         <w:ind w:firstLine="708"/>
         <w:rPr>
-          <w:rFonts w:asciiTheme="minorHAnsi" w:hAnsiTheme="minorHAnsi" w:cstheme="minorHAnsi"/>
+          <w:rStyle w:val="Hipervnculo"/>
+          <w:rFonts w:ascii="Calibri" w:hAnsi="Calibri" w:cs="Calibri"/>
           <w:sz w:val="28"/>
           <w:szCs w:val="28"/>
         </w:rPr>
       </w:pPr>
-      <w:r>
-        <w:rPr>
-          <w:rFonts w:asciiTheme="minorHAnsi" w:hAnsiTheme="minorHAnsi" w:cstheme="minorHAnsi"/>
-          <w:sz w:val="28"/>
-          <w:szCs w:val="28"/>
-        </w:rPr>
-        <w:t xml:space="preserve"> </w:t>
-      </w:r>
       <w:hyperlink r:id="rId24" w:history="1">
         <w:r>
           <w:rPr>
             <w:rStyle w:val="Hipervnculo"/>
-            <w:rFonts w:asciiTheme="minorHAnsi" w:hAnsiTheme="minorHAnsi" w:cstheme="minorHAnsi"/>
+            <w:rFonts w:ascii="Calibri" w:hAnsi="Calibri" w:cs="Calibri"/>
             <w:sz w:val="28"/>
             <w:szCs w:val="28"/>
           </w:rPr>
@@ -11223,7 +10878,7 @@
         <w:pStyle w:val="Normal0"/>
         <w:ind w:firstLine="708"/>
         <w:rPr>
-          <w:rFonts w:asciiTheme="minorHAnsi" w:hAnsiTheme="minorHAnsi" w:cstheme="minorHAnsi"/>
+          <w:rFonts w:ascii="Calibri" w:hAnsi="Calibri" w:cs="Calibri"/>
           <w:sz w:val="28"/>
           <w:szCs w:val="28"/>
         </w:rPr>
@@ -11234,37 +10889,59 @@
         <w:pStyle w:val="Normal0"/>
         <w:ind w:firstLine="708"/>
         <w:rPr>
-          <w:rFonts w:asciiTheme="minorHAnsi" w:hAnsiTheme="minorHAnsi" w:cstheme="minorHAnsi"/>
+          <w:rFonts w:ascii="Calibri" w:hAnsi="Calibri" w:cs="Calibri"/>
           <w:sz w:val="28"/>
           <w:szCs w:val="28"/>
         </w:rPr>
       </w:pPr>
       <w:r>
         <w:rPr>
-          <w:rFonts w:asciiTheme="minorHAnsi" w:hAnsiTheme="minorHAnsi" w:cstheme="minorHAnsi"/>
+          <w:rFonts w:ascii="Calibri" w:hAnsi="Calibri" w:cs="Calibri"/>
           <w:sz w:val="28"/>
           <w:szCs w:val="28"/>
         </w:rPr>
         <w:t xml:space="preserve">Niño Sierra, D. F. (s.f.). Fidelización del cliente. Fundación Universitaria UNIEMPRESARIAL. </w:t>
       </w:r>
+    </w:p>
+    <w:p>
+      <w:pPr>
+        <w:pBdr>
+          <w:top w:val="nil"/>
+          <w:left w:val="nil"/>
+          <w:bottom w:val="nil"/>
+          <w:right w:val="nil"/>
+          <w:between w:val="nil"/>
+        </w:pBdr>
+        <w:ind w:left="1004" w:hanging="720"/>
+        <w:rPr>
+          <w:rFonts w:ascii="Calibri" w:hAnsi="Calibri" w:cs="Calibri"/>
+          <w:szCs w:val="28"/>
+        </w:rPr>
+      </w:pPr>
       <w:hyperlink r:id="rId25" w:history="1">
         <w:r>
           <w:rPr>
             <w:rStyle w:val="Hipervnculo"/>
-            <w:rFonts w:asciiTheme="minorHAnsi" w:hAnsiTheme="minorHAnsi" w:cstheme="minorHAnsi"/>
-            <w:sz w:val="28"/>
+            <w:rFonts w:ascii="Calibri" w:hAnsi="Calibri" w:cs="Calibri"/>
             <w:szCs w:val="28"/>
           </w:rPr>
           <w:t>https://bibliotecadigital.ccb.org.co/server/api/core/bitstreams/a4b5d64d-a649-4170-8d61-6b8b400e6dbd/content</w:t>
         </w:r>
       </w:hyperlink>
+      <w:r>
+        <w:rPr>
+          <w:rFonts w:ascii="Calibri" w:hAnsi="Calibri" w:cs="Calibri"/>
+          <w:szCs w:val="28"/>
+        </w:rPr>
+        <w:t xml:space="preserve"> </w:t>
+      </w:r>
     </w:p>
     <w:p>
       <w:pPr>
         <w:pStyle w:val="Normal0"/>
         <w:ind w:firstLine="708"/>
         <w:rPr>
-          <w:rFonts w:asciiTheme="minorHAnsi" w:hAnsiTheme="minorHAnsi" w:cstheme="minorHAnsi"/>
+          <w:rFonts w:ascii="Calibri" w:hAnsi="Calibri" w:cs="Calibri"/>
           <w:sz w:val="28"/>
           <w:szCs w:val="28"/>
         </w:rPr>
@@ -11275,14 +10952,14 @@
         <w:pStyle w:val="Normal0"/>
         <w:ind w:firstLine="708"/>
         <w:rPr>
-          <w:rFonts w:asciiTheme="minorHAnsi" w:hAnsiTheme="minorHAnsi" w:cstheme="minorHAnsi"/>
+          <w:rFonts w:ascii="Calibri" w:hAnsi="Calibri" w:cs="Calibri"/>
           <w:sz w:val="28"/>
           <w:szCs w:val="28"/>
         </w:rPr>
       </w:pPr>
       <w:r>
         <w:rPr>
-          <w:rFonts w:asciiTheme="minorHAnsi" w:hAnsiTheme="minorHAnsi" w:cstheme="minorHAnsi"/>
+          <w:rFonts w:ascii="Calibri" w:hAnsi="Calibri" w:cs="Calibri"/>
           <w:sz w:val="28"/>
           <w:szCs w:val="28"/>
         </w:rPr>
@@ -11292,7 +10969,7 @@
         <w:r>
           <w:rPr>
             <w:rStyle w:val="Hipervnculo"/>
-            <w:rFonts w:asciiTheme="minorHAnsi" w:hAnsiTheme="minorHAnsi" w:cstheme="minorHAnsi"/>
+            <w:rFonts w:ascii="Calibri" w:hAnsi="Calibri" w:cs="Calibri"/>
             <w:sz w:val="28"/>
             <w:szCs w:val="28"/>
           </w:rPr>
@@ -11302,61 +10979,10 @@
     </w:p>
     <w:p>
       <w:pPr>
-        <w:pStyle w:val="Normal0"/>
-        <w:ind w:firstLine="708"/>
-        <w:rPr>
-          <w:rFonts w:asciiTheme="minorHAnsi" w:hAnsiTheme="minorHAnsi" w:cstheme="minorHAnsi"/>
-          <w:sz w:val="28"/>
-          <w:szCs w:val="28"/>
-        </w:rPr>
-      </w:pPr>
-      <w:r>
-        <w:rPr>
-          <w:rFonts w:asciiTheme="minorHAnsi" w:hAnsiTheme="minorHAnsi" w:cstheme="minorHAnsi"/>
-          <w:sz w:val="28"/>
-          <w:szCs w:val="28"/>
-        </w:rPr>
-        <w:t xml:space="preserve"> </w:t>
-      </w:r>
-    </w:p>
-    <w:p>
-      <w:pPr>
-        <w:pStyle w:val="Normal0"/>
-        <w:ind w:firstLine="708"/>
-        <w:rPr>
-          <w:rFonts w:asciiTheme="minorHAnsi" w:hAnsiTheme="minorHAnsi" w:cstheme="minorHAnsi"/>
-          <w:sz w:val="28"/>
-          <w:szCs w:val="28"/>
-        </w:rPr>
-      </w:pPr>
-    </w:p>
-    <w:p>
-      <w:pPr>
-        <w:pStyle w:val="Normal0"/>
-        <w:ind w:firstLine="708"/>
-        <w:rPr>
-          <w:rFonts w:asciiTheme="minorHAnsi" w:hAnsiTheme="minorHAnsi" w:cstheme="minorHAnsi"/>
-          <w:sz w:val="28"/>
-          <w:szCs w:val="28"/>
-        </w:rPr>
-      </w:pPr>
-    </w:p>
-    <w:p>
-      <w:pPr>
-        <w:pStyle w:val="Normal0"/>
-        <w:ind w:firstLine="708"/>
-        <w:rPr>
-          <w:rFonts w:asciiTheme="minorHAnsi" w:hAnsiTheme="minorHAnsi" w:cstheme="minorHAnsi"/>
-          <w:sz w:val="28"/>
-          <w:szCs w:val="28"/>
-        </w:rPr>
-      </w:pPr>
-    </w:p>
-    <w:p>
-      <w:pPr>
         <w:pStyle w:val="Titulosgenerales"/>
       </w:pPr>
-      <w:bookmarkStart w:id="26" w:name="_Toc212796990"/>
+      <w:bookmarkStart w:id="27" w:name="_Toc213430861"/>
+      <w:bookmarkEnd w:id="26"/>
       <w:r>
         <w:lastRenderedPageBreak/>
         <w:t>C</w:t>
@@ -11364,7 +10990,7 @@
       <w:r>
         <w:t>réditos</w:t>
       </w:r>
-      <w:bookmarkEnd w:id="26"/>
+      <w:bookmarkEnd w:id="27"/>
     </w:p>
     <w:tbl>
       <w:tblPr>
@@ -19079,21 +18705,6 @@
 </file>
 
 <file path=customXml/item1.xml><?xml version="1.0" encoding="utf-8"?>
-<p:properties xmlns:p="http://schemas.microsoft.com/office/2006/metadata/properties" xmlns:xsi="http://www.w3.org/2001/XMLSchema-instance" xmlns:pc="http://schemas.microsoft.com/office/infopath/2007/PartnerControls">
-  <documentManagement>
-    <TaxCatchAll xmlns="cb45339b-ced9-4d0d-8f64-77573914d53b"/>
-    <lcf76f155ced4ddcb4097134ff3c332f xmlns="43a3ca16-9c26-4813-b83f-4aec9927b43f">
-      <Terms xmlns="http://schemas.microsoft.com/office/infopath/2007/PartnerControls"/>
-    </lcf76f155ced4ddcb4097134ff3c332f>
-  </documentManagement>
-</p:properties>
-</file>
-
-<file path=customXml/item2.xml><?xml version="1.0" encoding="utf-8"?>
-<b:Sources xmlns:b="http://schemas.openxmlformats.org/officeDocument/2006/bibliography" xmlns="http://schemas.openxmlformats.org/officeDocument/2006/bibliography" SelectedStyle="\APASixthEditionOfficeOnline.xsl" StyleName="APA" Version="6"/>
-</file>
-
-<file path=customXml/item3.xml><?xml version="1.0" encoding="utf-8"?>
 <ct:contentTypeSchema xmlns:ct="http://schemas.microsoft.com/office/2006/metadata/contentType" xmlns:ma="http://schemas.microsoft.com/office/2006/metadata/properties/metaAttributes" ct:_="" ma:_="" ma:contentTypeName="Documento" ma:contentTypeID="0x01010049282E1EDBE9234EA9E6D38F720E265F" ma:contentTypeVersion="15" ma:contentTypeDescription="Crear nuevo documento." ma:contentTypeScope="" ma:versionID="b31c7aa9eaf043a08b87120b3c4916e3">
   <xsd:schema xmlns:xsd="http://www.w3.org/2001/XMLSchema" xmlns:xs="http://www.w3.org/2001/XMLSchema" xmlns:p="http://schemas.microsoft.com/office/2006/metadata/properties" xmlns:ns2="cb45339b-ced9-4d0d-8f64-77573914d53b" xmlns:ns3="43a3ca16-9c26-4813-b83f-4aec9927b43f" targetNamespace="http://schemas.microsoft.com/office/2006/metadata/properties" ma:root="true" ma:fieldsID="3533d065b04d75c457075bc55f1f5315" ns2:_="" ns3:_="">
     <xsd:import namespace="cb45339b-ced9-4d0d-8f64-77573914d53b"/>
@@ -19328,6 +18939,21 @@
 </ct:contentTypeSchema>
 </file>
 
+<file path=customXml/item2.xml><?xml version="1.0" encoding="utf-8"?>
+<b:Sources xmlns:b="http://schemas.openxmlformats.org/officeDocument/2006/bibliography" xmlns="http://schemas.openxmlformats.org/officeDocument/2006/bibliography" SelectedStyle="\APASixthEditionOfficeOnline.xsl" StyleName="APA" Version="6"/>
+</file>
+
+<file path=customXml/item3.xml><?xml version="1.0" encoding="utf-8"?>
+<p:properties xmlns:p="http://schemas.microsoft.com/office/2006/metadata/properties" xmlns:xsi="http://www.w3.org/2001/XMLSchema-instance" xmlns:pc="http://schemas.microsoft.com/office/infopath/2007/PartnerControls">
+  <documentManagement>
+    <TaxCatchAll xmlns="cb45339b-ced9-4d0d-8f64-77573914d53b"/>
+    <lcf76f155ced4ddcb4097134ff3c332f xmlns="43a3ca16-9c26-4813-b83f-4aec9927b43f">
+      <Terms xmlns="http://schemas.microsoft.com/office/infopath/2007/PartnerControls"/>
+    </lcf76f155ced4ddcb4097134ff3c332f>
+  </documentManagement>
+</p:properties>
+</file>
+
 <file path=customXml/item4.xml><?xml version="1.0" encoding="utf-8"?>
 <?mso-contentType ?>
 <FormTemplates xmlns="http://schemas.microsoft.com/sharepoint/v3/contenttype/forms">
@@ -19338,25 +18964,6 @@
 </file>
 
 <file path=customXml/itemProps1.xml><?xml version="1.0" encoding="utf-8"?>
-<ds:datastoreItem xmlns:ds="http://schemas.openxmlformats.org/officeDocument/2006/customXml" ds:itemID="{1145D752-ACC1-45E1-AB53-0C756F67FC7F}">
-  <ds:schemaRefs>
-    <ds:schemaRef ds:uri="http://schemas.microsoft.com/office/2006/metadata/properties"/>
-    <ds:schemaRef ds:uri="http://schemas.microsoft.com/office/infopath/2007/PartnerControls"/>
-    <ds:schemaRef ds:uri="cb45339b-ced9-4d0d-8f64-77573914d53b"/>
-    <ds:schemaRef ds:uri="43a3ca16-9c26-4813-b83f-4aec9927b43f"/>
-  </ds:schemaRefs>
-</ds:datastoreItem>
-</file>
-
-<file path=customXml/itemProps2.xml><?xml version="1.0" encoding="utf-8"?>
-<ds:datastoreItem xmlns:ds="http://schemas.openxmlformats.org/officeDocument/2006/customXml" ds:itemID="{E8AB44A3-7C62-4BD2-82ED-8ABC209970FA}">
-  <ds:schemaRefs>
-    <ds:schemaRef ds:uri="http://schemas.openxmlformats.org/officeDocument/2006/bibliography"/>
-  </ds:schemaRefs>
-</ds:datastoreItem>
-</file>
-
-<file path=customXml/itemProps3.xml><?xml version="1.0" encoding="utf-8"?>
 <ds:datastoreItem xmlns:ds="http://schemas.openxmlformats.org/officeDocument/2006/customXml" ds:itemID="{DF43E046-DB0C-42D1-8C73-AE38B52F1ED7}">
   <ds:schemaRefs>
     <ds:schemaRef ds:uri="http://schemas.microsoft.com/office/2006/metadata/contentType"/>
@@ -19375,6 +18982,25 @@
 </ds:datastoreItem>
 </file>
 
+<file path=customXml/itemProps2.xml><?xml version="1.0" encoding="utf-8"?>
+<ds:datastoreItem xmlns:ds="http://schemas.openxmlformats.org/officeDocument/2006/customXml" ds:itemID="{E8AB44A3-7C62-4BD2-82ED-8ABC209970FA}">
+  <ds:schemaRefs>
+    <ds:schemaRef ds:uri="http://schemas.openxmlformats.org/officeDocument/2006/bibliography"/>
+  </ds:schemaRefs>
+</ds:datastoreItem>
+</file>
+
+<file path=customXml/itemProps3.xml><?xml version="1.0" encoding="utf-8"?>
+<ds:datastoreItem xmlns:ds="http://schemas.openxmlformats.org/officeDocument/2006/customXml" ds:itemID="{1145D752-ACC1-45E1-AB53-0C756F67FC7F}">
+  <ds:schemaRefs>
+    <ds:schemaRef ds:uri="http://schemas.microsoft.com/office/2006/metadata/properties"/>
+    <ds:schemaRef ds:uri="http://schemas.microsoft.com/office/infopath/2007/PartnerControls"/>
+    <ds:schemaRef ds:uri="cb45339b-ced9-4d0d-8f64-77573914d53b"/>
+    <ds:schemaRef ds:uri="43a3ca16-9c26-4813-b83f-4aec9927b43f"/>
+  </ds:schemaRefs>
+</ds:datastoreItem>
+</file>
+
 <file path=customXml/itemProps4.xml><?xml version="1.0" encoding="utf-8"?>
 <ds:datastoreItem xmlns:ds="http://schemas.openxmlformats.org/officeDocument/2006/customXml" ds:itemID="{81CBDEC1-3B00-44ED-AD36-0268077980BA}">
   <ds:schemaRefs>
